--- a/multimedia/WCNH_template_v2.docx
+++ b/multimedia/WCNH_template_v2.docx
@@ -53,7 +53,539 @@
         <w:rPr>
           <w:lang w:val="en-GB"/>
         </w:rPr>
-        <w:t>Lorem ipsum dolor sit amet, consectetur adipiscing elit. Sed non enim lectus. Duis id aliquet ante. Etiam ornare, nibh et tincidunt dignissim, arcu ante pretium leo, ac imperdiet sem erat vel nibh. Nullam laoreet odio ac urna accumsan mattis. Phasellus eget urna risus. Mauris a lorem mi. Vestibulum leo ipsum, efficitur in sagittis ut, fringilla et urna.</w:t>
+        <w:t xml:space="preserve">Lorem ipsum </w:t>
+      </w:r>
+      <w:proofErr w:type="spellStart"/>
+      <w:r>
+        <w:rPr>
+          <w:lang w:val="en-GB"/>
+        </w:rPr>
+        <w:t>dolor</w:t>
+      </w:r>
+      <w:proofErr w:type="spellEnd"/>
+      <w:r>
+        <w:rPr>
+          <w:lang w:val="en-GB"/>
+        </w:rPr>
+        <w:t xml:space="preserve"> </w:t>
+      </w:r>
+      <w:proofErr w:type="gramStart"/>
+      <w:r>
+        <w:rPr>
+          <w:lang w:val="en-GB"/>
+        </w:rPr>
+        <w:t>sit</w:t>
+      </w:r>
+      <w:proofErr w:type="gramEnd"/>
+      <w:r>
+        <w:rPr>
+          <w:lang w:val="en-GB"/>
+        </w:rPr>
+        <w:t xml:space="preserve"> </w:t>
+      </w:r>
+      <w:proofErr w:type="spellStart"/>
+      <w:r>
+        <w:rPr>
+          <w:lang w:val="en-GB"/>
+        </w:rPr>
+        <w:t>amet</w:t>
+      </w:r>
+      <w:proofErr w:type="spellEnd"/>
+      <w:r>
+        <w:rPr>
+          <w:lang w:val="en-GB"/>
+        </w:rPr>
+        <w:t xml:space="preserve">, </w:t>
+      </w:r>
+      <w:proofErr w:type="spellStart"/>
+      <w:r>
+        <w:rPr>
+          <w:lang w:val="en-GB"/>
+        </w:rPr>
+        <w:t>consectetur</w:t>
+      </w:r>
+      <w:proofErr w:type="spellEnd"/>
+      <w:r>
+        <w:rPr>
+          <w:lang w:val="en-GB"/>
+        </w:rPr>
+        <w:t xml:space="preserve"> </w:t>
+      </w:r>
+      <w:proofErr w:type="spellStart"/>
+      <w:r>
+        <w:rPr>
+          <w:lang w:val="en-GB"/>
+        </w:rPr>
+        <w:t>adipiscing</w:t>
+      </w:r>
+      <w:proofErr w:type="spellEnd"/>
+      <w:r>
+        <w:rPr>
+          <w:lang w:val="en-GB"/>
+        </w:rPr>
+        <w:t xml:space="preserve"> </w:t>
+      </w:r>
+      <w:proofErr w:type="spellStart"/>
+      <w:r>
+        <w:rPr>
+          <w:lang w:val="en-GB"/>
+        </w:rPr>
+        <w:t>elit</w:t>
+      </w:r>
+      <w:proofErr w:type="spellEnd"/>
+      <w:r>
+        <w:rPr>
+          <w:lang w:val="en-GB"/>
+        </w:rPr>
+        <w:t xml:space="preserve">. Sed non </w:t>
+      </w:r>
+      <w:proofErr w:type="spellStart"/>
+      <w:r>
+        <w:rPr>
+          <w:lang w:val="en-GB"/>
+        </w:rPr>
+        <w:t>enim</w:t>
+      </w:r>
+      <w:proofErr w:type="spellEnd"/>
+      <w:r>
+        <w:rPr>
+          <w:lang w:val="en-GB"/>
+        </w:rPr>
+        <w:t xml:space="preserve"> </w:t>
+      </w:r>
+      <w:proofErr w:type="spellStart"/>
+      <w:r>
+        <w:rPr>
+          <w:lang w:val="en-GB"/>
+        </w:rPr>
+        <w:t>lectus</w:t>
+      </w:r>
+      <w:proofErr w:type="spellEnd"/>
+      <w:r>
+        <w:rPr>
+          <w:lang w:val="en-GB"/>
+        </w:rPr>
+        <w:t xml:space="preserve">. Duis id </w:t>
+      </w:r>
+      <w:proofErr w:type="spellStart"/>
+      <w:r>
+        <w:rPr>
+          <w:lang w:val="en-GB"/>
+        </w:rPr>
+        <w:t>aliquet</w:t>
+      </w:r>
+      <w:proofErr w:type="spellEnd"/>
+      <w:r>
+        <w:rPr>
+          <w:lang w:val="en-GB"/>
+        </w:rPr>
+        <w:t xml:space="preserve"> ante. </w:t>
+      </w:r>
+      <w:proofErr w:type="spellStart"/>
+      <w:r>
+        <w:rPr>
+          <w:lang w:val="en-GB"/>
+        </w:rPr>
+        <w:t>Etiam</w:t>
+      </w:r>
+      <w:proofErr w:type="spellEnd"/>
+      <w:r>
+        <w:rPr>
+          <w:lang w:val="en-GB"/>
+        </w:rPr>
+        <w:t xml:space="preserve"> </w:t>
+      </w:r>
+      <w:proofErr w:type="spellStart"/>
+      <w:r>
+        <w:rPr>
+          <w:lang w:val="en-GB"/>
+        </w:rPr>
+        <w:t>ornare</w:t>
+      </w:r>
+      <w:proofErr w:type="spellEnd"/>
+      <w:r>
+        <w:rPr>
+          <w:lang w:val="en-GB"/>
+        </w:rPr>
+        <w:t xml:space="preserve">, </w:t>
+      </w:r>
+      <w:proofErr w:type="spellStart"/>
+      <w:r>
+        <w:rPr>
+          <w:lang w:val="en-GB"/>
+        </w:rPr>
+        <w:t>nibh</w:t>
+      </w:r>
+      <w:proofErr w:type="spellEnd"/>
+      <w:r>
+        <w:rPr>
+          <w:lang w:val="en-GB"/>
+        </w:rPr>
+        <w:t xml:space="preserve"> et </w:t>
+      </w:r>
+      <w:proofErr w:type="spellStart"/>
+      <w:r>
+        <w:rPr>
+          <w:lang w:val="en-GB"/>
+        </w:rPr>
+        <w:t>tincidunt</w:t>
+      </w:r>
+      <w:proofErr w:type="spellEnd"/>
+      <w:r>
+        <w:rPr>
+          <w:lang w:val="en-GB"/>
+        </w:rPr>
+        <w:t xml:space="preserve"> </w:t>
+      </w:r>
+      <w:proofErr w:type="spellStart"/>
+      <w:r>
+        <w:rPr>
+          <w:lang w:val="en-GB"/>
+        </w:rPr>
+        <w:t>dignissim</w:t>
+      </w:r>
+      <w:proofErr w:type="spellEnd"/>
+      <w:r>
+        <w:rPr>
+          <w:lang w:val="en-GB"/>
+        </w:rPr>
+        <w:t xml:space="preserve">, </w:t>
+      </w:r>
+      <w:proofErr w:type="spellStart"/>
+      <w:r>
+        <w:rPr>
+          <w:lang w:val="en-GB"/>
+        </w:rPr>
+        <w:t>arcu</w:t>
+      </w:r>
+      <w:proofErr w:type="spellEnd"/>
+      <w:r>
+        <w:rPr>
+          <w:lang w:val="en-GB"/>
+        </w:rPr>
+        <w:t xml:space="preserve"> ante </w:t>
+      </w:r>
+      <w:proofErr w:type="spellStart"/>
+      <w:r>
+        <w:rPr>
+          <w:lang w:val="en-GB"/>
+        </w:rPr>
+        <w:t>pretium</w:t>
+      </w:r>
+      <w:proofErr w:type="spellEnd"/>
+      <w:r>
+        <w:rPr>
+          <w:lang w:val="en-GB"/>
+        </w:rPr>
+        <w:t xml:space="preserve"> </w:t>
+      </w:r>
+      <w:proofErr w:type="spellStart"/>
+      <w:r>
+        <w:rPr>
+          <w:lang w:val="en-GB"/>
+        </w:rPr>
+        <w:t>leo</w:t>
+      </w:r>
+      <w:proofErr w:type="spellEnd"/>
+      <w:r>
+        <w:rPr>
+          <w:lang w:val="en-GB"/>
+        </w:rPr>
+        <w:t xml:space="preserve">, ac </w:t>
+      </w:r>
+      <w:proofErr w:type="spellStart"/>
+      <w:r>
+        <w:rPr>
+          <w:lang w:val="en-GB"/>
+        </w:rPr>
+        <w:t>imperdiet</w:t>
+      </w:r>
+      <w:proofErr w:type="spellEnd"/>
+      <w:r>
+        <w:rPr>
+          <w:lang w:val="en-GB"/>
+        </w:rPr>
+        <w:t xml:space="preserve"> </w:t>
+      </w:r>
+      <w:proofErr w:type="spellStart"/>
+      <w:r>
+        <w:rPr>
+          <w:lang w:val="en-GB"/>
+        </w:rPr>
+        <w:t>sem</w:t>
+      </w:r>
+      <w:proofErr w:type="spellEnd"/>
+      <w:r>
+        <w:rPr>
+          <w:lang w:val="en-GB"/>
+        </w:rPr>
+        <w:t xml:space="preserve"> </w:t>
+      </w:r>
+      <w:proofErr w:type="spellStart"/>
+      <w:r>
+        <w:rPr>
+          <w:lang w:val="en-GB"/>
+        </w:rPr>
+        <w:t>erat</w:t>
+      </w:r>
+      <w:proofErr w:type="spellEnd"/>
+      <w:r>
+        <w:rPr>
+          <w:lang w:val="en-GB"/>
+        </w:rPr>
+        <w:t xml:space="preserve"> </w:t>
+      </w:r>
+      <w:proofErr w:type="spellStart"/>
+      <w:r>
+        <w:rPr>
+          <w:lang w:val="en-GB"/>
+        </w:rPr>
+        <w:t>vel</w:t>
+      </w:r>
+      <w:proofErr w:type="spellEnd"/>
+      <w:r>
+        <w:rPr>
+          <w:lang w:val="en-GB"/>
+        </w:rPr>
+        <w:t xml:space="preserve"> </w:t>
+      </w:r>
+      <w:proofErr w:type="spellStart"/>
+      <w:r>
+        <w:rPr>
+          <w:lang w:val="en-GB"/>
+        </w:rPr>
+        <w:t>nibh</w:t>
+      </w:r>
+      <w:proofErr w:type="spellEnd"/>
+      <w:r>
+        <w:rPr>
+          <w:lang w:val="en-GB"/>
+        </w:rPr>
+        <w:t xml:space="preserve">. </w:t>
+      </w:r>
+      <w:proofErr w:type="spellStart"/>
+      <w:r>
+        <w:rPr>
+          <w:lang w:val="en-GB"/>
+        </w:rPr>
+        <w:t>Nullam</w:t>
+      </w:r>
+      <w:proofErr w:type="spellEnd"/>
+      <w:r>
+        <w:rPr>
+          <w:lang w:val="en-GB"/>
+        </w:rPr>
+        <w:t xml:space="preserve"> </w:t>
+      </w:r>
+      <w:proofErr w:type="spellStart"/>
+      <w:r>
+        <w:rPr>
+          <w:lang w:val="en-GB"/>
+        </w:rPr>
+        <w:t>laoreet</w:t>
+      </w:r>
+      <w:proofErr w:type="spellEnd"/>
+      <w:r>
+        <w:rPr>
+          <w:lang w:val="en-GB"/>
+        </w:rPr>
+        <w:t xml:space="preserve"> </w:t>
+      </w:r>
+      <w:proofErr w:type="spellStart"/>
+      <w:r>
+        <w:rPr>
+          <w:lang w:val="en-GB"/>
+        </w:rPr>
+        <w:t>odio</w:t>
+      </w:r>
+      <w:proofErr w:type="spellEnd"/>
+      <w:r>
+        <w:rPr>
+          <w:lang w:val="en-GB"/>
+        </w:rPr>
+        <w:t xml:space="preserve"> ac </w:t>
+      </w:r>
+      <w:proofErr w:type="spellStart"/>
+      <w:r>
+        <w:rPr>
+          <w:lang w:val="en-GB"/>
+        </w:rPr>
+        <w:t>urna</w:t>
+      </w:r>
+      <w:proofErr w:type="spellEnd"/>
+      <w:r>
+        <w:rPr>
+          <w:lang w:val="en-GB"/>
+        </w:rPr>
+        <w:t xml:space="preserve"> </w:t>
+      </w:r>
+      <w:proofErr w:type="spellStart"/>
+      <w:r>
+        <w:rPr>
+          <w:lang w:val="en-GB"/>
+        </w:rPr>
+        <w:t>accumsan</w:t>
+      </w:r>
+      <w:proofErr w:type="spellEnd"/>
+      <w:r>
+        <w:rPr>
+          <w:lang w:val="en-GB"/>
+        </w:rPr>
+        <w:t xml:space="preserve"> </w:t>
+      </w:r>
+      <w:proofErr w:type="spellStart"/>
+      <w:r>
+        <w:rPr>
+          <w:lang w:val="en-GB"/>
+        </w:rPr>
+        <w:t>mattis</w:t>
+      </w:r>
+      <w:proofErr w:type="spellEnd"/>
+      <w:r>
+        <w:rPr>
+          <w:lang w:val="en-GB"/>
+        </w:rPr>
+        <w:t xml:space="preserve">. </w:t>
+      </w:r>
+      <w:proofErr w:type="spellStart"/>
+      <w:r>
+        <w:rPr>
+          <w:lang w:val="en-GB"/>
+        </w:rPr>
+        <w:t>Phasellus</w:t>
+      </w:r>
+      <w:proofErr w:type="spellEnd"/>
+      <w:r>
+        <w:rPr>
+          <w:lang w:val="en-GB"/>
+        </w:rPr>
+        <w:t xml:space="preserve"> </w:t>
+      </w:r>
+      <w:proofErr w:type="spellStart"/>
+      <w:r>
+        <w:rPr>
+          <w:lang w:val="en-GB"/>
+        </w:rPr>
+        <w:t>eget</w:t>
+      </w:r>
+      <w:proofErr w:type="spellEnd"/>
+      <w:r>
+        <w:rPr>
+          <w:lang w:val="en-GB"/>
+        </w:rPr>
+        <w:t xml:space="preserve"> </w:t>
+      </w:r>
+      <w:proofErr w:type="spellStart"/>
+      <w:r>
+        <w:rPr>
+          <w:lang w:val="en-GB"/>
+        </w:rPr>
+        <w:t>urna</w:t>
+      </w:r>
+      <w:proofErr w:type="spellEnd"/>
+      <w:r>
+        <w:rPr>
+          <w:lang w:val="en-GB"/>
+        </w:rPr>
+        <w:t xml:space="preserve"> </w:t>
+      </w:r>
+      <w:proofErr w:type="spellStart"/>
+      <w:r>
+        <w:rPr>
+          <w:lang w:val="en-GB"/>
+        </w:rPr>
+        <w:t>risus</w:t>
+      </w:r>
+      <w:proofErr w:type="spellEnd"/>
+      <w:r>
+        <w:rPr>
+          <w:lang w:val="en-GB"/>
+        </w:rPr>
+        <w:t xml:space="preserve">. Mauris a lorem mi. Vestibulum </w:t>
+      </w:r>
+      <w:proofErr w:type="spellStart"/>
+      <w:r>
+        <w:rPr>
+          <w:lang w:val="en-GB"/>
+        </w:rPr>
+        <w:t>leo</w:t>
+      </w:r>
+      <w:proofErr w:type="spellEnd"/>
+      <w:r>
+        <w:rPr>
+          <w:lang w:val="en-GB"/>
+        </w:rPr>
+        <w:t xml:space="preserve"> ipsum, </w:t>
+      </w:r>
+      <w:proofErr w:type="spellStart"/>
+      <w:r>
+        <w:rPr>
+          <w:lang w:val="en-GB"/>
+        </w:rPr>
+        <w:t>efficitur</w:t>
+      </w:r>
+      <w:proofErr w:type="spellEnd"/>
+      <w:r>
+        <w:rPr>
+          <w:lang w:val="en-GB"/>
+        </w:rPr>
+        <w:t xml:space="preserve"> in </w:t>
+      </w:r>
+      <w:proofErr w:type="spellStart"/>
+      <w:r>
+        <w:rPr>
+          <w:lang w:val="en-GB"/>
+        </w:rPr>
+        <w:t>sagittis</w:t>
+      </w:r>
+      <w:proofErr w:type="spellEnd"/>
+      <w:r>
+        <w:rPr>
+          <w:lang w:val="en-GB"/>
+        </w:rPr>
+        <w:t xml:space="preserve"> </w:t>
+      </w:r>
+      <w:proofErr w:type="spellStart"/>
+      <w:r>
+        <w:rPr>
+          <w:lang w:val="en-GB"/>
+        </w:rPr>
+        <w:t>ut</w:t>
+      </w:r>
+      <w:proofErr w:type="spellEnd"/>
+      <w:r>
+        <w:rPr>
+          <w:lang w:val="en-GB"/>
+        </w:rPr>
+        <w:t xml:space="preserve">, </w:t>
+      </w:r>
+      <w:proofErr w:type="spellStart"/>
+      <w:r>
+        <w:rPr>
+          <w:lang w:val="en-GB"/>
+        </w:rPr>
+        <w:t>fringilla</w:t>
+      </w:r>
+      <w:proofErr w:type="spellEnd"/>
+      <w:r>
+        <w:rPr>
+          <w:lang w:val="en-GB"/>
+        </w:rPr>
+        <w:t xml:space="preserve"> et </w:t>
+      </w:r>
+      <w:proofErr w:type="spellStart"/>
+      <w:r>
+        <w:rPr>
+          <w:lang w:val="en-GB"/>
+        </w:rPr>
+        <w:t>urna</w:t>
+      </w:r>
+      <w:proofErr w:type="spellEnd"/>
+      <w:r>
+        <w:rPr>
+          <w:lang w:val="en-GB"/>
+        </w:rPr>
+        <w:t>.</w:t>
       </w:r>
     </w:p>
     <w:p>
@@ -62,11 +594,635 @@
           <w:lang w:val="en-GB"/>
         </w:rPr>
       </w:pPr>
-      <w:r>
-        <w:rPr>
-          <w:lang w:val="en-GB"/>
-        </w:rPr>
-        <w:t>Fusce eu suscipit eros, at posuere dolor. Phasellus et venenatis magna, vitae varius quam. Class aptent taciti sociosqu ad litora torquent per conubia nostra, per inceptos himenaeos. Integer eu neque non arcu dignissim lobortis. Proin pellentesque elit nunc, vel placerat tortor hendrerit eget. Nulla facilisi. Fusce ac orci non ligula consectetur maximus sit amet in velit. Cras porttitor gravida ex. Ut ultricies mi pretium, posuere purus at, vehicula turpis. Aenean ac aliquet mi.</w:t>
+      <w:proofErr w:type="spellStart"/>
+      <w:r>
+        <w:rPr>
+          <w:lang w:val="en-GB"/>
+        </w:rPr>
+        <w:t>Fusce</w:t>
+      </w:r>
+      <w:proofErr w:type="spellEnd"/>
+      <w:r>
+        <w:rPr>
+          <w:lang w:val="en-GB"/>
+        </w:rPr>
+        <w:t xml:space="preserve"> </w:t>
+      </w:r>
+      <w:proofErr w:type="spellStart"/>
+      <w:r>
+        <w:rPr>
+          <w:lang w:val="en-GB"/>
+        </w:rPr>
+        <w:t>eu</w:t>
+      </w:r>
+      <w:proofErr w:type="spellEnd"/>
+      <w:r>
+        <w:rPr>
+          <w:lang w:val="en-GB"/>
+        </w:rPr>
+        <w:t xml:space="preserve"> </w:t>
+      </w:r>
+      <w:proofErr w:type="spellStart"/>
+      <w:r>
+        <w:rPr>
+          <w:lang w:val="en-GB"/>
+        </w:rPr>
+        <w:t>suscipit</w:t>
+      </w:r>
+      <w:proofErr w:type="spellEnd"/>
+      <w:r>
+        <w:rPr>
+          <w:lang w:val="en-GB"/>
+        </w:rPr>
+        <w:t xml:space="preserve"> eros, at </w:t>
+      </w:r>
+      <w:proofErr w:type="spellStart"/>
+      <w:r>
+        <w:rPr>
+          <w:lang w:val="en-GB"/>
+        </w:rPr>
+        <w:t>posuere</w:t>
+      </w:r>
+      <w:proofErr w:type="spellEnd"/>
+      <w:r>
+        <w:rPr>
+          <w:lang w:val="en-GB"/>
+        </w:rPr>
+        <w:t xml:space="preserve"> </w:t>
+      </w:r>
+      <w:proofErr w:type="spellStart"/>
+      <w:r>
+        <w:rPr>
+          <w:lang w:val="en-GB"/>
+        </w:rPr>
+        <w:t>dolor</w:t>
+      </w:r>
+      <w:proofErr w:type="spellEnd"/>
+      <w:r>
+        <w:rPr>
+          <w:lang w:val="en-GB"/>
+        </w:rPr>
+        <w:t xml:space="preserve">. </w:t>
+      </w:r>
+      <w:proofErr w:type="spellStart"/>
+      <w:r>
+        <w:rPr>
+          <w:lang w:val="en-GB"/>
+        </w:rPr>
+        <w:t>Phasellus</w:t>
+      </w:r>
+      <w:proofErr w:type="spellEnd"/>
+      <w:r>
+        <w:rPr>
+          <w:lang w:val="en-GB"/>
+        </w:rPr>
+        <w:t xml:space="preserve"> et </w:t>
+      </w:r>
+      <w:proofErr w:type="spellStart"/>
+      <w:r>
+        <w:rPr>
+          <w:lang w:val="en-GB"/>
+        </w:rPr>
+        <w:t>venenatis</w:t>
+      </w:r>
+      <w:proofErr w:type="spellEnd"/>
+      <w:r>
+        <w:rPr>
+          <w:lang w:val="en-GB"/>
+        </w:rPr>
+        <w:t xml:space="preserve"> magna, vitae </w:t>
+      </w:r>
+      <w:proofErr w:type="spellStart"/>
+      <w:r>
+        <w:rPr>
+          <w:lang w:val="en-GB"/>
+        </w:rPr>
+        <w:t>varius</w:t>
+      </w:r>
+      <w:proofErr w:type="spellEnd"/>
+      <w:r>
+        <w:rPr>
+          <w:lang w:val="en-GB"/>
+        </w:rPr>
+        <w:t xml:space="preserve"> </w:t>
+      </w:r>
+      <w:proofErr w:type="spellStart"/>
+      <w:r>
+        <w:rPr>
+          <w:lang w:val="en-GB"/>
+        </w:rPr>
+        <w:t>quam</w:t>
+      </w:r>
+      <w:proofErr w:type="spellEnd"/>
+      <w:r>
+        <w:rPr>
+          <w:lang w:val="en-GB"/>
+        </w:rPr>
+        <w:t xml:space="preserve">. Class </w:t>
+      </w:r>
+      <w:proofErr w:type="spellStart"/>
+      <w:r>
+        <w:rPr>
+          <w:lang w:val="en-GB"/>
+        </w:rPr>
+        <w:t>aptent</w:t>
+      </w:r>
+      <w:proofErr w:type="spellEnd"/>
+      <w:r>
+        <w:rPr>
+          <w:lang w:val="en-GB"/>
+        </w:rPr>
+        <w:t xml:space="preserve"> </w:t>
+      </w:r>
+      <w:proofErr w:type="spellStart"/>
+      <w:r>
+        <w:rPr>
+          <w:lang w:val="en-GB"/>
+        </w:rPr>
+        <w:t>taciti</w:t>
+      </w:r>
+      <w:proofErr w:type="spellEnd"/>
+      <w:r>
+        <w:rPr>
+          <w:lang w:val="en-GB"/>
+        </w:rPr>
+        <w:t xml:space="preserve"> </w:t>
+      </w:r>
+      <w:proofErr w:type="spellStart"/>
+      <w:r>
+        <w:rPr>
+          <w:lang w:val="en-GB"/>
+        </w:rPr>
+        <w:t>sociosqu</w:t>
+      </w:r>
+      <w:proofErr w:type="spellEnd"/>
+      <w:r>
+        <w:rPr>
+          <w:lang w:val="en-GB"/>
+        </w:rPr>
+        <w:t xml:space="preserve"> </w:t>
+      </w:r>
+      <w:proofErr w:type="spellStart"/>
+      <w:r>
+        <w:rPr>
+          <w:lang w:val="en-GB"/>
+        </w:rPr>
+        <w:t>ad</w:t>
+      </w:r>
+      <w:proofErr w:type="spellEnd"/>
+      <w:r>
+        <w:rPr>
+          <w:lang w:val="en-GB"/>
+        </w:rPr>
+        <w:t xml:space="preserve"> </w:t>
+      </w:r>
+      <w:proofErr w:type="spellStart"/>
+      <w:r>
+        <w:rPr>
+          <w:lang w:val="en-GB"/>
+        </w:rPr>
+        <w:t>litora</w:t>
+      </w:r>
+      <w:proofErr w:type="spellEnd"/>
+      <w:r>
+        <w:rPr>
+          <w:lang w:val="en-GB"/>
+        </w:rPr>
+        <w:t xml:space="preserve"> </w:t>
+      </w:r>
+      <w:proofErr w:type="spellStart"/>
+      <w:r>
+        <w:rPr>
+          <w:lang w:val="en-GB"/>
+        </w:rPr>
+        <w:t>torquent</w:t>
+      </w:r>
+      <w:proofErr w:type="spellEnd"/>
+      <w:r>
+        <w:rPr>
+          <w:lang w:val="en-GB"/>
+        </w:rPr>
+        <w:t xml:space="preserve"> per </w:t>
+      </w:r>
+      <w:proofErr w:type="spellStart"/>
+      <w:r>
+        <w:rPr>
+          <w:lang w:val="en-GB"/>
+        </w:rPr>
+        <w:t>conubia</w:t>
+      </w:r>
+      <w:proofErr w:type="spellEnd"/>
+      <w:r>
+        <w:rPr>
+          <w:lang w:val="en-GB"/>
+        </w:rPr>
+        <w:t xml:space="preserve"> nostra, per </w:t>
+      </w:r>
+      <w:proofErr w:type="spellStart"/>
+      <w:r>
+        <w:rPr>
+          <w:lang w:val="en-GB"/>
+        </w:rPr>
+        <w:t>inceptos</w:t>
+      </w:r>
+      <w:proofErr w:type="spellEnd"/>
+      <w:r>
+        <w:rPr>
+          <w:lang w:val="en-GB"/>
+        </w:rPr>
+        <w:t xml:space="preserve"> </w:t>
+      </w:r>
+      <w:proofErr w:type="spellStart"/>
+      <w:r>
+        <w:rPr>
+          <w:lang w:val="en-GB"/>
+        </w:rPr>
+        <w:t>himenaeos</w:t>
+      </w:r>
+      <w:proofErr w:type="spellEnd"/>
+      <w:r>
+        <w:rPr>
+          <w:lang w:val="en-GB"/>
+        </w:rPr>
+        <w:t xml:space="preserve">. Integer </w:t>
+      </w:r>
+      <w:proofErr w:type="spellStart"/>
+      <w:r>
+        <w:rPr>
+          <w:lang w:val="en-GB"/>
+        </w:rPr>
+        <w:t>eu</w:t>
+      </w:r>
+      <w:proofErr w:type="spellEnd"/>
+      <w:r>
+        <w:rPr>
+          <w:lang w:val="en-GB"/>
+        </w:rPr>
+        <w:t xml:space="preserve"> </w:t>
+      </w:r>
+      <w:proofErr w:type="spellStart"/>
+      <w:r>
+        <w:rPr>
+          <w:lang w:val="en-GB"/>
+        </w:rPr>
+        <w:t>neque</w:t>
+      </w:r>
+      <w:proofErr w:type="spellEnd"/>
+      <w:r>
+        <w:rPr>
+          <w:lang w:val="en-GB"/>
+        </w:rPr>
+        <w:t xml:space="preserve"> non </w:t>
+      </w:r>
+      <w:proofErr w:type="spellStart"/>
+      <w:r>
+        <w:rPr>
+          <w:lang w:val="en-GB"/>
+        </w:rPr>
+        <w:t>arcu</w:t>
+      </w:r>
+      <w:proofErr w:type="spellEnd"/>
+      <w:r>
+        <w:rPr>
+          <w:lang w:val="en-GB"/>
+        </w:rPr>
+        <w:t xml:space="preserve"> </w:t>
+      </w:r>
+      <w:proofErr w:type="spellStart"/>
+      <w:r>
+        <w:rPr>
+          <w:lang w:val="en-GB"/>
+        </w:rPr>
+        <w:t>dignissim</w:t>
+      </w:r>
+      <w:proofErr w:type="spellEnd"/>
+      <w:r>
+        <w:rPr>
+          <w:lang w:val="en-GB"/>
+        </w:rPr>
+        <w:t xml:space="preserve"> </w:t>
+      </w:r>
+      <w:proofErr w:type="spellStart"/>
+      <w:r>
+        <w:rPr>
+          <w:lang w:val="en-GB"/>
+        </w:rPr>
+        <w:t>lobortis</w:t>
+      </w:r>
+      <w:proofErr w:type="spellEnd"/>
+      <w:r>
+        <w:rPr>
+          <w:lang w:val="en-GB"/>
+        </w:rPr>
+        <w:t xml:space="preserve">. Proin </w:t>
+      </w:r>
+      <w:proofErr w:type="spellStart"/>
+      <w:r>
+        <w:rPr>
+          <w:lang w:val="en-GB"/>
+        </w:rPr>
+        <w:t>pellentesque</w:t>
+      </w:r>
+      <w:proofErr w:type="spellEnd"/>
+      <w:r>
+        <w:rPr>
+          <w:lang w:val="en-GB"/>
+        </w:rPr>
+        <w:t xml:space="preserve"> </w:t>
+      </w:r>
+      <w:proofErr w:type="spellStart"/>
+      <w:r>
+        <w:rPr>
+          <w:lang w:val="en-GB"/>
+        </w:rPr>
+        <w:t>elit</w:t>
+      </w:r>
+      <w:proofErr w:type="spellEnd"/>
+      <w:r>
+        <w:rPr>
+          <w:lang w:val="en-GB"/>
+        </w:rPr>
+        <w:t xml:space="preserve"> nunc, </w:t>
+      </w:r>
+      <w:proofErr w:type="spellStart"/>
+      <w:r>
+        <w:rPr>
+          <w:lang w:val="en-GB"/>
+        </w:rPr>
+        <w:t>vel</w:t>
+      </w:r>
+      <w:proofErr w:type="spellEnd"/>
+      <w:r>
+        <w:rPr>
+          <w:lang w:val="en-GB"/>
+        </w:rPr>
+        <w:t xml:space="preserve"> </w:t>
+      </w:r>
+      <w:proofErr w:type="spellStart"/>
+      <w:r>
+        <w:rPr>
+          <w:lang w:val="en-GB"/>
+        </w:rPr>
+        <w:t>placerat</w:t>
+      </w:r>
+      <w:proofErr w:type="spellEnd"/>
+      <w:r>
+        <w:rPr>
+          <w:lang w:val="en-GB"/>
+        </w:rPr>
+        <w:t xml:space="preserve"> </w:t>
+      </w:r>
+      <w:proofErr w:type="spellStart"/>
+      <w:r>
+        <w:rPr>
+          <w:lang w:val="en-GB"/>
+        </w:rPr>
+        <w:t>tortor</w:t>
+      </w:r>
+      <w:proofErr w:type="spellEnd"/>
+      <w:r>
+        <w:rPr>
+          <w:lang w:val="en-GB"/>
+        </w:rPr>
+        <w:t xml:space="preserve"> </w:t>
+      </w:r>
+      <w:proofErr w:type="spellStart"/>
+      <w:r>
+        <w:rPr>
+          <w:lang w:val="en-GB"/>
+        </w:rPr>
+        <w:t>hendrerit</w:t>
+      </w:r>
+      <w:proofErr w:type="spellEnd"/>
+      <w:r>
+        <w:rPr>
+          <w:lang w:val="en-GB"/>
+        </w:rPr>
+        <w:t xml:space="preserve"> </w:t>
+      </w:r>
+      <w:proofErr w:type="spellStart"/>
+      <w:r>
+        <w:rPr>
+          <w:lang w:val="en-GB"/>
+        </w:rPr>
+        <w:t>eget</w:t>
+      </w:r>
+      <w:proofErr w:type="spellEnd"/>
+      <w:r>
+        <w:rPr>
+          <w:lang w:val="en-GB"/>
+        </w:rPr>
+        <w:t xml:space="preserve">. </w:t>
+      </w:r>
+      <w:proofErr w:type="spellStart"/>
+      <w:r>
+        <w:rPr>
+          <w:lang w:val="en-GB"/>
+        </w:rPr>
+        <w:t>Nulla</w:t>
+      </w:r>
+      <w:proofErr w:type="spellEnd"/>
+      <w:r>
+        <w:rPr>
+          <w:lang w:val="en-GB"/>
+        </w:rPr>
+        <w:t xml:space="preserve"> </w:t>
+      </w:r>
+      <w:proofErr w:type="spellStart"/>
+      <w:r>
+        <w:rPr>
+          <w:lang w:val="en-GB"/>
+        </w:rPr>
+        <w:t>facilisi</w:t>
+      </w:r>
+      <w:proofErr w:type="spellEnd"/>
+      <w:r>
+        <w:rPr>
+          <w:lang w:val="en-GB"/>
+        </w:rPr>
+        <w:t xml:space="preserve">. </w:t>
+      </w:r>
+      <w:proofErr w:type="spellStart"/>
+      <w:r>
+        <w:rPr>
+          <w:lang w:val="en-GB"/>
+        </w:rPr>
+        <w:t>Fusce</w:t>
+      </w:r>
+      <w:proofErr w:type="spellEnd"/>
+      <w:r>
+        <w:rPr>
+          <w:lang w:val="en-GB"/>
+        </w:rPr>
+        <w:t xml:space="preserve"> ac </w:t>
+      </w:r>
+      <w:proofErr w:type="spellStart"/>
+      <w:r>
+        <w:rPr>
+          <w:lang w:val="en-GB"/>
+        </w:rPr>
+        <w:t>orci</w:t>
+      </w:r>
+      <w:proofErr w:type="spellEnd"/>
+      <w:r>
+        <w:rPr>
+          <w:lang w:val="en-GB"/>
+        </w:rPr>
+        <w:t xml:space="preserve"> non ligula </w:t>
+      </w:r>
+      <w:proofErr w:type="spellStart"/>
+      <w:r>
+        <w:rPr>
+          <w:lang w:val="en-GB"/>
+        </w:rPr>
+        <w:t>consectetur</w:t>
+      </w:r>
+      <w:proofErr w:type="spellEnd"/>
+      <w:r>
+        <w:rPr>
+          <w:lang w:val="en-GB"/>
+        </w:rPr>
+        <w:t xml:space="preserve"> maximus sit </w:t>
+      </w:r>
+      <w:proofErr w:type="spellStart"/>
+      <w:r>
+        <w:rPr>
+          <w:lang w:val="en-GB"/>
+        </w:rPr>
+        <w:t>amet</w:t>
+      </w:r>
+      <w:proofErr w:type="spellEnd"/>
+      <w:r>
+        <w:rPr>
+          <w:lang w:val="en-GB"/>
+        </w:rPr>
+        <w:t xml:space="preserve"> in </w:t>
+      </w:r>
+      <w:proofErr w:type="spellStart"/>
+      <w:r>
+        <w:rPr>
+          <w:lang w:val="en-GB"/>
+        </w:rPr>
+        <w:t>velit</w:t>
+      </w:r>
+      <w:proofErr w:type="spellEnd"/>
+      <w:r>
+        <w:rPr>
+          <w:lang w:val="en-GB"/>
+        </w:rPr>
+        <w:t xml:space="preserve">. Cras </w:t>
+      </w:r>
+      <w:proofErr w:type="spellStart"/>
+      <w:r>
+        <w:rPr>
+          <w:lang w:val="en-GB"/>
+        </w:rPr>
+        <w:t>porttitor</w:t>
+      </w:r>
+      <w:proofErr w:type="spellEnd"/>
+      <w:r>
+        <w:rPr>
+          <w:lang w:val="en-GB"/>
+        </w:rPr>
+        <w:t xml:space="preserve"> gravida ex. Ut </w:t>
+      </w:r>
+      <w:proofErr w:type="spellStart"/>
+      <w:r>
+        <w:rPr>
+          <w:lang w:val="en-GB"/>
+        </w:rPr>
+        <w:t>ultricies</w:t>
+      </w:r>
+      <w:proofErr w:type="spellEnd"/>
+      <w:r>
+        <w:rPr>
+          <w:lang w:val="en-GB"/>
+        </w:rPr>
+        <w:t xml:space="preserve"> mi </w:t>
+      </w:r>
+      <w:proofErr w:type="spellStart"/>
+      <w:r>
+        <w:rPr>
+          <w:lang w:val="en-GB"/>
+        </w:rPr>
+        <w:t>pretium</w:t>
+      </w:r>
+      <w:proofErr w:type="spellEnd"/>
+      <w:r>
+        <w:rPr>
+          <w:lang w:val="en-GB"/>
+        </w:rPr>
+        <w:t xml:space="preserve">, </w:t>
+      </w:r>
+      <w:proofErr w:type="spellStart"/>
+      <w:r>
+        <w:rPr>
+          <w:lang w:val="en-GB"/>
+        </w:rPr>
+        <w:t>posuere</w:t>
+      </w:r>
+      <w:proofErr w:type="spellEnd"/>
+      <w:r>
+        <w:rPr>
+          <w:lang w:val="en-GB"/>
+        </w:rPr>
+        <w:t xml:space="preserve"> </w:t>
+      </w:r>
+      <w:proofErr w:type="spellStart"/>
+      <w:r>
+        <w:rPr>
+          <w:lang w:val="en-GB"/>
+        </w:rPr>
+        <w:t>purus</w:t>
+      </w:r>
+      <w:proofErr w:type="spellEnd"/>
+      <w:r>
+        <w:rPr>
+          <w:lang w:val="en-GB"/>
+        </w:rPr>
+        <w:t xml:space="preserve"> at, </w:t>
+      </w:r>
+      <w:proofErr w:type="spellStart"/>
+      <w:r>
+        <w:rPr>
+          <w:lang w:val="en-GB"/>
+        </w:rPr>
+        <w:t>vehicula</w:t>
+      </w:r>
+      <w:proofErr w:type="spellEnd"/>
+      <w:r>
+        <w:rPr>
+          <w:lang w:val="en-GB"/>
+        </w:rPr>
+        <w:t xml:space="preserve"> </w:t>
+      </w:r>
+      <w:proofErr w:type="spellStart"/>
+      <w:r>
+        <w:rPr>
+          <w:lang w:val="en-GB"/>
+        </w:rPr>
+        <w:t>turpis</w:t>
+      </w:r>
+      <w:proofErr w:type="spellEnd"/>
+      <w:r>
+        <w:rPr>
+          <w:lang w:val="en-GB"/>
+        </w:rPr>
+        <w:t xml:space="preserve">. Aenean ac </w:t>
+      </w:r>
+      <w:proofErr w:type="spellStart"/>
+      <w:r>
+        <w:rPr>
+          <w:lang w:val="en-GB"/>
+        </w:rPr>
+        <w:t>aliquet</w:t>
+      </w:r>
+      <w:proofErr w:type="spellEnd"/>
+      <w:r>
+        <w:rPr>
+          <w:lang w:val="en-GB"/>
+        </w:rPr>
+        <w:t xml:space="preserve"> mi.</w:t>
       </w:r>
     </w:p>
     <w:p>
@@ -79,7 +1235,385 @@
         <w:rPr>
           <w:lang w:val="en-GB"/>
         </w:rPr>
-        <w:t>Integer nec neque a ipsum interdum varius. Ut tempus congue dapibus. Suspendisse dolor odio, cursus sagittis sodales in, posuere ac erat. Proin et hendrerit risus, a blandit urna. Vestibulum semper consectetur nisl quis porta. Mauris egestas nisi condimentum dignissim luctus. Etiam imperdiet non dolor vel maximus.</w:t>
+        <w:t xml:space="preserve">Integer nec </w:t>
+      </w:r>
+      <w:proofErr w:type="spellStart"/>
+      <w:r>
+        <w:rPr>
+          <w:lang w:val="en-GB"/>
+        </w:rPr>
+        <w:t>neque</w:t>
+      </w:r>
+      <w:proofErr w:type="spellEnd"/>
+      <w:r>
+        <w:rPr>
+          <w:lang w:val="en-GB"/>
+        </w:rPr>
+        <w:t xml:space="preserve"> </w:t>
+      </w:r>
+      <w:proofErr w:type="gramStart"/>
+      <w:r>
+        <w:rPr>
+          <w:lang w:val="en-GB"/>
+        </w:rPr>
+        <w:t>a</w:t>
+      </w:r>
+      <w:proofErr w:type="gramEnd"/>
+      <w:r>
+        <w:rPr>
+          <w:lang w:val="en-GB"/>
+        </w:rPr>
+        <w:t xml:space="preserve"> ipsum </w:t>
+      </w:r>
+      <w:proofErr w:type="spellStart"/>
+      <w:r>
+        <w:rPr>
+          <w:lang w:val="en-GB"/>
+        </w:rPr>
+        <w:t>interdum</w:t>
+      </w:r>
+      <w:proofErr w:type="spellEnd"/>
+      <w:r>
+        <w:rPr>
+          <w:lang w:val="en-GB"/>
+        </w:rPr>
+        <w:t xml:space="preserve"> </w:t>
+      </w:r>
+      <w:proofErr w:type="spellStart"/>
+      <w:r>
+        <w:rPr>
+          <w:lang w:val="en-GB"/>
+        </w:rPr>
+        <w:t>varius</w:t>
+      </w:r>
+      <w:proofErr w:type="spellEnd"/>
+      <w:r>
+        <w:rPr>
+          <w:lang w:val="en-GB"/>
+        </w:rPr>
+        <w:t xml:space="preserve">. Ut tempus </w:t>
+      </w:r>
+      <w:proofErr w:type="spellStart"/>
+      <w:r>
+        <w:rPr>
+          <w:lang w:val="en-GB"/>
+        </w:rPr>
+        <w:t>congue</w:t>
+      </w:r>
+      <w:proofErr w:type="spellEnd"/>
+      <w:r>
+        <w:rPr>
+          <w:lang w:val="en-GB"/>
+        </w:rPr>
+        <w:t xml:space="preserve"> </w:t>
+      </w:r>
+      <w:proofErr w:type="spellStart"/>
+      <w:r>
+        <w:rPr>
+          <w:lang w:val="en-GB"/>
+        </w:rPr>
+        <w:t>dapibus</w:t>
+      </w:r>
+      <w:proofErr w:type="spellEnd"/>
+      <w:r>
+        <w:rPr>
+          <w:lang w:val="en-GB"/>
+        </w:rPr>
+        <w:t xml:space="preserve">. </w:t>
+      </w:r>
+      <w:proofErr w:type="spellStart"/>
+      <w:r>
+        <w:rPr>
+          <w:lang w:val="en-GB"/>
+        </w:rPr>
+        <w:t>Suspendisse</w:t>
+      </w:r>
+      <w:proofErr w:type="spellEnd"/>
+      <w:r>
+        <w:rPr>
+          <w:lang w:val="en-GB"/>
+        </w:rPr>
+        <w:t xml:space="preserve"> </w:t>
+      </w:r>
+      <w:proofErr w:type="spellStart"/>
+      <w:r>
+        <w:rPr>
+          <w:lang w:val="en-GB"/>
+        </w:rPr>
+        <w:t>dolor</w:t>
+      </w:r>
+      <w:proofErr w:type="spellEnd"/>
+      <w:r>
+        <w:rPr>
+          <w:lang w:val="en-GB"/>
+        </w:rPr>
+        <w:t xml:space="preserve"> </w:t>
+      </w:r>
+      <w:proofErr w:type="spellStart"/>
+      <w:r>
+        <w:rPr>
+          <w:lang w:val="en-GB"/>
+        </w:rPr>
+        <w:t>odio</w:t>
+      </w:r>
+      <w:proofErr w:type="spellEnd"/>
+      <w:r>
+        <w:rPr>
+          <w:lang w:val="en-GB"/>
+        </w:rPr>
+        <w:t xml:space="preserve">, cursus </w:t>
+      </w:r>
+      <w:proofErr w:type="spellStart"/>
+      <w:r>
+        <w:rPr>
+          <w:lang w:val="en-GB"/>
+        </w:rPr>
+        <w:t>sagittis</w:t>
+      </w:r>
+      <w:proofErr w:type="spellEnd"/>
+      <w:r>
+        <w:rPr>
+          <w:lang w:val="en-GB"/>
+        </w:rPr>
+        <w:t xml:space="preserve"> </w:t>
+      </w:r>
+      <w:proofErr w:type="spellStart"/>
+      <w:r>
+        <w:rPr>
+          <w:lang w:val="en-GB"/>
+        </w:rPr>
+        <w:t>sodales</w:t>
+      </w:r>
+      <w:proofErr w:type="spellEnd"/>
+      <w:r>
+        <w:rPr>
+          <w:lang w:val="en-GB"/>
+        </w:rPr>
+        <w:t xml:space="preserve"> in, </w:t>
+      </w:r>
+      <w:proofErr w:type="spellStart"/>
+      <w:r>
+        <w:rPr>
+          <w:lang w:val="en-GB"/>
+        </w:rPr>
+        <w:t>posuere</w:t>
+      </w:r>
+      <w:proofErr w:type="spellEnd"/>
+      <w:r>
+        <w:rPr>
+          <w:lang w:val="en-GB"/>
+        </w:rPr>
+        <w:t xml:space="preserve"> ac </w:t>
+      </w:r>
+      <w:proofErr w:type="spellStart"/>
+      <w:r>
+        <w:rPr>
+          <w:lang w:val="en-GB"/>
+        </w:rPr>
+        <w:t>erat</w:t>
+      </w:r>
+      <w:proofErr w:type="spellEnd"/>
+      <w:r>
+        <w:rPr>
+          <w:lang w:val="en-GB"/>
+        </w:rPr>
+        <w:t xml:space="preserve">. Proin et </w:t>
+      </w:r>
+      <w:proofErr w:type="spellStart"/>
+      <w:r>
+        <w:rPr>
+          <w:lang w:val="en-GB"/>
+        </w:rPr>
+        <w:t>hendrerit</w:t>
+      </w:r>
+      <w:proofErr w:type="spellEnd"/>
+      <w:r>
+        <w:rPr>
+          <w:lang w:val="en-GB"/>
+        </w:rPr>
+        <w:t xml:space="preserve"> </w:t>
+      </w:r>
+      <w:proofErr w:type="spellStart"/>
+      <w:r>
+        <w:rPr>
+          <w:lang w:val="en-GB"/>
+        </w:rPr>
+        <w:t>risus</w:t>
+      </w:r>
+      <w:proofErr w:type="spellEnd"/>
+      <w:r>
+        <w:rPr>
+          <w:lang w:val="en-GB"/>
+        </w:rPr>
+        <w:t xml:space="preserve">, a </w:t>
+      </w:r>
+      <w:proofErr w:type="spellStart"/>
+      <w:r>
+        <w:rPr>
+          <w:lang w:val="en-GB"/>
+        </w:rPr>
+        <w:t>blandit</w:t>
+      </w:r>
+      <w:proofErr w:type="spellEnd"/>
+      <w:r>
+        <w:rPr>
+          <w:lang w:val="en-GB"/>
+        </w:rPr>
+        <w:t xml:space="preserve"> </w:t>
+      </w:r>
+      <w:proofErr w:type="spellStart"/>
+      <w:r>
+        <w:rPr>
+          <w:lang w:val="en-GB"/>
+        </w:rPr>
+        <w:t>urna</w:t>
+      </w:r>
+      <w:proofErr w:type="spellEnd"/>
+      <w:r>
+        <w:rPr>
+          <w:lang w:val="en-GB"/>
+        </w:rPr>
+        <w:t xml:space="preserve">. Vestibulum semper </w:t>
+      </w:r>
+      <w:proofErr w:type="spellStart"/>
+      <w:r>
+        <w:rPr>
+          <w:lang w:val="en-GB"/>
+        </w:rPr>
+        <w:t>consectetur</w:t>
+      </w:r>
+      <w:proofErr w:type="spellEnd"/>
+      <w:r>
+        <w:rPr>
+          <w:lang w:val="en-GB"/>
+        </w:rPr>
+        <w:t xml:space="preserve"> </w:t>
+      </w:r>
+      <w:proofErr w:type="spellStart"/>
+      <w:r>
+        <w:rPr>
+          <w:lang w:val="en-GB"/>
+        </w:rPr>
+        <w:t>nisl</w:t>
+      </w:r>
+      <w:proofErr w:type="spellEnd"/>
+      <w:r>
+        <w:rPr>
+          <w:lang w:val="en-GB"/>
+        </w:rPr>
+        <w:t xml:space="preserve"> quis porta. Mauris </w:t>
+      </w:r>
+      <w:proofErr w:type="spellStart"/>
+      <w:r>
+        <w:rPr>
+          <w:lang w:val="en-GB"/>
+        </w:rPr>
+        <w:t>egestas</w:t>
+      </w:r>
+      <w:proofErr w:type="spellEnd"/>
+      <w:r>
+        <w:rPr>
+          <w:lang w:val="en-GB"/>
+        </w:rPr>
+        <w:t xml:space="preserve"> nisi </w:t>
+      </w:r>
+      <w:proofErr w:type="spellStart"/>
+      <w:r>
+        <w:rPr>
+          <w:lang w:val="en-GB"/>
+        </w:rPr>
+        <w:t>condimentum</w:t>
+      </w:r>
+      <w:proofErr w:type="spellEnd"/>
+      <w:r>
+        <w:rPr>
+          <w:lang w:val="en-GB"/>
+        </w:rPr>
+        <w:t xml:space="preserve"> </w:t>
+      </w:r>
+      <w:proofErr w:type="spellStart"/>
+      <w:r>
+        <w:rPr>
+          <w:lang w:val="en-GB"/>
+        </w:rPr>
+        <w:t>dignissim</w:t>
+      </w:r>
+      <w:proofErr w:type="spellEnd"/>
+      <w:r>
+        <w:rPr>
+          <w:lang w:val="en-GB"/>
+        </w:rPr>
+        <w:t xml:space="preserve"> </w:t>
+      </w:r>
+      <w:proofErr w:type="spellStart"/>
+      <w:r>
+        <w:rPr>
+          <w:lang w:val="en-GB"/>
+        </w:rPr>
+        <w:t>luctus</w:t>
+      </w:r>
+      <w:proofErr w:type="spellEnd"/>
+      <w:r>
+        <w:rPr>
+          <w:lang w:val="en-GB"/>
+        </w:rPr>
+        <w:t xml:space="preserve">. </w:t>
+      </w:r>
+      <w:proofErr w:type="spellStart"/>
+      <w:r>
+        <w:rPr>
+          <w:lang w:val="en-GB"/>
+        </w:rPr>
+        <w:t>Etiam</w:t>
+      </w:r>
+      <w:proofErr w:type="spellEnd"/>
+      <w:r>
+        <w:rPr>
+          <w:lang w:val="en-GB"/>
+        </w:rPr>
+        <w:t xml:space="preserve"> </w:t>
+      </w:r>
+      <w:proofErr w:type="spellStart"/>
+      <w:r>
+        <w:rPr>
+          <w:lang w:val="en-GB"/>
+        </w:rPr>
+        <w:t>imperdiet</w:t>
+      </w:r>
+      <w:proofErr w:type="spellEnd"/>
+      <w:r>
+        <w:rPr>
+          <w:lang w:val="en-GB"/>
+        </w:rPr>
+        <w:t xml:space="preserve"> non </w:t>
+      </w:r>
+      <w:proofErr w:type="spellStart"/>
+      <w:r>
+        <w:rPr>
+          <w:lang w:val="en-GB"/>
+        </w:rPr>
+        <w:t>dolor</w:t>
+      </w:r>
+      <w:proofErr w:type="spellEnd"/>
+      <w:r>
+        <w:rPr>
+          <w:lang w:val="en-GB"/>
+        </w:rPr>
+        <w:t xml:space="preserve"> </w:t>
+      </w:r>
+      <w:proofErr w:type="spellStart"/>
+      <w:r>
+        <w:rPr>
+          <w:lang w:val="en-GB"/>
+        </w:rPr>
+        <w:t>vel</w:t>
+      </w:r>
+      <w:proofErr w:type="spellEnd"/>
+      <w:r>
+        <w:rPr>
+          <w:lang w:val="en-GB"/>
+        </w:rPr>
+        <w:t xml:space="preserve"> maximus.</w:t>
       </w:r>
     </w:p>
     <w:p>
@@ -92,7 +1626,805 @@
         <w:rPr>
           <w:lang w:val="en-GB"/>
         </w:rPr>
-        <w:t>Aenean ligula sapien, lacinia id felis ut, ultrices tincidunt lectus. Suspendisse malesuada dolor nisi, vel dignissim odio eleifend quis. Pellentesque scelerisque justo ac tellus dapibus vehicula. Mauris sit amet eros feugiat tellus congue molestie. Suspendisse bibendum facilisis nisl a gravida. Sed cursus fringilla turpis vitae fringilla. Curabitur eget pulvinar ante. Class aptent taciti sociosqu ad litora torquent per conubia nostra, per inceptos himenaeos. Donec id enim id eros pulvinar ultrices sit amet a diam. In eu quam rutrum, consequat urna nec, pulvinar tortor. Curabitur in orci pulvinar, rhoncus lorem ut, pretium orci.</w:t>
+        <w:t xml:space="preserve">Aenean ligula </w:t>
+      </w:r>
+      <w:proofErr w:type="spellStart"/>
+      <w:r>
+        <w:rPr>
+          <w:lang w:val="en-GB"/>
+        </w:rPr>
+        <w:t>sapien</w:t>
+      </w:r>
+      <w:proofErr w:type="spellEnd"/>
+      <w:r>
+        <w:rPr>
+          <w:lang w:val="en-GB"/>
+        </w:rPr>
+        <w:t xml:space="preserve">, lacinia id </w:t>
+      </w:r>
+      <w:proofErr w:type="spellStart"/>
+      <w:r>
+        <w:rPr>
+          <w:lang w:val="en-GB"/>
+        </w:rPr>
+        <w:t>felis</w:t>
+      </w:r>
+      <w:proofErr w:type="spellEnd"/>
+      <w:r>
+        <w:rPr>
+          <w:lang w:val="en-GB"/>
+        </w:rPr>
+        <w:t xml:space="preserve"> </w:t>
+      </w:r>
+      <w:proofErr w:type="spellStart"/>
+      <w:r>
+        <w:rPr>
+          <w:lang w:val="en-GB"/>
+        </w:rPr>
+        <w:t>ut</w:t>
+      </w:r>
+      <w:proofErr w:type="spellEnd"/>
+      <w:r>
+        <w:rPr>
+          <w:lang w:val="en-GB"/>
+        </w:rPr>
+        <w:t xml:space="preserve">, </w:t>
+      </w:r>
+      <w:proofErr w:type="spellStart"/>
+      <w:r>
+        <w:rPr>
+          <w:lang w:val="en-GB"/>
+        </w:rPr>
+        <w:t>ultrices</w:t>
+      </w:r>
+      <w:proofErr w:type="spellEnd"/>
+      <w:r>
+        <w:rPr>
+          <w:lang w:val="en-GB"/>
+        </w:rPr>
+        <w:t xml:space="preserve"> </w:t>
+      </w:r>
+      <w:proofErr w:type="spellStart"/>
+      <w:r>
+        <w:rPr>
+          <w:lang w:val="en-GB"/>
+        </w:rPr>
+        <w:t>tincidunt</w:t>
+      </w:r>
+      <w:proofErr w:type="spellEnd"/>
+      <w:r>
+        <w:rPr>
+          <w:lang w:val="en-GB"/>
+        </w:rPr>
+        <w:t xml:space="preserve"> </w:t>
+      </w:r>
+      <w:proofErr w:type="spellStart"/>
+      <w:r>
+        <w:rPr>
+          <w:lang w:val="en-GB"/>
+        </w:rPr>
+        <w:t>lectus</w:t>
+      </w:r>
+      <w:proofErr w:type="spellEnd"/>
+      <w:r>
+        <w:rPr>
+          <w:lang w:val="en-GB"/>
+        </w:rPr>
+        <w:t xml:space="preserve">. </w:t>
+      </w:r>
+      <w:proofErr w:type="spellStart"/>
+      <w:r>
+        <w:rPr>
+          <w:lang w:val="en-GB"/>
+        </w:rPr>
+        <w:t>Suspendisse</w:t>
+      </w:r>
+      <w:proofErr w:type="spellEnd"/>
+      <w:r>
+        <w:rPr>
+          <w:lang w:val="en-GB"/>
+        </w:rPr>
+        <w:t xml:space="preserve"> </w:t>
+      </w:r>
+      <w:proofErr w:type="spellStart"/>
+      <w:r>
+        <w:rPr>
+          <w:lang w:val="en-GB"/>
+        </w:rPr>
+        <w:t>malesuada</w:t>
+      </w:r>
+      <w:proofErr w:type="spellEnd"/>
+      <w:r>
+        <w:rPr>
+          <w:lang w:val="en-GB"/>
+        </w:rPr>
+        <w:t xml:space="preserve"> </w:t>
+      </w:r>
+      <w:proofErr w:type="spellStart"/>
+      <w:r>
+        <w:rPr>
+          <w:lang w:val="en-GB"/>
+        </w:rPr>
+        <w:t>dolor</w:t>
+      </w:r>
+      <w:proofErr w:type="spellEnd"/>
+      <w:r>
+        <w:rPr>
+          <w:lang w:val="en-GB"/>
+        </w:rPr>
+        <w:t xml:space="preserve"> nisi, </w:t>
+      </w:r>
+      <w:proofErr w:type="spellStart"/>
+      <w:r>
+        <w:rPr>
+          <w:lang w:val="en-GB"/>
+        </w:rPr>
+        <w:t>vel</w:t>
+      </w:r>
+      <w:proofErr w:type="spellEnd"/>
+      <w:r>
+        <w:rPr>
+          <w:lang w:val="en-GB"/>
+        </w:rPr>
+        <w:t xml:space="preserve"> </w:t>
+      </w:r>
+      <w:proofErr w:type="spellStart"/>
+      <w:r>
+        <w:rPr>
+          <w:lang w:val="en-GB"/>
+        </w:rPr>
+        <w:t>dignissim</w:t>
+      </w:r>
+      <w:proofErr w:type="spellEnd"/>
+      <w:r>
+        <w:rPr>
+          <w:lang w:val="en-GB"/>
+        </w:rPr>
+        <w:t xml:space="preserve"> </w:t>
+      </w:r>
+      <w:proofErr w:type="spellStart"/>
+      <w:r>
+        <w:rPr>
+          <w:lang w:val="en-GB"/>
+        </w:rPr>
+        <w:t>odio</w:t>
+      </w:r>
+      <w:proofErr w:type="spellEnd"/>
+      <w:r>
+        <w:rPr>
+          <w:lang w:val="en-GB"/>
+        </w:rPr>
+        <w:t xml:space="preserve"> </w:t>
+      </w:r>
+      <w:proofErr w:type="spellStart"/>
+      <w:r>
+        <w:rPr>
+          <w:lang w:val="en-GB"/>
+        </w:rPr>
+        <w:t>eleifend</w:t>
+      </w:r>
+      <w:proofErr w:type="spellEnd"/>
+      <w:r>
+        <w:rPr>
+          <w:lang w:val="en-GB"/>
+        </w:rPr>
+        <w:t xml:space="preserve"> quis. </w:t>
+      </w:r>
+      <w:proofErr w:type="spellStart"/>
+      <w:r>
+        <w:rPr>
+          <w:lang w:val="en-GB"/>
+        </w:rPr>
+        <w:t>Pellentesque</w:t>
+      </w:r>
+      <w:proofErr w:type="spellEnd"/>
+      <w:r>
+        <w:rPr>
+          <w:lang w:val="en-GB"/>
+        </w:rPr>
+        <w:t xml:space="preserve"> </w:t>
+      </w:r>
+      <w:proofErr w:type="spellStart"/>
+      <w:r>
+        <w:rPr>
+          <w:lang w:val="en-GB"/>
+        </w:rPr>
+        <w:t>scelerisque</w:t>
+      </w:r>
+      <w:proofErr w:type="spellEnd"/>
+      <w:r>
+        <w:rPr>
+          <w:lang w:val="en-GB"/>
+        </w:rPr>
+        <w:t xml:space="preserve"> </w:t>
+      </w:r>
+      <w:proofErr w:type="spellStart"/>
+      <w:r>
+        <w:rPr>
+          <w:lang w:val="en-GB"/>
+        </w:rPr>
+        <w:t>justo</w:t>
+      </w:r>
+      <w:proofErr w:type="spellEnd"/>
+      <w:r>
+        <w:rPr>
+          <w:lang w:val="en-GB"/>
+        </w:rPr>
+        <w:t xml:space="preserve"> ac </w:t>
+      </w:r>
+      <w:proofErr w:type="spellStart"/>
+      <w:r>
+        <w:rPr>
+          <w:lang w:val="en-GB"/>
+        </w:rPr>
+        <w:t>tellus</w:t>
+      </w:r>
+      <w:proofErr w:type="spellEnd"/>
+      <w:r>
+        <w:rPr>
+          <w:lang w:val="en-GB"/>
+        </w:rPr>
+        <w:t xml:space="preserve"> </w:t>
+      </w:r>
+      <w:proofErr w:type="spellStart"/>
+      <w:r>
+        <w:rPr>
+          <w:lang w:val="en-GB"/>
+        </w:rPr>
+        <w:t>dapibus</w:t>
+      </w:r>
+      <w:proofErr w:type="spellEnd"/>
+      <w:r>
+        <w:rPr>
+          <w:lang w:val="en-GB"/>
+        </w:rPr>
+        <w:t xml:space="preserve"> </w:t>
+      </w:r>
+      <w:proofErr w:type="spellStart"/>
+      <w:r>
+        <w:rPr>
+          <w:lang w:val="en-GB"/>
+        </w:rPr>
+        <w:t>vehicula</w:t>
+      </w:r>
+      <w:proofErr w:type="spellEnd"/>
+      <w:r>
+        <w:rPr>
+          <w:lang w:val="en-GB"/>
+        </w:rPr>
+        <w:t xml:space="preserve">. Mauris sit </w:t>
+      </w:r>
+      <w:proofErr w:type="spellStart"/>
+      <w:r>
+        <w:rPr>
+          <w:lang w:val="en-GB"/>
+        </w:rPr>
+        <w:t>amet</w:t>
+      </w:r>
+      <w:proofErr w:type="spellEnd"/>
+      <w:r>
+        <w:rPr>
+          <w:lang w:val="en-GB"/>
+        </w:rPr>
+        <w:t xml:space="preserve"> eros </w:t>
+      </w:r>
+      <w:proofErr w:type="spellStart"/>
+      <w:r>
+        <w:rPr>
+          <w:lang w:val="en-GB"/>
+        </w:rPr>
+        <w:t>feugiat</w:t>
+      </w:r>
+      <w:proofErr w:type="spellEnd"/>
+      <w:r>
+        <w:rPr>
+          <w:lang w:val="en-GB"/>
+        </w:rPr>
+        <w:t xml:space="preserve"> </w:t>
+      </w:r>
+      <w:proofErr w:type="spellStart"/>
+      <w:r>
+        <w:rPr>
+          <w:lang w:val="en-GB"/>
+        </w:rPr>
+        <w:t>tellus</w:t>
+      </w:r>
+      <w:proofErr w:type="spellEnd"/>
+      <w:r>
+        <w:rPr>
+          <w:lang w:val="en-GB"/>
+        </w:rPr>
+        <w:t xml:space="preserve"> </w:t>
+      </w:r>
+      <w:proofErr w:type="spellStart"/>
+      <w:r>
+        <w:rPr>
+          <w:lang w:val="en-GB"/>
+        </w:rPr>
+        <w:t>congue</w:t>
+      </w:r>
+      <w:proofErr w:type="spellEnd"/>
+      <w:r>
+        <w:rPr>
+          <w:lang w:val="en-GB"/>
+        </w:rPr>
+        <w:t xml:space="preserve"> </w:t>
+      </w:r>
+      <w:proofErr w:type="spellStart"/>
+      <w:r>
+        <w:rPr>
+          <w:lang w:val="en-GB"/>
+        </w:rPr>
+        <w:t>molestie</w:t>
+      </w:r>
+      <w:proofErr w:type="spellEnd"/>
+      <w:r>
+        <w:rPr>
+          <w:lang w:val="en-GB"/>
+        </w:rPr>
+        <w:t xml:space="preserve">. </w:t>
+      </w:r>
+      <w:proofErr w:type="spellStart"/>
+      <w:r>
+        <w:rPr>
+          <w:lang w:val="en-GB"/>
+        </w:rPr>
+        <w:t>Suspendisse</w:t>
+      </w:r>
+      <w:proofErr w:type="spellEnd"/>
+      <w:r>
+        <w:rPr>
+          <w:lang w:val="en-GB"/>
+        </w:rPr>
+        <w:t xml:space="preserve"> </w:t>
+      </w:r>
+      <w:proofErr w:type="spellStart"/>
+      <w:r>
+        <w:rPr>
+          <w:lang w:val="en-GB"/>
+        </w:rPr>
+        <w:t>bibendum</w:t>
+      </w:r>
+      <w:proofErr w:type="spellEnd"/>
+      <w:r>
+        <w:rPr>
+          <w:lang w:val="en-GB"/>
+        </w:rPr>
+        <w:t xml:space="preserve"> </w:t>
+      </w:r>
+      <w:proofErr w:type="spellStart"/>
+      <w:r>
+        <w:rPr>
+          <w:lang w:val="en-GB"/>
+        </w:rPr>
+        <w:t>facilisis</w:t>
+      </w:r>
+      <w:proofErr w:type="spellEnd"/>
+      <w:r>
+        <w:rPr>
+          <w:lang w:val="en-GB"/>
+        </w:rPr>
+        <w:t xml:space="preserve"> </w:t>
+      </w:r>
+      <w:proofErr w:type="spellStart"/>
+      <w:r>
+        <w:rPr>
+          <w:lang w:val="en-GB"/>
+        </w:rPr>
+        <w:t>nisl</w:t>
+      </w:r>
+      <w:proofErr w:type="spellEnd"/>
+      <w:r>
+        <w:rPr>
+          <w:lang w:val="en-GB"/>
+        </w:rPr>
+        <w:t xml:space="preserve"> a gravida. Sed cursus </w:t>
+      </w:r>
+      <w:proofErr w:type="spellStart"/>
+      <w:r>
+        <w:rPr>
+          <w:lang w:val="en-GB"/>
+        </w:rPr>
+        <w:t>fringilla</w:t>
+      </w:r>
+      <w:proofErr w:type="spellEnd"/>
+      <w:r>
+        <w:rPr>
+          <w:lang w:val="en-GB"/>
+        </w:rPr>
+        <w:t xml:space="preserve"> </w:t>
+      </w:r>
+      <w:proofErr w:type="spellStart"/>
+      <w:r>
+        <w:rPr>
+          <w:lang w:val="en-GB"/>
+        </w:rPr>
+        <w:t>turpis</w:t>
+      </w:r>
+      <w:proofErr w:type="spellEnd"/>
+      <w:r>
+        <w:rPr>
+          <w:lang w:val="en-GB"/>
+        </w:rPr>
+        <w:t xml:space="preserve"> vitae </w:t>
+      </w:r>
+      <w:proofErr w:type="spellStart"/>
+      <w:r>
+        <w:rPr>
+          <w:lang w:val="en-GB"/>
+        </w:rPr>
+        <w:t>fringilla</w:t>
+      </w:r>
+      <w:proofErr w:type="spellEnd"/>
+      <w:r>
+        <w:rPr>
+          <w:lang w:val="en-GB"/>
+        </w:rPr>
+        <w:t xml:space="preserve">. </w:t>
+      </w:r>
+      <w:proofErr w:type="spellStart"/>
+      <w:r>
+        <w:rPr>
+          <w:lang w:val="en-GB"/>
+        </w:rPr>
+        <w:t>Curabitur</w:t>
+      </w:r>
+      <w:proofErr w:type="spellEnd"/>
+      <w:r>
+        <w:rPr>
+          <w:lang w:val="en-GB"/>
+        </w:rPr>
+        <w:t xml:space="preserve"> </w:t>
+      </w:r>
+      <w:proofErr w:type="spellStart"/>
+      <w:r>
+        <w:rPr>
+          <w:lang w:val="en-GB"/>
+        </w:rPr>
+        <w:t>eget</w:t>
+      </w:r>
+      <w:proofErr w:type="spellEnd"/>
+      <w:r>
+        <w:rPr>
+          <w:lang w:val="en-GB"/>
+        </w:rPr>
+        <w:t xml:space="preserve"> pulvinar ante. Class </w:t>
+      </w:r>
+      <w:proofErr w:type="spellStart"/>
+      <w:r>
+        <w:rPr>
+          <w:lang w:val="en-GB"/>
+        </w:rPr>
+        <w:t>aptent</w:t>
+      </w:r>
+      <w:proofErr w:type="spellEnd"/>
+      <w:r>
+        <w:rPr>
+          <w:lang w:val="en-GB"/>
+        </w:rPr>
+        <w:t xml:space="preserve"> </w:t>
+      </w:r>
+      <w:proofErr w:type="spellStart"/>
+      <w:r>
+        <w:rPr>
+          <w:lang w:val="en-GB"/>
+        </w:rPr>
+        <w:t>taciti</w:t>
+      </w:r>
+      <w:proofErr w:type="spellEnd"/>
+      <w:r>
+        <w:rPr>
+          <w:lang w:val="en-GB"/>
+        </w:rPr>
+        <w:t xml:space="preserve"> </w:t>
+      </w:r>
+      <w:proofErr w:type="spellStart"/>
+      <w:r>
+        <w:rPr>
+          <w:lang w:val="en-GB"/>
+        </w:rPr>
+        <w:t>sociosqu</w:t>
+      </w:r>
+      <w:proofErr w:type="spellEnd"/>
+      <w:r>
+        <w:rPr>
+          <w:lang w:val="en-GB"/>
+        </w:rPr>
+        <w:t xml:space="preserve"> </w:t>
+      </w:r>
+      <w:proofErr w:type="spellStart"/>
+      <w:r>
+        <w:rPr>
+          <w:lang w:val="en-GB"/>
+        </w:rPr>
+        <w:t>ad</w:t>
+      </w:r>
+      <w:proofErr w:type="spellEnd"/>
+      <w:r>
+        <w:rPr>
+          <w:lang w:val="en-GB"/>
+        </w:rPr>
+        <w:t xml:space="preserve"> </w:t>
+      </w:r>
+      <w:proofErr w:type="spellStart"/>
+      <w:r>
+        <w:rPr>
+          <w:lang w:val="en-GB"/>
+        </w:rPr>
+        <w:t>litora</w:t>
+      </w:r>
+      <w:proofErr w:type="spellEnd"/>
+      <w:r>
+        <w:rPr>
+          <w:lang w:val="en-GB"/>
+        </w:rPr>
+        <w:t xml:space="preserve"> </w:t>
+      </w:r>
+      <w:proofErr w:type="spellStart"/>
+      <w:r>
+        <w:rPr>
+          <w:lang w:val="en-GB"/>
+        </w:rPr>
+        <w:t>torquent</w:t>
+      </w:r>
+      <w:proofErr w:type="spellEnd"/>
+      <w:r>
+        <w:rPr>
+          <w:lang w:val="en-GB"/>
+        </w:rPr>
+        <w:t xml:space="preserve"> per </w:t>
+      </w:r>
+      <w:proofErr w:type="spellStart"/>
+      <w:r>
+        <w:rPr>
+          <w:lang w:val="en-GB"/>
+        </w:rPr>
+        <w:t>conubia</w:t>
+      </w:r>
+      <w:proofErr w:type="spellEnd"/>
+      <w:r>
+        <w:rPr>
+          <w:lang w:val="en-GB"/>
+        </w:rPr>
+        <w:t xml:space="preserve"> nostra, per </w:t>
+      </w:r>
+      <w:proofErr w:type="spellStart"/>
+      <w:r>
+        <w:rPr>
+          <w:lang w:val="en-GB"/>
+        </w:rPr>
+        <w:t>inceptos</w:t>
+      </w:r>
+      <w:proofErr w:type="spellEnd"/>
+      <w:r>
+        <w:rPr>
+          <w:lang w:val="en-GB"/>
+        </w:rPr>
+        <w:t xml:space="preserve"> </w:t>
+      </w:r>
+      <w:proofErr w:type="spellStart"/>
+      <w:r>
+        <w:rPr>
+          <w:lang w:val="en-GB"/>
+        </w:rPr>
+        <w:t>himenaeos</w:t>
+      </w:r>
+      <w:proofErr w:type="spellEnd"/>
+      <w:r>
+        <w:rPr>
+          <w:lang w:val="en-GB"/>
+        </w:rPr>
+        <w:t xml:space="preserve">. Donec id </w:t>
+      </w:r>
+      <w:proofErr w:type="spellStart"/>
+      <w:r>
+        <w:rPr>
+          <w:lang w:val="en-GB"/>
+        </w:rPr>
+        <w:t>enim</w:t>
+      </w:r>
+      <w:proofErr w:type="spellEnd"/>
+      <w:r>
+        <w:rPr>
+          <w:lang w:val="en-GB"/>
+        </w:rPr>
+        <w:t xml:space="preserve"> id eros pulvinar </w:t>
+      </w:r>
+      <w:proofErr w:type="spellStart"/>
+      <w:r>
+        <w:rPr>
+          <w:lang w:val="en-GB"/>
+        </w:rPr>
+        <w:t>ultrices</w:t>
+      </w:r>
+      <w:proofErr w:type="spellEnd"/>
+      <w:r>
+        <w:rPr>
+          <w:lang w:val="en-GB"/>
+        </w:rPr>
+        <w:t xml:space="preserve"> sit </w:t>
+      </w:r>
+      <w:proofErr w:type="spellStart"/>
+      <w:r>
+        <w:rPr>
+          <w:lang w:val="en-GB"/>
+        </w:rPr>
+        <w:t>amet</w:t>
+      </w:r>
+      <w:proofErr w:type="spellEnd"/>
+      <w:r>
+        <w:rPr>
+          <w:lang w:val="en-GB"/>
+        </w:rPr>
+        <w:t xml:space="preserve"> a diam. In </w:t>
+      </w:r>
+      <w:proofErr w:type="spellStart"/>
+      <w:r>
+        <w:rPr>
+          <w:lang w:val="en-GB"/>
+        </w:rPr>
+        <w:t>eu</w:t>
+      </w:r>
+      <w:proofErr w:type="spellEnd"/>
+      <w:r>
+        <w:rPr>
+          <w:lang w:val="en-GB"/>
+        </w:rPr>
+        <w:t xml:space="preserve"> </w:t>
+      </w:r>
+      <w:proofErr w:type="spellStart"/>
+      <w:r>
+        <w:rPr>
+          <w:lang w:val="en-GB"/>
+        </w:rPr>
+        <w:t>quam</w:t>
+      </w:r>
+      <w:proofErr w:type="spellEnd"/>
+      <w:r>
+        <w:rPr>
+          <w:lang w:val="en-GB"/>
+        </w:rPr>
+        <w:t xml:space="preserve"> </w:t>
+      </w:r>
+      <w:proofErr w:type="spellStart"/>
+      <w:r>
+        <w:rPr>
+          <w:lang w:val="en-GB"/>
+        </w:rPr>
+        <w:t>rutrum</w:t>
+      </w:r>
+      <w:proofErr w:type="spellEnd"/>
+      <w:r>
+        <w:rPr>
+          <w:lang w:val="en-GB"/>
+        </w:rPr>
+        <w:t xml:space="preserve">, </w:t>
+      </w:r>
+      <w:proofErr w:type="spellStart"/>
+      <w:r>
+        <w:rPr>
+          <w:lang w:val="en-GB"/>
+        </w:rPr>
+        <w:t>consequat</w:t>
+      </w:r>
+      <w:proofErr w:type="spellEnd"/>
+      <w:r>
+        <w:rPr>
+          <w:lang w:val="en-GB"/>
+        </w:rPr>
+        <w:t xml:space="preserve"> </w:t>
+      </w:r>
+      <w:proofErr w:type="spellStart"/>
+      <w:r>
+        <w:rPr>
+          <w:lang w:val="en-GB"/>
+        </w:rPr>
+        <w:t>urna</w:t>
+      </w:r>
+      <w:proofErr w:type="spellEnd"/>
+      <w:r>
+        <w:rPr>
+          <w:lang w:val="en-GB"/>
+        </w:rPr>
+        <w:t xml:space="preserve"> nec, pulvinar </w:t>
+      </w:r>
+      <w:proofErr w:type="spellStart"/>
+      <w:r>
+        <w:rPr>
+          <w:lang w:val="en-GB"/>
+        </w:rPr>
+        <w:t>tortor</w:t>
+      </w:r>
+      <w:proofErr w:type="spellEnd"/>
+      <w:r>
+        <w:rPr>
+          <w:lang w:val="en-GB"/>
+        </w:rPr>
+        <w:t xml:space="preserve">. </w:t>
+      </w:r>
+      <w:proofErr w:type="spellStart"/>
+      <w:r>
+        <w:rPr>
+          <w:lang w:val="en-GB"/>
+        </w:rPr>
+        <w:t>Curabitur</w:t>
+      </w:r>
+      <w:proofErr w:type="spellEnd"/>
+      <w:r>
+        <w:rPr>
+          <w:lang w:val="en-GB"/>
+        </w:rPr>
+        <w:t xml:space="preserve"> in </w:t>
+      </w:r>
+      <w:proofErr w:type="spellStart"/>
+      <w:r>
+        <w:rPr>
+          <w:lang w:val="en-GB"/>
+        </w:rPr>
+        <w:t>orci</w:t>
+      </w:r>
+      <w:proofErr w:type="spellEnd"/>
+      <w:r>
+        <w:rPr>
+          <w:lang w:val="en-GB"/>
+        </w:rPr>
+        <w:t xml:space="preserve"> pulvinar, </w:t>
+      </w:r>
+      <w:proofErr w:type="spellStart"/>
+      <w:r>
+        <w:rPr>
+          <w:lang w:val="en-GB"/>
+        </w:rPr>
+        <w:t>rhoncus</w:t>
+      </w:r>
+      <w:proofErr w:type="spellEnd"/>
+      <w:r>
+        <w:rPr>
+          <w:lang w:val="en-GB"/>
+        </w:rPr>
+        <w:t xml:space="preserve"> lorem </w:t>
+      </w:r>
+      <w:proofErr w:type="spellStart"/>
+      <w:r>
+        <w:rPr>
+          <w:lang w:val="en-GB"/>
+        </w:rPr>
+        <w:t>ut</w:t>
+      </w:r>
+      <w:proofErr w:type="spellEnd"/>
+      <w:r>
+        <w:rPr>
+          <w:lang w:val="en-GB"/>
+        </w:rPr>
+        <w:t xml:space="preserve">, </w:t>
+      </w:r>
+      <w:proofErr w:type="spellStart"/>
+      <w:r>
+        <w:rPr>
+          <w:lang w:val="en-GB"/>
+        </w:rPr>
+        <w:t>pretium</w:t>
+      </w:r>
+      <w:proofErr w:type="spellEnd"/>
+      <w:r>
+        <w:rPr>
+          <w:lang w:val="en-GB"/>
+        </w:rPr>
+        <w:t xml:space="preserve"> </w:t>
+      </w:r>
+      <w:proofErr w:type="spellStart"/>
+      <w:r>
+        <w:rPr>
+          <w:lang w:val="en-GB"/>
+        </w:rPr>
+        <w:t>orci</w:t>
+      </w:r>
+      <w:proofErr w:type="spellEnd"/>
+      <w:r>
+        <w:rPr>
+          <w:lang w:val="en-GB"/>
+        </w:rPr>
+        <w:t>.</w:t>
       </w:r>
     </w:p>
     <w:p>
@@ -105,7 +2437,637 @@
         <w:rPr>
           <w:lang w:val="en-GB"/>
         </w:rPr>
-        <w:t>Vestibulum vel libero quis elit placerat lobortis. Phasellus faucibus quis risus ac finibus. Etiam maximus aliquam quam, ac facilisis justo pellentesque quis. Ut a diam a tellus imperdiet iaculis sed et tortor. Integer at est libero. Morbi quis finibus nisi. Nam tortor tellus, rutrum eu sodales ut, tincidunt et sapien. Morbi a tincidunt metus. Nulla porta dolor ac tempor pellentesque. Nam nec vehicula lectus. Phasellus maximus interdum eros nec imperdiet. Donec vitae magna sem. Vestibulum scelerisque tellus ut congue fringilla.</w:t>
+        <w:t xml:space="preserve">Vestibulum </w:t>
+      </w:r>
+      <w:proofErr w:type="spellStart"/>
+      <w:r>
+        <w:rPr>
+          <w:lang w:val="en-GB"/>
+        </w:rPr>
+        <w:t>vel</w:t>
+      </w:r>
+      <w:proofErr w:type="spellEnd"/>
+      <w:r>
+        <w:rPr>
+          <w:lang w:val="en-GB"/>
+        </w:rPr>
+        <w:t xml:space="preserve"> libero quis </w:t>
+      </w:r>
+      <w:proofErr w:type="spellStart"/>
+      <w:r>
+        <w:rPr>
+          <w:lang w:val="en-GB"/>
+        </w:rPr>
+        <w:t>elit</w:t>
+      </w:r>
+      <w:proofErr w:type="spellEnd"/>
+      <w:r>
+        <w:rPr>
+          <w:lang w:val="en-GB"/>
+        </w:rPr>
+        <w:t xml:space="preserve"> </w:t>
+      </w:r>
+      <w:proofErr w:type="spellStart"/>
+      <w:r>
+        <w:rPr>
+          <w:lang w:val="en-GB"/>
+        </w:rPr>
+        <w:t>placerat</w:t>
+      </w:r>
+      <w:proofErr w:type="spellEnd"/>
+      <w:r>
+        <w:rPr>
+          <w:lang w:val="en-GB"/>
+        </w:rPr>
+        <w:t xml:space="preserve"> </w:t>
+      </w:r>
+      <w:proofErr w:type="spellStart"/>
+      <w:r>
+        <w:rPr>
+          <w:lang w:val="en-GB"/>
+        </w:rPr>
+        <w:t>lobortis</w:t>
+      </w:r>
+      <w:proofErr w:type="spellEnd"/>
+      <w:r>
+        <w:rPr>
+          <w:lang w:val="en-GB"/>
+        </w:rPr>
+        <w:t xml:space="preserve">. </w:t>
+      </w:r>
+      <w:proofErr w:type="spellStart"/>
+      <w:r>
+        <w:rPr>
+          <w:lang w:val="en-GB"/>
+        </w:rPr>
+        <w:t>Phasellus</w:t>
+      </w:r>
+      <w:proofErr w:type="spellEnd"/>
+      <w:r>
+        <w:rPr>
+          <w:lang w:val="en-GB"/>
+        </w:rPr>
+        <w:t xml:space="preserve"> </w:t>
+      </w:r>
+      <w:proofErr w:type="spellStart"/>
+      <w:r>
+        <w:rPr>
+          <w:lang w:val="en-GB"/>
+        </w:rPr>
+        <w:t>faucibus</w:t>
+      </w:r>
+      <w:proofErr w:type="spellEnd"/>
+      <w:r>
+        <w:rPr>
+          <w:lang w:val="en-GB"/>
+        </w:rPr>
+        <w:t xml:space="preserve"> quis </w:t>
+      </w:r>
+      <w:proofErr w:type="spellStart"/>
+      <w:r>
+        <w:rPr>
+          <w:lang w:val="en-GB"/>
+        </w:rPr>
+        <w:t>risus</w:t>
+      </w:r>
+      <w:proofErr w:type="spellEnd"/>
+      <w:r>
+        <w:rPr>
+          <w:lang w:val="en-GB"/>
+        </w:rPr>
+        <w:t xml:space="preserve"> ac </w:t>
+      </w:r>
+      <w:proofErr w:type="spellStart"/>
+      <w:r>
+        <w:rPr>
+          <w:lang w:val="en-GB"/>
+        </w:rPr>
+        <w:t>finibus</w:t>
+      </w:r>
+      <w:proofErr w:type="spellEnd"/>
+      <w:r>
+        <w:rPr>
+          <w:lang w:val="en-GB"/>
+        </w:rPr>
+        <w:t xml:space="preserve">. </w:t>
+      </w:r>
+      <w:proofErr w:type="spellStart"/>
+      <w:r>
+        <w:rPr>
+          <w:lang w:val="en-GB"/>
+        </w:rPr>
+        <w:t>Etiam</w:t>
+      </w:r>
+      <w:proofErr w:type="spellEnd"/>
+      <w:r>
+        <w:rPr>
+          <w:lang w:val="en-GB"/>
+        </w:rPr>
+        <w:t xml:space="preserve"> maximus </w:t>
+      </w:r>
+      <w:proofErr w:type="spellStart"/>
+      <w:r>
+        <w:rPr>
+          <w:lang w:val="en-GB"/>
+        </w:rPr>
+        <w:t>aliquam</w:t>
+      </w:r>
+      <w:proofErr w:type="spellEnd"/>
+      <w:r>
+        <w:rPr>
+          <w:lang w:val="en-GB"/>
+        </w:rPr>
+        <w:t xml:space="preserve"> </w:t>
+      </w:r>
+      <w:proofErr w:type="spellStart"/>
+      <w:r>
+        <w:rPr>
+          <w:lang w:val="en-GB"/>
+        </w:rPr>
+        <w:t>quam</w:t>
+      </w:r>
+      <w:proofErr w:type="spellEnd"/>
+      <w:r>
+        <w:rPr>
+          <w:lang w:val="en-GB"/>
+        </w:rPr>
+        <w:t xml:space="preserve">, ac </w:t>
+      </w:r>
+      <w:proofErr w:type="spellStart"/>
+      <w:r>
+        <w:rPr>
+          <w:lang w:val="en-GB"/>
+        </w:rPr>
+        <w:t>facilisis</w:t>
+      </w:r>
+      <w:proofErr w:type="spellEnd"/>
+      <w:r>
+        <w:rPr>
+          <w:lang w:val="en-GB"/>
+        </w:rPr>
+        <w:t xml:space="preserve"> </w:t>
+      </w:r>
+      <w:proofErr w:type="spellStart"/>
+      <w:r>
+        <w:rPr>
+          <w:lang w:val="en-GB"/>
+        </w:rPr>
+        <w:t>justo</w:t>
+      </w:r>
+      <w:proofErr w:type="spellEnd"/>
+      <w:r>
+        <w:rPr>
+          <w:lang w:val="en-GB"/>
+        </w:rPr>
+        <w:t xml:space="preserve"> </w:t>
+      </w:r>
+      <w:proofErr w:type="spellStart"/>
+      <w:r>
+        <w:rPr>
+          <w:lang w:val="en-GB"/>
+        </w:rPr>
+        <w:t>pellentesque</w:t>
+      </w:r>
+      <w:proofErr w:type="spellEnd"/>
+      <w:r>
+        <w:rPr>
+          <w:lang w:val="en-GB"/>
+        </w:rPr>
+        <w:t xml:space="preserve"> quis. Ut a </w:t>
+      </w:r>
+      <w:proofErr w:type="spellStart"/>
+      <w:r>
+        <w:rPr>
+          <w:lang w:val="en-GB"/>
+        </w:rPr>
+        <w:t>diam</w:t>
+      </w:r>
+      <w:proofErr w:type="spellEnd"/>
+      <w:r>
+        <w:rPr>
+          <w:lang w:val="en-GB"/>
+        </w:rPr>
+        <w:t xml:space="preserve"> a </w:t>
+      </w:r>
+      <w:proofErr w:type="spellStart"/>
+      <w:r>
+        <w:rPr>
+          <w:lang w:val="en-GB"/>
+        </w:rPr>
+        <w:t>tellus</w:t>
+      </w:r>
+      <w:proofErr w:type="spellEnd"/>
+      <w:r>
+        <w:rPr>
+          <w:lang w:val="en-GB"/>
+        </w:rPr>
+        <w:t xml:space="preserve"> </w:t>
+      </w:r>
+      <w:proofErr w:type="spellStart"/>
+      <w:r>
+        <w:rPr>
+          <w:lang w:val="en-GB"/>
+        </w:rPr>
+        <w:t>imperdiet</w:t>
+      </w:r>
+      <w:proofErr w:type="spellEnd"/>
+      <w:r>
+        <w:rPr>
+          <w:lang w:val="en-GB"/>
+        </w:rPr>
+        <w:t xml:space="preserve"> </w:t>
+      </w:r>
+      <w:proofErr w:type="spellStart"/>
+      <w:r>
+        <w:rPr>
+          <w:lang w:val="en-GB"/>
+        </w:rPr>
+        <w:t>iaculis</w:t>
+      </w:r>
+      <w:proofErr w:type="spellEnd"/>
+      <w:r>
+        <w:rPr>
+          <w:lang w:val="en-GB"/>
+        </w:rPr>
+        <w:t xml:space="preserve"> </w:t>
+      </w:r>
+      <w:proofErr w:type="spellStart"/>
+      <w:r>
+        <w:rPr>
+          <w:lang w:val="en-GB"/>
+        </w:rPr>
+        <w:t>sed</w:t>
+      </w:r>
+      <w:proofErr w:type="spellEnd"/>
+      <w:r>
+        <w:rPr>
+          <w:lang w:val="en-GB"/>
+        </w:rPr>
+        <w:t xml:space="preserve"> et </w:t>
+      </w:r>
+      <w:proofErr w:type="spellStart"/>
+      <w:r>
+        <w:rPr>
+          <w:lang w:val="en-GB"/>
+        </w:rPr>
+        <w:t>tortor</w:t>
+      </w:r>
+      <w:proofErr w:type="spellEnd"/>
+      <w:r>
+        <w:rPr>
+          <w:lang w:val="en-GB"/>
+        </w:rPr>
+        <w:t xml:space="preserve">. Integer at est libero. Morbi quis </w:t>
+      </w:r>
+      <w:proofErr w:type="spellStart"/>
+      <w:r>
+        <w:rPr>
+          <w:lang w:val="en-GB"/>
+        </w:rPr>
+        <w:t>finibus</w:t>
+      </w:r>
+      <w:proofErr w:type="spellEnd"/>
+      <w:r>
+        <w:rPr>
+          <w:lang w:val="en-GB"/>
+        </w:rPr>
+        <w:t xml:space="preserve"> nisi. Nam </w:t>
+      </w:r>
+      <w:proofErr w:type="spellStart"/>
+      <w:r>
+        <w:rPr>
+          <w:lang w:val="en-GB"/>
+        </w:rPr>
+        <w:t>tortor</w:t>
+      </w:r>
+      <w:proofErr w:type="spellEnd"/>
+      <w:r>
+        <w:rPr>
+          <w:lang w:val="en-GB"/>
+        </w:rPr>
+        <w:t xml:space="preserve"> </w:t>
+      </w:r>
+      <w:proofErr w:type="spellStart"/>
+      <w:r>
+        <w:rPr>
+          <w:lang w:val="en-GB"/>
+        </w:rPr>
+        <w:t>tellus</w:t>
+      </w:r>
+      <w:proofErr w:type="spellEnd"/>
+      <w:r>
+        <w:rPr>
+          <w:lang w:val="en-GB"/>
+        </w:rPr>
+        <w:t xml:space="preserve">, </w:t>
+      </w:r>
+      <w:proofErr w:type="spellStart"/>
+      <w:r>
+        <w:rPr>
+          <w:lang w:val="en-GB"/>
+        </w:rPr>
+        <w:t>rutrum</w:t>
+      </w:r>
+      <w:proofErr w:type="spellEnd"/>
+      <w:r>
+        <w:rPr>
+          <w:lang w:val="en-GB"/>
+        </w:rPr>
+        <w:t xml:space="preserve"> </w:t>
+      </w:r>
+      <w:proofErr w:type="spellStart"/>
+      <w:r>
+        <w:rPr>
+          <w:lang w:val="en-GB"/>
+        </w:rPr>
+        <w:t>eu</w:t>
+      </w:r>
+      <w:proofErr w:type="spellEnd"/>
+      <w:r>
+        <w:rPr>
+          <w:lang w:val="en-GB"/>
+        </w:rPr>
+        <w:t xml:space="preserve"> </w:t>
+      </w:r>
+      <w:proofErr w:type="spellStart"/>
+      <w:r>
+        <w:rPr>
+          <w:lang w:val="en-GB"/>
+        </w:rPr>
+        <w:t>sodales</w:t>
+      </w:r>
+      <w:proofErr w:type="spellEnd"/>
+      <w:r>
+        <w:rPr>
+          <w:lang w:val="en-GB"/>
+        </w:rPr>
+        <w:t xml:space="preserve"> </w:t>
+      </w:r>
+      <w:proofErr w:type="spellStart"/>
+      <w:r>
+        <w:rPr>
+          <w:lang w:val="en-GB"/>
+        </w:rPr>
+        <w:t>ut</w:t>
+      </w:r>
+      <w:proofErr w:type="spellEnd"/>
+      <w:r>
+        <w:rPr>
+          <w:lang w:val="en-GB"/>
+        </w:rPr>
+        <w:t xml:space="preserve">, </w:t>
+      </w:r>
+      <w:proofErr w:type="spellStart"/>
+      <w:r>
+        <w:rPr>
+          <w:lang w:val="en-GB"/>
+        </w:rPr>
+        <w:t>tincidunt</w:t>
+      </w:r>
+      <w:proofErr w:type="spellEnd"/>
+      <w:r>
+        <w:rPr>
+          <w:lang w:val="en-GB"/>
+        </w:rPr>
+        <w:t xml:space="preserve"> et </w:t>
+      </w:r>
+      <w:proofErr w:type="spellStart"/>
+      <w:r>
+        <w:rPr>
+          <w:lang w:val="en-GB"/>
+        </w:rPr>
+        <w:t>sapien</w:t>
+      </w:r>
+      <w:proofErr w:type="spellEnd"/>
+      <w:r>
+        <w:rPr>
+          <w:lang w:val="en-GB"/>
+        </w:rPr>
+        <w:t xml:space="preserve">. Morbi a </w:t>
+      </w:r>
+      <w:proofErr w:type="spellStart"/>
+      <w:r>
+        <w:rPr>
+          <w:lang w:val="en-GB"/>
+        </w:rPr>
+        <w:t>tincidunt</w:t>
+      </w:r>
+      <w:proofErr w:type="spellEnd"/>
+      <w:r>
+        <w:rPr>
+          <w:lang w:val="en-GB"/>
+        </w:rPr>
+        <w:t xml:space="preserve"> </w:t>
+      </w:r>
+      <w:proofErr w:type="spellStart"/>
+      <w:r>
+        <w:rPr>
+          <w:lang w:val="en-GB"/>
+        </w:rPr>
+        <w:t>metus</w:t>
+      </w:r>
+      <w:proofErr w:type="spellEnd"/>
+      <w:r>
+        <w:rPr>
+          <w:lang w:val="en-GB"/>
+        </w:rPr>
+        <w:t xml:space="preserve">. </w:t>
+      </w:r>
+      <w:proofErr w:type="spellStart"/>
+      <w:r>
+        <w:rPr>
+          <w:lang w:val="en-GB"/>
+        </w:rPr>
+        <w:t>Nulla</w:t>
+      </w:r>
+      <w:proofErr w:type="spellEnd"/>
+      <w:r>
+        <w:rPr>
+          <w:lang w:val="en-GB"/>
+        </w:rPr>
+        <w:t xml:space="preserve"> porta </w:t>
+      </w:r>
+      <w:proofErr w:type="spellStart"/>
+      <w:r>
+        <w:rPr>
+          <w:lang w:val="en-GB"/>
+        </w:rPr>
+        <w:t>dolor</w:t>
+      </w:r>
+      <w:proofErr w:type="spellEnd"/>
+      <w:r>
+        <w:rPr>
+          <w:lang w:val="en-GB"/>
+        </w:rPr>
+        <w:t xml:space="preserve"> ac </w:t>
+      </w:r>
+      <w:proofErr w:type="spellStart"/>
+      <w:r>
+        <w:rPr>
+          <w:lang w:val="en-GB"/>
+        </w:rPr>
+        <w:t>tempor</w:t>
+      </w:r>
+      <w:proofErr w:type="spellEnd"/>
+      <w:r>
+        <w:rPr>
+          <w:lang w:val="en-GB"/>
+        </w:rPr>
+        <w:t xml:space="preserve"> </w:t>
+      </w:r>
+      <w:proofErr w:type="spellStart"/>
+      <w:r>
+        <w:rPr>
+          <w:lang w:val="en-GB"/>
+        </w:rPr>
+        <w:t>pellentesque</w:t>
+      </w:r>
+      <w:proofErr w:type="spellEnd"/>
+      <w:r>
+        <w:rPr>
+          <w:lang w:val="en-GB"/>
+        </w:rPr>
+        <w:t xml:space="preserve">. Nam nec </w:t>
+      </w:r>
+      <w:proofErr w:type="spellStart"/>
+      <w:r>
+        <w:rPr>
+          <w:lang w:val="en-GB"/>
+        </w:rPr>
+        <w:t>vehicula</w:t>
+      </w:r>
+      <w:proofErr w:type="spellEnd"/>
+      <w:r>
+        <w:rPr>
+          <w:lang w:val="en-GB"/>
+        </w:rPr>
+        <w:t xml:space="preserve"> </w:t>
+      </w:r>
+      <w:proofErr w:type="spellStart"/>
+      <w:r>
+        <w:rPr>
+          <w:lang w:val="en-GB"/>
+        </w:rPr>
+        <w:t>lectus</w:t>
+      </w:r>
+      <w:proofErr w:type="spellEnd"/>
+      <w:r>
+        <w:rPr>
+          <w:lang w:val="en-GB"/>
+        </w:rPr>
+        <w:t xml:space="preserve">. </w:t>
+      </w:r>
+      <w:proofErr w:type="spellStart"/>
+      <w:r>
+        <w:rPr>
+          <w:lang w:val="en-GB"/>
+        </w:rPr>
+        <w:t>Phasellus</w:t>
+      </w:r>
+      <w:proofErr w:type="spellEnd"/>
+      <w:r>
+        <w:rPr>
+          <w:lang w:val="en-GB"/>
+        </w:rPr>
+        <w:t xml:space="preserve"> maximus </w:t>
+      </w:r>
+      <w:proofErr w:type="spellStart"/>
+      <w:r>
+        <w:rPr>
+          <w:lang w:val="en-GB"/>
+        </w:rPr>
+        <w:t>interdum</w:t>
+      </w:r>
+      <w:proofErr w:type="spellEnd"/>
+      <w:r>
+        <w:rPr>
+          <w:lang w:val="en-GB"/>
+        </w:rPr>
+        <w:t xml:space="preserve"> eros nec </w:t>
+      </w:r>
+      <w:proofErr w:type="spellStart"/>
+      <w:r>
+        <w:rPr>
+          <w:lang w:val="en-GB"/>
+        </w:rPr>
+        <w:t>imperdiet</w:t>
+      </w:r>
+      <w:proofErr w:type="spellEnd"/>
+      <w:r>
+        <w:rPr>
+          <w:lang w:val="en-GB"/>
+        </w:rPr>
+        <w:t xml:space="preserve">. Donec vitae magna sem. Vestibulum </w:t>
+      </w:r>
+      <w:proofErr w:type="spellStart"/>
+      <w:r>
+        <w:rPr>
+          <w:lang w:val="en-GB"/>
+        </w:rPr>
+        <w:t>scelerisque</w:t>
+      </w:r>
+      <w:proofErr w:type="spellEnd"/>
+      <w:r>
+        <w:rPr>
+          <w:lang w:val="en-GB"/>
+        </w:rPr>
+        <w:t xml:space="preserve"> </w:t>
+      </w:r>
+      <w:proofErr w:type="spellStart"/>
+      <w:r>
+        <w:rPr>
+          <w:lang w:val="en-GB"/>
+        </w:rPr>
+        <w:t>tellus</w:t>
+      </w:r>
+      <w:proofErr w:type="spellEnd"/>
+      <w:r>
+        <w:rPr>
+          <w:lang w:val="en-GB"/>
+        </w:rPr>
+        <w:t xml:space="preserve"> </w:t>
+      </w:r>
+      <w:proofErr w:type="spellStart"/>
+      <w:r>
+        <w:rPr>
+          <w:lang w:val="en-GB"/>
+        </w:rPr>
+        <w:t>ut</w:t>
+      </w:r>
+      <w:proofErr w:type="spellEnd"/>
+      <w:r>
+        <w:rPr>
+          <w:lang w:val="en-GB"/>
+        </w:rPr>
+        <w:t xml:space="preserve"> </w:t>
+      </w:r>
+      <w:proofErr w:type="spellStart"/>
+      <w:r>
+        <w:rPr>
+          <w:lang w:val="en-GB"/>
+        </w:rPr>
+        <w:t>congue</w:t>
+      </w:r>
+      <w:proofErr w:type="spellEnd"/>
+      <w:r>
+        <w:rPr>
+          <w:lang w:val="en-GB"/>
+        </w:rPr>
+        <w:t xml:space="preserve"> </w:t>
+      </w:r>
+      <w:proofErr w:type="spellStart"/>
+      <w:r>
+        <w:rPr>
+          <w:lang w:val="en-GB"/>
+        </w:rPr>
+        <w:t>fringilla</w:t>
+      </w:r>
+      <w:proofErr w:type="spellEnd"/>
+      <w:r>
+        <w:rPr>
+          <w:lang w:val="en-GB"/>
+        </w:rPr>
+        <w:t>.</w:t>
       </w:r>
     </w:p>
     <w:p>
@@ -126,7 +3088,539 @@
           <w:lang w:val="en-GB"/>
         </w:rPr>
         <w:lastRenderedPageBreak/>
-        <w:t>Lorem ipsum dolor sit amet, consectetur adipiscing elit. Sed non enim lectus. Duis id aliquet ante. Etiam ornare, nibh et tincidunt dignissim, arcu ante pretium leo, ac imperdiet sem erat vel nibh. Nullam laoreet odio ac urna accumsan mattis. Phasellus eget urna risus. Mauris a lorem mi. Vestibulum leo ipsum, efficitur in sagittis ut, fringilla et urna.</w:t>
+        <w:t xml:space="preserve">Lorem ipsum </w:t>
+      </w:r>
+      <w:proofErr w:type="spellStart"/>
+      <w:r>
+        <w:rPr>
+          <w:lang w:val="en-GB"/>
+        </w:rPr>
+        <w:t>dolor</w:t>
+      </w:r>
+      <w:proofErr w:type="spellEnd"/>
+      <w:r>
+        <w:rPr>
+          <w:lang w:val="en-GB"/>
+        </w:rPr>
+        <w:t xml:space="preserve"> </w:t>
+      </w:r>
+      <w:proofErr w:type="gramStart"/>
+      <w:r>
+        <w:rPr>
+          <w:lang w:val="en-GB"/>
+        </w:rPr>
+        <w:t>sit</w:t>
+      </w:r>
+      <w:proofErr w:type="gramEnd"/>
+      <w:r>
+        <w:rPr>
+          <w:lang w:val="en-GB"/>
+        </w:rPr>
+        <w:t xml:space="preserve"> </w:t>
+      </w:r>
+      <w:proofErr w:type="spellStart"/>
+      <w:r>
+        <w:rPr>
+          <w:lang w:val="en-GB"/>
+        </w:rPr>
+        <w:t>amet</w:t>
+      </w:r>
+      <w:proofErr w:type="spellEnd"/>
+      <w:r>
+        <w:rPr>
+          <w:lang w:val="en-GB"/>
+        </w:rPr>
+        <w:t xml:space="preserve">, </w:t>
+      </w:r>
+      <w:proofErr w:type="spellStart"/>
+      <w:r>
+        <w:rPr>
+          <w:lang w:val="en-GB"/>
+        </w:rPr>
+        <w:t>consectetur</w:t>
+      </w:r>
+      <w:proofErr w:type="spellEnd"/>
+      <w:r>
+        <w:rPr>
+          <w:lang w:val="en-GB"/>
+        </w:rPr>
+        <w:t xml:space="preserve"> </w:t>
+      </w:r>
+      <w:proofErr w:type="spellStart"/>
+      <w:r>
+        <w:rPr>
+          <w:lang w:val="en-GB"/>
+        </w:rPr>
+        <w:t>adipiscing</w:t>
+      </w:r>
+      <w:proofErr w:type="spellEnd"/>
+      <w:r>
+        <w:rPr>
+          <w:lang w:val="en-GB"/>
+        </w:rPr>
+        <w:t xml:space="preserve"> </w:t>
+      </w:r>
+      <w:proofErr w:type="spellStart"/>
+      <w:r>
+        <w:rPr>
+          <w:lang w:val="en-GB"/>
+        </w:rPr>
+        <w:t>elit</w:t>
+      </w:r>
+      <w:proofErr w:type="spellEnd"/>
+      <w:r>
+        <w:rPr>
+          <w:lang w:val="en-GB"/>
+        </w:rPr>
+        <w:t xml:space="preserve">. Sed non </w:t>
+      </w:r>
+      <w:proofErr w:type="spellStart"/>
+      <w:r>
+        <w:rPr>
+          <w:lang w:val="en-GB"/>
+        </w:rPr>
+        <w:t>enim</w:t>
+      </w:r>
+      <w:proofErr w:type="spellEnd"/>
+      <w:r>
+        <w:rPr>
+          <w:lang w:val="en-GB"/>
+        </w:rPr>
+        <w:t xml:space="preserve"> </w:t>
+      </w:r>
+      <w:proofErr w:type="spellStart"/>
+      <w:r>
+        <w:rPr>
+          <w:lang w:val="en-GB"/>
+        </w:rPr>
+        <w:t>lectus</w:t>
+      </w:r>
+      <w:proofErr w:type="spellEnd"/>
+      <w:r>
+        <w:rPr>
+          <w:lang w:val="en-GB"/>
+        </w:rPr>
+        <w:t xml:space="preserve">. Duis id </w:t>
+      </w:r>
+      <w:proofErr w:type="spellStart"/>
+      <w:r>
+        <w:rPr>
+          <w:lang w:val="en-GB"/>
+        </w:rPr>
+        <w:t>aliquet</w:t>
+      </w:r>
+      <w:proofErr w:type="spellEnd"/>
+      <w:r>
+        <w:rPr>
+          <w:lang w:val="en-GB"/>
+        </w:rPr>
+        <w:t xml:space="preserve"> ante. </w:t>
+      </w:r>
+      <w:proofErr w:type="spellStart"/>
+      <w:r>
+        <w:rPr>
+          <w:lang w:val="en-GB"/>
+        </w:rPr>
+        <w:t>Etiam</w:t>
+      </w:r>
+      <w:proofErr w:type="spellEnd"/>
+      <w:r>
+        <w:rPr>
+          <w:lang w:val="en-GB"/>
+        </w:rPr>
+        <w:t xml:space="preserve"> </w:t>
+      </w:r>
+      <w:proofErr w:type="spellStart"/>
+      <w:r>
+        <w:rPr>
+          <w:lang w:val="en-GB"/>
+        </w:rPr>
+        <w:t>ornare</w:t>
+      </w:r>
+      <w:proofErr w:type="spellEnd"/>
+      <w:r>
+        <w:rPr>
+          <w:lang w:val="en-GB"/>
+        </w:rPr>
+        <w:t xml:space="preserve">, </w:t>
+      </w:r>
+      <w:proofErr w:type="spellStart"/>
+      <w:r>
+        <w:rPr>
+          <w:lang w:val="en-GB"/>
+        </w:rPr>
+        <w:t>nibh</w:t>
+      </w:r>
+      <w:proofErr w:type="spellEnd"/>
+      <w:r>
+        <w:rPr>
+          <w:lang w:val="en-GB"/>
+        </w:rPr>
+        <w:t xml:space="preserve"> et </w:t>
+      </w:r>
+      <w:proofErr w:type="spellStart"/>
+      <w:r>
+        <w:rPr>
+          <w:lang w:val="en-GB"/>
+        </w:rPr>
+        <w:t>tincidunt</w:t>
+      </w:r>
+      <w:proofErr w:type="spellEnd"/>
+      <w:r>
+        <w:rPr>
+          <w:lang w:val="en-GB"/>
+        </w:rPr>
+        <w:t xml:space="preserve"> </w:t>
+      </w:r>
+      <w:proofErr w:type="spellStart"/>
+      <w:r>
+        <w:rPr>
+          <w:lang w:val="en-GB"/>
+        </w:rPr>
+        <w:t>dignissim</w:t>
+      </w:r>
+      <w:proofErr w:type="spellEnd"/>
+      <w:r>
+        <w:rPr>
+          <w:lang w:val="en-GB"/>
+        </w:rPr>
+        <w:t xml:space="preserve">, </w:t>
+      </w:r>
+      <w:proofErr w:type="spellStart"/>
+      <w:r>
+        <w:rPr>
+          <w:lang w:val="en-GB"/>
+        </w:rPr>
+        <w:t>arcu</w:t>
+      </w:r>
+      <w:proofErr w:type="spellEnd"/>
+      <w:r>
+        <w:rPr>
+          <w:lang w:val="en-GB"/>
+        </w:rPr>
+        <w:t xml:space="preserve"> ante </w:t>
+      </w:r>
+      <w:proofErr w:type="spellStart"/>
+      <w:r>
+        <w:rPr>
+          <w:lang w:val="en-GB"/>
+        </w:rPr>
+        <w:t>pretium</w:t>
+      </w:r>
+      <w:proofErr w:type="spellEnd"/>
+      <w:r>
+        <w:rPr>
+          <w:lang w:val="en-GB"/>
+        </w:rPr>
+        <w:t xml:space="preserve"> </w:t>
+      </w:r>
+      <w:proofErr w:type="spellStart"/>
+      <w:r>
+        <w:rPr>
+          <w:lang w:val="en-GB"/>
+        </w:rPr>
+        <w:t>leo</w:t>
+      </w:r>
+      <w:proofErr w:type="spellEnd"/>
+      <w:r>
+        <w:rPr>
+          <w:lang w:val="en-GB"/>
+        </w:rPr>
+        <w:t xml:space="preserve">, ac </w:t>
+      </w:r>
+      <w:proofErr w:type="spellStart"/>
+      <w:r>
+        <w:rPr>
+          <w:lang w:val="en-GB"/>
+        </w:rPr>
+        <w:t>imperdiet</w:t>
+      </w:r>
+      <w:proofErr w:type="spellEnd"/>
+      <w:r>
+        <w:rPr>
+          <w:lang w:val="en-GB"/>
+        </w:rPr>
+        <w:t xml:space="preserve"> </w:t>
+      </w:r>
+      <w:proofErr w:type="spellStart"/>
+      <w:r>
+        <w:rPr>
+          <w:lang w:val="en-GB"/>
+        </w:rPr>
+        <w:t>sem</w:t>
+      </w:r>
+      <w:proofErr w:type="spellEnd"/>
+      <w:r>
+        <w:rPr>
+          <w:lang w:val="en-GB"/>
+        </w:rPr>
+        <w:t xml:space="preserve"> </w:t>
+      </w:r>
+      <w:proofErr w:type="spellStart"/>
+      <w:r>
+        <w:rPr>
+          <w:lang w:val="en-GB"/>
+        </w:rPr>
+        <w:t>erat</w:t>
+      </w:r>
+      <w:proofErr w:type="spellEnd"/>
+      <w:r>
+        <w:rPr>
+          <w:lang w:val="en-GB"/>
+        </w:rPr>
+        <w:t xml:space="preserve"> </w:t>
+      </w:r>
+      <w:proofErr w:type="spellStart"/>
+      <w:r>
+        <w:rPr>
+          <w:lang w:val="en-GB"/>
+        </w:rPr>
+        <w:t>vel</w:t>
+      </w:r>
+      <w:proofErr w:type="spellEnd"/>
+      <w:r>
+        <w:rPr>
+          <w:lang w:val="en-GB"/>
+        </w:rPr>
+        <w:t xml:space="preserve"> </w:t>
+      </w:r>
+      <w:proofErr w:type="spellStart"/>
+      <w:r>
+        <w:rPr>
+          <w:lang w:val="en-GB"/>
+        </w:rPr>
+        <w:t>nibh</w:t>
+      </w:r>
+      <w:proofErr w:type="spellEnd"/>
+      <w:r>
+        <w:rPr>
+          <w:lang w:val="en-GB"/>
+        </w:rPr>
+        <w:t xml:space="preserve">. </w:t>
+      </w:r>
+      <w:proofErr w:type="spellStart"/>
+      <w:r>
+        <w:rPr>
+          <w:lang w:val="en-GB"/>
+        </w:rPr>
+        <w:t>Nullam</w:t>
+      </w:r>
+      <w:proofErr w:type="spellEnd"/>
+      <w:r>
+        <w:rPr>
+          <w:lang w:val="en-GB"/>
+        </w:rPr>
+        <w:t xml:space="preserve"> </w:t>
+      </w:r>
+      <w:proofErr w:type="spellStart"/>
+      <w:r>
+        <w:rPr>
+          <w:lang w:val="en-GB"/>
+        </w:rPr>
+        <w:t>laoreet</w:t>
+      </w:r>
+      <w:proofErr w:type="spellEnd"/>
+      <w:r>
+        <w:rPr>
+          <w:lang w:val="en-GB"/>
+        </w:rPr>
+        <w:t xml:space="preserve"> </w:t>
+      </w:r>
+      <w:proofErr w:type="spellStart"/>
+      <w:r>
+        <w:rPr>
+          <w:lang w:val="en-GB"/>
+        </w:rPr>
+        <w:t>odio</w:t>
+      </w:r>
+      <w:proofErr w:type="spellEnd"/>
+      <w:r>
+        <w:rPr>
+          <w:lang w:val="en-GB"/>
+        </w:rPr>
+        <w:t xml:space="preserve"> ac </w:t>
+      </w:r>
+      <w:proofErr w:type="spellStart"/>
+      <w:r>
+        <w:rPr>
+          <w:lang w:val="en-GB"/>
+        </w:rPr>
+        <w:t>urna</w:t>
+      </w:r>
+      <w:proofErr w:type="spellEnd"/>
+      <w:r>
+        <w:rPr>
+          <w:lang w:val="en-GB"/>
+        </w:rPr>
+        <w:t xml:space="preserve"> </w:t>
+      </w:r>
+      <w:proofErr w:type="spellStart"/>
+      <w:r>
+        <w:rPr>
+          <w:lang w:val="en-GB"/>
+        </w:rPr>
+        <w:t>accumsan</w:t>
+      </w:r>
+      <w:proofErr w:type="spellEnd"/>
+      <w:r>
+        <w:rPr>
+          <w:lang w:val="en-GB"/>
+        </w:rPr>
+        <w:t xml:space="preserve"> </w:t>
+      </w:r>
+      <w:proofErr w:type="spellStart"/>
+      <w:r>
+        <w:rPr>
+          <w:lang w:val="en-GB"/>
+        </w:rPr>
+        <w:t>mattis</w:t>
+      </w:r>
+      <w:proofErr w:type="spellEnd"/>
+      <w:r>
+        <w:rPr>
+          <w:lang w:val="en-GB"/>
+        </w:rPr>
+        <w:t xml:space="preserve">. </w:t>
+      </w:r>
+      <w:proofErr w:type="spellStart"/>
+      <w:r>
+        <w:rPr>
+          <w:lang w:val="en-GB"/>
+        </w:rPr>
+        <w:t>Phasellus</w:t>
+      </w:r>
+      <w:proofErr w:type="spellEnd"/>
+      <w:r>
+        <w:rPr>
+          <w:lang w:val="en-GB"/>
+        </w:rPr>
+        <w:t xml:space="preserve"> </w:t>
+      </w:r>
+      <w:proofErr w:type="spellStart"/>
+      <w:r>
+        <w:rPr>
+          <w:lang w:val="en-GB"/>
+        </w:rPr>
+        <w:t>eget</w:t>
+      </w:r>
+      <w:proofErr w:type="spellEnd"/>
+      <w:r>
+        <w:rPr>
+          <w:lang w:val="en-GB"/>
+        </w:rPr>
+        <w:t xml:space="preserve"> </w:t>
+      </w:r>
+      <w:proofErr w:type="spellStart"/>
+      <w:r>
+        <w:rPr>
+          <w:lang w:val="en-GB"/>
+        </w:rPr>
+        <w:t>urna</w:t>
+      </w:r>
+      <w:proofErr w:type="spellEnd"/>
+      <w:r>
+        <w:rPr>
+          <w:lang w:val="en-GB"/>
+        </w:rPr>
+        <w:t xml:space="preserve"> </w:t>
+      </w:r>
+      <w:proofErr w:type="spellStart"/>
+      <w:r>
+        <w:rPr>
+          <w:lang w:val="en-GB"/>
+        </w:rPr>
+        <w:t>risus</w:t>
+      </w:r>
+      <w:proofErr w:type="spellEnd"/>
+      <w:r>
+        <w:rPr>
+          <w:lang w:val="en-GB"/>
+        </w:rPr>
+        <w:t xml:space="preserve">. Mauris a lorem mi. Vestibulum </w:t>
+      </w:r>
+      <w:proofErr w:type="spellStart"/>
+      <w:r>
+        <w:rPr>
+          <w:lang w:val="en-GB"/>
+        </w:rPr>
+        <w:t>leo</w:t>
+      </w:r>
+      <w:proofErr w:type="spellEnd"/>
+      <w:r>
+        <w:rPr>
+          <w:lang w:val="en-GB"/>
+        </w:rPr>
+        <w:t xml:space="preserve"> ipsum, </w:t>
+      </w:r>
+      <w:proofErr w:type="spellStart"/>
+      <w:r>
+        <w:rPr>
+          <w:lang w:val="en-GB"/>
+        </w:rPr>
+        <w:t>efficitur</w:t>
+      </w:r>
+      <w:proofErr w:type="spellEnd"/>
+      <w:r>
+        <w:rPr>
+          <w:lang w:val="en-GB"/>
+        </w:rPr>
+        <w:t xml:space="preserve"> in </w:t>
+      </w:r>
+      <w:proofErr w:type="spellStart"/>
+      <w:r>
+        <w:rPr>
+          <w:lang w:val="en-GB"/>
+        </w:rPr>
+        <w:t>sagittis</w:t>
+      </w:r>
+      <w:proofErr w:type="spellEnd"/>
+      <w:r>
+        <w:rPr>
+          <w:lang w:val="en-GB"/>
+        </w:rPr>
+        <w:t xml:space="preserve"> </w:t>
+      </w:r>
+      <w:proofErr w:type="spellStart"/>
+      <w:r>
+        <w:rPr>
+          <w:lang w:val="en-GB"/>
+        </w:rPr>
+        <w:t>ut</w:t>
+      </w:r>
+      <w:proofErr w:type="spellEnd"/>
+      <w:r>
+        <w:rPr>
+          <w:lang w:val="en-GB"/>
+        </w:rPr>
+        <w:t xml:space="preserve">, </w:t>
+      </w:r>
+      <w:proofErr w:type="spellStart"/>
+      <w:r>
+        <w:rPr>
+          <w:lang w:val="en-GB"/>
+        </w:rPr>
+        <w:t>fringilla</w:t>
+      </w:r>
+      <w:proofErr w:type="spellEnd"/>
+      <w:r>
+        <w:rPr>
+          <w:lang w:val="en-GB"/>
+        </w:rPr>
+        <w:t xml:space="preserve"> et </w:t>
+      </w:r>
+      <w:proofErr w:type="spellStart"/>
+      <w:r>
+        <w:rPr>
+          <w:lang w:val="en-GB"/>
+        </w:rPr>
+        <w:t>urna</w:t>
+      </w:r>
+      <w:proofErr w:type="spellEnd"/>
+      <w:r>
+        <w:rPr>
+          <w:lang w:val="en-GB"/>
+        </w:rPr>
+        <w:t>.</w:t>
       </w:r>
     </w:p>
     <w:p>
@@ -135,11 +3629,635 @@
           <w:lang w:val="en-GB"/>
         </w:rPr>
       </w:pPr>
-      <w:r>
-        <w:rPr>
-          <w:lang w:val="en-GB"/>
-        </w:rPr>
-        <w:t>Fusce eu suscipit eros, at posuere dolor. Phasellus et venenatis magna, vitae varius quam. Class aptent taciti sociosqu ad litora torquent per conubia nostra, per inceptos himenaeos. Integer eu neque non arcu dignissim lobortis. Proin pellentesque elit nunc, vel placerat tortor hendrerit eget. Nulla facilisi. Fusce ac orci non ligula consectetur maximus sit amet in velit. Cras porttitor gravida ex. Ut ultricies mi pretium, posuere purus at, vehicula turpis. Aenean ac aliquet mi.</w:t>
+      <w:proofErr w:type="spellStart"/>
+      <w:r>
+        <w:rPr>
+          <w:lang w:val="en-GB"/>
+        </w:rPr>
+        <w:t>Fusce</w:t>
+      </w:r>
+      <w:proofErr w:type="spellEnd"/>
+      <w:r>
+        <w:rPr>
+          <w:lang w:val="en-GB"/>
+        </w:rPr>
+        <w:t xml:space="preserve"> </w:t>
+      </w:r>
+      <w:proofErr w:type="spellStart"/>
+      <w:r>
+        <w:rPr>
+          <w:lang w:val="en-GB"/>
+        </w:rPr>
+        <w:t>eu</w:t>
+      </w:r>
+      <w:proofErr w:type="spellEnd"/>
+      <w:r>
+        <w:rPr>
+          <w:lang w:val="en-GB"/>
+        </w:rPr>
+        <w:t xml:space="preserve"> </w:t>
+      </w:r>
+      <w:proofErr w:type="spellStart"/>
+      <w:r>
+        <w:rPr>
+          <w:lang w:val="en-GB"/>
+        </w:rPr>
+        <w:t>suscipit</w:t>
+      </w:r>
+      <w:proofErr w:type="spellEnd"/>
+      <w:r>
+        <w:rPr>
+          <w:lang w:val="en-GB"/>
+        </w:rPr>
+        <w:t xml:space="preserve"> eros, at </w:t>
+      </w:r>
+      <w:proofErr w:type="spellStart"/>
+      <w:r>
+        <w:rPr>
+          <w:lang w:val="en-GB"/>
+        </w:rPr>
+        <w:t>posuere</w:t>
+      </w:r>
+      <w:proofErr w:type="spellEnd"/>
+      <w:r>
+        <w:rPr>
+          <w:lang w:val="en-GB"/>
+        </w:rPr>
+        <w:t xml:space="preserve"> </w:t>
+      </w:r>
+      <w:proofErr w:type="spellStart"/>
+      <w:r>
+        <w:rPr>
+          <w:lang w:val="en-GB"/>
+        </w:rPr>
+        <w:t>dolor</w:t>
+      </w:r>
+      <w:proofErr w:type="spellEnd"/>
+      <w:r>
+        <w:rPr>
+          <w:lang w:val="en-GB"/>
+        </w:rPr>
+        <w:t xml:space="preserve">. </w:t>
+      </w:r>
+      <w:proofErr w:type="spellStart"/>
+      <w:r>
+        <w:rPr>
+          <w:lang w:val="en-GB"/>
+        </w:rPr>
+        <w:t>Phasellus</w:t>
+      </w:r>
+      <w:proofErr w:type="spellEnd"/>
+      <w:r>
+        <w:rPr>
+          <w:lang w:val="en-GB"/>
+        </w:rPr>
+        <w:t xml:space="preserve"> et </w:t>
+      </w:r>
+      <w:proofErr w:type="spellStart"/>
+      <w:r>
+        <w:rPr>
+          <w:lang w:val="en-GB"/>
+        </w:rPr>
+        <w:t>venenatis</w:t>
+      </w:r>
+      <w:proofErr w:type="spellEnd"/>
+      <w:r>
+        <w:rPr>
+          <w:lang w:val="en-GB"/>
+        </w:rPr>
+        <w:t xml:space="preserve"> magna, vitae </w:t>
+      </w:r>
+      <w:proofErr w:type="spellStart"/>
+      <w:r>
+        <w:rPr>
+          <w:lang w:val="en-GB"/>
+        </w:rPr>
+        <w:t>varius</w:t>
+      </w:r>
+      <w:proofErr w:type="spellEnd"/>
+      <w:r>
+        <w:rPr>
+          <w:lang w:val="en-GB"/>
+        </w:rPr>
+        <w:t xml:space="preserve"> </w:t>
+      </w:r>
+      <w:proofErr w:type="spellStart"/>
+      <w:r>
+        <w:rPr>
+          <w:lang w:val="en-GB"/>
+        </w:rPr>
+        <w:t>quam</w:t>
+      </w:r>
+      <w:proofErr w:type="spellEnd"/>
+      <w:r>
+        <w:rPr>
+          <w:lang w:val="en-GB"/>
+        </w:rPr>
+        <w:t xml:space="preserve">. Class </w:t>
+      </w:r>
+      <w:proofErr w:type="spellStart"/>
+      <w:r>
+        <w:rPr>
+          <w:lang w:val="en-GB"/>
+        </w:rPr>
+        <w:t>aptent</w:t>
+      </w:r>
+      <w:proofErr w:type="spellEnd"/>
+      <w:r>
+        <w:rPr>
+          <w:lang w:val="en-GB"/>
+        </w:rPr>
+        <w:t xml:space="preserve"> </w:t>
+      </w:r>
+      <w:proofErr w:type="spellStart"/>
+      <w:r>
+        <w:rPr>
+          <w:lang w:val="en-GB"/>
+        </w:rPr>
+        <w:t>taciti</w:t>
+      </w:r>
+      <w:proofErr w:type="spellEnd"/>
+      <w:r>
+        <w:rPr>
+          <w:lang w:val="en-GB"/>
+        </w:rPr>
+        <w:t xml:space="preserve"> </w:t>
+      </w:r>
+      <w:proofErr w:type="spellStart"/>
+      <w:r>
+        <w:rPr>
+          <w:lang w:val="en-GB"/>
+        </w:rPr>
+        <w:t>sociosqu</w:t>
+      </w:r>
+      <w:proofErr w:type="spellEnd"/>
+      <w:r>
+        <w:rPr>
+          <w:lang w:val="en-GB"/>
+        </w:rPr>
+        <w:t xml:space="preserve"> </w:t>
+      </w:r>
+      <w:proofErr w:type="spellStart"/>
+      <w:r>
+        <w:rPr>
+          <w:lang w:val="en-GB"/>
+        </w:rPr>
+        <w:t>ad</w:t>
+      </w:r>
+      <w:proofErr w:type="spellEnd"/>
+      <w:r>
+        <w:rPr>
+          <w:lang w:val="en-GB"/>
+        </w:rPr>
+        <w:t xml:space="preserve"> </w:t>
+      </w:r>
+      <w:proofErr w:type="spellStart"/>
+      <w:r>
+        <w:rPr>
+          <w:lang w:val="en-GB"/>
+        </w:rPr>
+        <w:t>litora</w:t>
+      </w:r>
+      <w:proofErr w:type="spellEnd"/>
+      <w:r>
+        <w:rPr>
+          <w:lang w:val="en-GB"/>
+        </w:rPr>
+        <w:t xml:space="preserve"> </w:t>
+      </w:r>
+      <w:proofErr w:type="spellStart"/>
+      <w:r>
+        <w:rPr>
+          <w:lang w:val="en-GB"/>
+        </w:rPr>
+        <w:t>torquent</w:t>
+      </w:r>
+      <w:proofErr w:type="spellEnd"/>
+      <w:r>
+        <w:rPr>
+          <w:lang w:val="en-GB"/>
+        </w:rPr>
+        <w:t xml:space="preserve"> per </w:t>
+      </w:r>
+      <w:proofErr w:type="spellStart"/>
+      <w:r>
+        <w:rPr>
+          <w:lang w:val="en-GB"/>
+        </w:rPr>
+        <w:t>conubia</w:t>
+      </w:r>
+      <w:proofErr w:type="spellEnd"/>
+      <w:r>
+        <w:rPr>
+          <w:lang w:val="en-GB"/>
+        </w:rPr>
+        <w:t xml:space="preserve"> nostra, per </w:t>
+      </w:r>
+      <w:proofErr w:type="spellStart"/>
+      <w:r>
+        <w:rPr>
+          <w:lang w:val="en-GB"/>
+        </w:rPr>
+        <w:t>inceptos</w:t>
+      </w:r>
+      <w:proofErr w:type="spellEnd"/>
+      <w:r>
+        <w:rPr>
+          <w:lang w:val="en-GB"/>
+        </w:rPr>
+        <w:t xml:space="preserve"> </w:t>
+      </w:r>
+      <w:proofErr w:type="spellStart"/>
+      <w:r>
+        <w:rPr>
+          <w:lang w:val="en-GB"/>
+        </w:rPr>
+        <w:t>himenaeos</w:t>
+      </w:r>
+      <w:proofErr w:type="spellEnd"/>
+      <w:r>
+        <w:rPr>
+          <w:lang w:val="en-GB"/>
+        </w:rPr>
+        <w:t xml:space="preserve">. Integer </w:t>
+      </w:r>
+      <w:proofErr w:type="spellStart"/>
+      <w:r>
+        <w:rPr>
+          <w:lang w:val="en-GB"/>
+        </w:rPr>
+        <w:t>eu</w:t>
+      </w:r>
+      <w:proofErr w:type="spellEnd"/>
+      <w:r>
+        <w:rPr>
+          <w:lang w:val="en-GB"/>
+        </w:rPr>
+        <w:t xml:space="preserve"> </w:t>
+      </w:r>
+      <w:proofErr w:type="spellStart"/>
+      <w:r>
+        <w:rPr>
+          <w:lang w:val="en-GB"/>
+        </w:rPr>
+        <w:t>neque</w:t>
+      </w:r>
+      <w:proofErr w:type="spellEnd"/>
+      <w:r>
+        <w:rPr>
+          <w:lang w:val="en-GB"/>
+        </w:rPr>
+        <w:t xml:space="preserve"> non </w:t>
+      </w:r>
+      <w:proofErr w:type="spellStart"/>
+      <w:r>
+        <w:rPr>
+          <w:lang w:val="en-GB"/>
+        </w:rPr>
+        <w:t>arcu</w:t>
+      </w:r>
+      <w:proofErr w:type="spellEnd"/>
+      <w:r>
+        <w:rPr>
+          <w:lang w:val="en-GB"/>
+        </w:rPr>
+        <w:t xml:space="preserve"> </w:t>
+      </w:r>
+      <w:proofErr w:type="spellStart"/>
+      <w:r>
+        <w:rPr>
+          <w:lang w:val="en-GB"/>
+        </w:rPr>
+        <w:t>dignissim</w:t>
+      </w:r>
+      <w:proofErr w:type="spellEnd"/>
+      <w:r>
+        <w:rPr>
+          <w:lang w:val="en-GB"/>
+        </w:rPr>
+        <w:t xml:space="preserve"> </w:t>
+      </w:r>
+      <w:proofErr w:type="spellStart"/>
+      <w:r>
+        <w:rPr>
+          <w:lang w:val="en-GB"/>
+        </w:rPr>
+        <w:t>lobortis</w:t>
+      </w:r>
+      <w:proofErr w:type="spellEnd"/>
+      <w:r>
+        <w:rPr>
+          <w:lang w:val="en-GB"/>
+        </w:rPr>
+        <w:t xml:space="preserve">. Proin </w:t>
+      </w:r>
+      <w:proofErr w:type="spellStart"/>
+      <w:r>
+        <w:rPr>
+          <w:lang w:val="en-GB"/>
+        </w:rPr>
+        <w:t>pellentesque</w:t>
+      </w:r>
+      <w:proofErr w:type="spellEnd"/>
+      <w:r>
+        <w:rPr>
+          <w:lang w:val="en-GB"/>
+        </w:rPr>
+        <w:t xml:space="preserve"> </w:t>
+      </w:r>
+      <w:proofErr w:type="spellStart"/>
+      <w:r>
+        <w:rPr>
+          <w:lang w:val="en-GB"/>
+        </w:rPr>
+        <w:t>elit</w:t>
+      </w:r>
+      <w:proofErr w:type="spellEnd"/>
+      <w:r>
+        <w:rPr>
+          <w:lang w:val="en-GB"/>
+        </w:rPr>
+        <w:t xml:space="preserve"> nunc, </w:t>
+      </w:r>
+      <w:proofErr w:type="spellStart"/>
+      <w:r>
+        <w:rPr>
+          <w:lang w:val="en-GB"/>
+        </w:rPr>
+        <w:t>vel</w:t>
+      </w:r>
+      <w:proofErr w:type="spellEnd"/>
+      <w:r>
+        <w:rPr>
+          <w:lang w:val="en-GB"/>
+        </w:rPr>
+        <w:t xml:space="preserve"> </w:t>
+      </w:r>
+      <w:proofErr w:type="spellStart"/>
+      <w:r>
+        <w:rPr>
+          <w:lang w:val="en-GB"/>
+        </w:rPr>
+        <w:t>placerat</w:t>
+      </w:r>
+      <w:proofErr w:type="spellEnd"/>
+      <w:r>
+        <w:rPr>
+          <w:lang w:val="en-GB"/>
+        </w:rPr>
+        <w:t xml:space="preserve"> </w:t>
+      </w:r>
+      <w:proofErr w:type="spellStart"/>
+      <w:r>
+        <w:rPr>
+          <w:lang w:val="en-GB"/>
+        </w:rPr>
+        <w:t>tortor</w:t>
+      </w:r>
+      <w:proofErr w:type="spellEnd"/>
+      <w:r>
+        <w:rPr>
+          <w:lang w:val="en-GB"/>
+        </w:rPr>
+        <w:t xml:space="preserve"> </w:t>
+      </w:r>
+      <w:proofErr w:type="spellStart"/>
+      <w:r>
+        <w:rPr>
+          <w:lang w:val="en-GB"/>
+        </w:rPr>
+        <w:t>hendrerit</w:t>
+      </w:r>
+      <w:proofErr w:type="spellEnd"/>
+      <w:r>
+        <w:rPr>
+          <w:lang w:val="en-GB"/>
+        </w:rPr>
+        <w:t xml:space="preserve"> </w:t>
+      </w:r>
+      <w:proofErr w:type="spellStart"/>
+      <w:r>
+        <w:rPr>
+          <w:lang w:val="en-GB"/>
+        </w:rPr>
+        <w:t>eget</w:t>
+      </w:r>
+      <w:proofErr w:type="spellEnd"/>
+      <w:r>
+        <w:rPr>
+          <w:lang w:val="en-GB"/>
+        </w:rPr>
+        <w:t xml:space="preserve">. </w:t>
+      </w:r>
+      <w:proofErr w:type="spellStart"/>
+      <w:r>
+        <w:rPr>
+          <w:lang w:val="en-GB"/>
+        </w:rPr>
+        <w:t>Nulla</w:t>
+      </w:r>
+      <w:proofErr w:type="spellEnd"/>
+      <w:r>
+        <w:rPr>
+          <w:lang w:val="en-GB"/>
+        </w:rPr>
+        <w:t xml:space="preserve"> </w:t>
+      </w:r>
+      <w:proofErr w:type="spellStart"/>
+      <w:r>
+        <w:rPr>
+          <w:lang w:val="en-GB"/>
+        </w:rPr>
+        <w:t>facilisi</w:t>
+      </w:r>
+      <w:proofErr w:type="spellEnd"/>
+      <w:r>
+        <w:rPr>
+          <w:lang w:val="en-GB"/>
+        </w:rPr>
+        <w:t xml:space="preserve">. </w:t>
+      </w:r>
+      <w:proofErr w:type="spellStart"/>
+      <w:r>
+        <w:rPr>
+          <w:lang w:val="en-GB"/>
+        </w:rPr>
+        <w:t>Fusce</w:t>
+      </w:r>
+      <w:proofErr w:type="spellEnd"/>
+      <w:r>
+        <w:rPr>
+          <w:lang w:val="en-GB"/>
+        </w:rPr>
+        <w:t xml:space="preserve"> ac </w:t>
+      </w:r>
+      <w:proofErr w:type="spellStart"/>
+      <w:r>
+        <w:rPr>
+          <w:lang w:val="en-GB"/>
+        </w:rPr>
+        <w:t>orci</w:t>
+      </w:r>
+      <w:proofErr w:type="spellEnd"/>
+      <w:r>
+        <w:rPr>
+          <w:lang w:val="en-GB"/>
+        </w:rPr>
+        <w:t xml:space="preserve"> non ligula </w:t>
+      </w:r>
+      <w:proofErr w:type="spellStart"/>
+      <w:r>
+        <w:rPr>
+          <w:lang w:val="en-GB"/>
+        </w:rPr>
+        <w:t>consectetur</w:t>
+      </w:r>
+      <w:proofErr w:type="spellEnd"/>
+      <w:r>
+        <w:rPr>
+          <w:lang w:val="en-GB"/>
+        </w:rPr>
+        <w:t xml:space="preserve"> maximus sit </w:t>
+      </w:r>
+      <w:proofErr w:type="spellStart"/>
+      <w:r>
+        <w:rPr>
+          <w:lang w:val="en-GB"/>
+        </w:rPr>
+        <w:t>amet</w:t>
+      </w:r>
+      <w:proofErr w:type="spellEnd"/>
+      <w:r>
+        <w:rPr>
+          <w:lang w:val="en-GB"/>
+        </w:rPr>
+        <w:t xml:space="preserve"> in </w:t>
+      </w:r>
+      <w:proofErr w:type="spellStart"/>
+      <w:r>
+        <w:rPr>
+          <w:lang w:val="en-GB"/>
+        </w:rPr>
+        <w:t>velit</w:t>
+      </w:r>
+      <w:proofErr w:type="spellEnd"/>
+      <w:r>
+        <w:rPr>
+          <w:lang w:val="en-GB"/>
+        </w:rPr>
+        <w:t xml:space="preserve">. Cras </w:t>
+      </w:r>
+      <w:proofErr w:type="spellStart"/>
+      <w:r>
+        <w:rPr>
+          <w:lang w:val="en-GB"/>
+        </w:rPr>
+        <w:t>porttitor</w:t>
+      </w:r>
+      <w:proofErr w:type="spellEnd"/>
+      <w:r>
+        <w:rPr>
+          <w:lang w:val="en-GB"/>
+        </w:rPr>
+        <w:t xml:space="preserve"> gravida ex. Ut </w:t>
+      </w:r>
+      <w:proofErr w:type="spellStart"/>
+      <w:r>
+        <w:rPr>
+          <w:lang w:val="en-GB"/>
+        </w:rPr>
+        <w:t>ultricies</w:t>
+      </w:r>
+      <w:proofErr w:type="spellEnd"/>
+      <w:r>
+        <w:rPr>
+          <w:lang w:val="en-GB"/>
+        </w:rPr>
+        <w:t xml:space="preserve"> mi </w:t>
+      </w:r>
+      <w:proofErr w:type="spellStart"/>
+      <w:r>
+        <w:rPr>
+          <w:lang w:val="en-GB"/>
+        </w:rPr>
+        <w:t>pretium</w:t>
+      </w:r>
+      <w:proofErr w:type="spellEnd"/>
+      <w:r>
+        <w:rPr>
+          <w:lang w:val="en-GB"/>
+        </w:rPr>
+        <w:t xml:space="preserve">, </w:t>
+      </w:r>
+      <w:proofErr w:type="spellStart"/>
+      <w:r>
+        <w:rPr>
+          <w:lang w:val="en-GB"/>
+        </w:rPr>
+        <w:t>posuere</w:t>
+      </w:r>
+      <w:proofErr w:type="spellEnd"/>
+      <w:r>
+        <w:rPr>
+          <w:lang w:val="en-GB"/>
+        </w:rPr>
+        <w:t xml:space="preserve"> </w:t>
+      </w:r>
+      <w:proofErr w:type="spellStart"/>
+      <w:r>
+        <w:rPr>
+          <w:lang w:val="en-GB"/>
+        </w:rPr>
+        <w:t>purus</w:t>
+      </w:r>
+      <w:proofErr w:type="spellEnd"/>
+      <w:r>
+        <w:rPr>
+          <w:lang w:val="en-GB"/>
+        </w:rPr>
+        <w:t xml:space="preserve"> at, </w:t>
+      </w:r>
+      <w:proofErr w:type="spellStart"/>
+      <w:r>
+        <w:rPr>
+          <w:lang w:val="en-GB"/>
+        </w:rPr>
+        <w:t>vehicula</w:t>
+      </w:r>
+      <w:proofErr w:type="spellEnd"/>
+      <w:r>
+        <w:rPr>
+          <w:lang w:val="en-GB"/>
+        </w:rPr>
+        <w:t xml:space="preserve"> </w:t>
+      </w:r>
+      <w:proofErr w:type="spellStart"/>
+      <w:r>
+        <w:rPr>
+          <w:lang w:val="en-GB"/>
+        </w:rPr>
+        <w:t>turpis</w:t>
+      </w:r>
+      <w:proofErr w:type="spellEnd"/>
+      <w:r>
+        <w:rPr>
+          <w:lang w:val="en-GB"/>
+        </w:rPr>
+        <w:t xml:space="preserve">. Aenean ac </w:t>
+      </w:r>
+      <w:proofErr w:type="spellStart"/>
+      <w:r>
+        <w:rPr>
+          <w:lang w:val="en-GB"/>
+        </w:rPr>
+        <w:t>aliquet</w:t>
+      </w:r>
+      <w:proofErr w:type="spellEnd"/>
+      <w:r>
+        <w:rPr>
+          <w:lang w:val="en-GB"/>
+        </w:rPr>
+        <w:t xml:space="preserve"> mi.</w:t>
       </w:r>
     </w:p>
     <w:p>
@@ -152,7 +4270,385 @@
         <w:rPr>
           <w:lang w:val="en-GB"/>
         </w:rPr>
-        <w:t>Integer nec neque a ipsum interdum varius. Ut tempus congue dapibus. Suspendisse dolor odio, cursus sagittis sodales in, posuere ac erat. Proin et hendrerit risus, a blandit urna. Vestibulum semper consectetur nisl quis porta. Mauris egestas nisi condimentum dignissim luctus. Etiam imperdiet non dolor vel maximus.</w:t>
+        <w:t xml:space="preserve">Integer nec </w:t>
+      </w:r>
+      <w:proofErr w:type="spellStart"/>
+      <w:r>
+        <w:rPr>
+          <w:lang w:val="en-GB"/>
+        </w:rPr>
+        <w:t>neque</w:t>
+      </w:r>
+      <w:proofErr w:type="spellEnd"/>
+      <w:r>
+        <w:rPr>
+          <w:lang w:val="en-GB"/>
+        </w:rPr>
+        <w:t xml:space="preserve"> </w:t>
+      </w:r>
+      <w:proofErr w:type="gramStart"/>
+      <w:r>
+        <w:rPr>
+          <w:lang w:val="en-GB"/>
+        </w:rPr>
+        <w:t>a</w:t>
+      </w:r>
+      <w:proofErr w:type="gramEnd"/>
+      <w:r>
+        <w:rPr>
+          <w:lang w:val="en-GB"/>
+        </w:rPr>
+        <w:t xml:space="preserve"> ipsum </w:t>
+      </w:r>
+      <w:proofErr w:type="spellStart"/>
+      <w:r>
+        <w:rPr>
+          <w:lang w:val="en-GB"/>
+        </w:rPr>
+        <w:t>interdum</w:t>
+      </w:r>
+      <w:proofErr w:type="spellEnd"/>
+      <w:r>
+        <w:rPr>
+          <w:lang w:val="en-GB"/>
+        </w:rPr>
+        <w:t xml:space="preserve"> </w:t>
+      </w:r>
+      <w:proofErr w:type="spellStart"/>
+      <w:r>
+        <w:rPr>
+          <w:lang w:val="en-GB"/>
+        </w:rPr>
+        <w:t>varius</w:t>
+      </w:r>
+      <w:proofErr w:type="spellEnd"/>
+      <w:r>
+        <w:rPr>
+          <w:lang w:val="en-GB"/>
+        </w:rPr>
+        <w:t xml:space="preserve">. Ut tempus </w:t>
+      </w:r>
+      <w:proofErr w:type="spellStart"/>
+      <w:r>
+        <w:rPr>
+          <w:lang w:val="en-GB"/>
+        </w:rPr>
+        <w:t>congue</w:t>
+      </w:r>
+      <w:proofErr w:type="spellEnd"/>
+      <w:r>
+        <w:rPr>
+          <w:lang w:val="en-GB"/>
+        </w:rPr>
+        <w:t xml:space="preserve"> </w:t>
+      </w:r>
+      <w:proofErr w:type="spellStart"/>
+      <w:r>
+        <w:rPr>
+          <w:lang w:val="en-GB"/>
+        </w:rPr>
+        <w:t>dapibus</w:t>
+      </w:r>
+      <w:proofErr w:type="spellEnd"/>
+      <w:r>
+        <w:rPr>
+          <w:lang w:val="en-GB"/>
+        </w:rPr>
+        <w:t xml:space="preserve">. </w:t>
+      </w:r>
+      <w:proofErr w:type="spellStart"/>
+      <w:r>
+        <w:rPr>
+          <w:lang w:val="en-GB"/>
+        </w:rPr>
+        <w:t>Suspendisse</w:t>
+      </w:r>
+      <w:proofErr w:type="spellEnd"/>
+      <w:r>
+        <w:rPr>
+          <w:lang w:val="en-GB"/>
+        </w:rPr>
+        <w:t xml:space="preserve"> </w:t>
+      </w:r>
+      <w:proofErr w:type="spellStart"/>
+      <w:r>
+        <w:rPr>
+          <w:lang w:val="en-GB"/>
+        </w:rPr>
+        <w:t>dolor</w:t>
+      </w:r>
+      <w:proofErr w:type="spellEnd"/>
+      <w:r>
+        <w:rPr>
+          <w:lang w:val="en-GB"/>
+        </w:rPr>
+        <w:t xml:space="preserve"> </w:t>
+      </w:r>
+      <w:proofErr w:type="spellStart"/>
+      <w:r>
+        <w:rPr>
+          <w:lang w:val="en-GB"/>
+        </w:rPr>
+        <w:t>odio</w:t>
+      </w:r>
+      <w:proofErr w:type="spellEnd"/>
+      <w:r>
+        <w:rPr>
+          <w:lang w:val="en-GB"/>
+        </w:rPr>
+        <w:t xml:space="preserve">, cursus </w:t>
+      </w:r>
+      <w:proofErr w:type="spellStart"/>
+      <w:r>
+        <w:rPr>
+          <w:lang w:val="en-GB"/>
+        </w:rPr>
+        <w:t>sagittis</w:t>
+      </w:r>
+      <w:proofErr w:type="spellEnd"/>
+      <w:r>
+        <w:rPr>
+          <w:lang w:val="en-GB"/>
+        </w:rPr>
+        <w:t xml:space="preserve"> </w:t>
+      </w:r>
+      <w:proofErr w:type="spellStart"/>
+      <w:r>
+        <w:rPr>
+          <w:lang w:val="en-GB"/>
+        </w:rPr>
+        <w:t>sodales</w:t>
+      </w:r>
+      <w:proofErr w:type="spellEnd"/>
+      <w:r>
+        <w:rPr>
+          <w:lang w:val="en-GB"/>
+        </w:rPr>
+        <w:t xml:space="preserve"> in, </w:t>
+      </w:r>
+      <w:proofErr w:type="spellStart"/>
+      <w:r>
+        <w:rPr>
+          <w:lang w:val="en-GB"/>
+        </w:rPr>
+        <w:t>posuere</w:t>
+      </w:r>
+      <w:proofErr w:type="spellEnd"/>
+      <w:r>
+        <w:rPr>
+          <w:lang w:val="en-GB"/>
+        </w:rPr>
+        <w:t xml:space="preserve"> ac </w:t>
+      </w:r>
+      <w:proofErr w:type="spellStart"/>
+      <w:r>
+        <w:rPr>
+          <w:lang w:val="en-GB"/>
+        </w:rPr>
+        <w:t>erat</w:t>
+      </w:r>
+      <w:proofErr w:type="spellEnd"/>
+      <w:r>
+        <w:rPr>
+          <w:lang w:val="en-GB"/>
+        </w:rPr>
+        <w:t xml:space="preserve">. Proin et </w:t>
+      </w:r>
+      <w:proofErr w:type="spellStart"/>
+      <w:r>
+        <w:rPr>
+          <w:lang w:val="en-GB"/>
+        </w:rPr>
+        <w:t>hendrerit</w:t>
+      </w:r>
+      <w:proofErr w:type="spellEnd"/>
+      <w:r>
+        <w:rPr>
+          <w:lang w:val="en-GB"/>
+        </w:rPr>
+        <w:t xml:space="preserve"> </w:t>
+      </w:r>
+      <w:proofErr w:type="spellStart"/>
+      <w:r>
+        <w:rPr>
+          <w:lang w:val="en-GB"/>
+        </w:rPr>
+        <w:t>risus</w:t>
+      </w:r>
+      <w:proofErr w:type="spellEnd"/>
+      <w:r>
+        <w:rPr>
+          <w:lang w:val="en-GB"/>
+        </w:rPr>
+        <w:t xml:space="preserve">, a </w:t>
+      </w:r>
+      <w:proofErr w:type="spellStart"/>
+      <w:r>
+        <w:rPr>
+          <w:lang w:val="en-GB"/>
+        </w:rPr>
+        <w:t>blandit</w:t>
+      </w:r>
+      <w:proofErr w:type="spellEnd"/>
+      <w:r>
+        <w:rPr>
+          <w:lang w:val="en-GB"/>
+        </w:rPr>
+        <w:t xml:space="preserve"> </w:t>
+      </w:r>
+      <w:proofErr w:type="spellStart"/>
+      <w:r>
+        <w:rPr>
+          <w:lang w:val="en-GB"/>
+        </w:rPr>
+        <w:t>urna</w:t>
+      </w:r>
+      <w:proofErr w:type="spellEnd"/>
+      <w:r>
+        <w:rPr>
+          <w:lang w:val="en-GB"/>
+        </w:rPr>
+        <w:t xml:space="preserve">. Vestibulum semper </w:t>
+      </w:r>
+      <w:proofErr w:type="spellStart"/>
+      <w:r>
+        <w:rPr>
+          <w:lang w:val="en-GB"/>
+        </w:rPr>
+        <w:t>consectetur</w:t>
+      </w:r>
+      <w:proofErr w:type="spellEnd"/>
+      <w:r>
+        <w:rPr>
+          <w:lang w:val="en-GB"/>
+        </w:rPr>
+        <w:t xml:space="preserve"> </w:t>
+      </w:r>
+      <w:proofErr w:type="spellStart"/>
+      <w:r>
+        <w:rPr>
+          <w:lang w:val="en-GB"/>
+        </w:rPr>
+        <w:t>nisl</w:t>
+      </w:r>
+      <w:proofErr w:type="spellEnd"/>
+      <w:r>
+        <w:rPr>
+          <w:lang w:val="en-GB"/>
+        </w:rPr>
+        <w:t xml:space="preserve"> quis porta. Mauris </w:t>
+      </w:r>
+      <w:proofErr w:type="spellStart"/>
+      <w:r>
+        <w:rPr>
+          <w:lang w:val="en-GB"/>
+        </w:rPr>
+        <w:t>egestas</w:t>
+      </w:r>
+      <w:proofErr w:type="spellEnd"/>
+      <w:r>
+        <w:rPr>
+          <w:lang w:val="en-GB"/>
+        </w:rPr>
+        <w:t xml:space="preserve"> nisi </w:t>
+      </w:r>
+      <w:proofErr w:type="spellStart"/>
+      <w:r>
+        <w:rPr>
+          <w:lang w:val="en-GB"/>
+        </w:rPr>
+        <w:t>condimentum</w:t>
+      </w:r>
+      <w:proofErr w:type="spellEnd"/>
+      <w:r>
+        <w:rPr>
+          <w:lang w:val="en-GB"/>
+        </w:rPr>
+        <w:t xml:space="preserve"> </w:t>
+      </w:r>
+      <w:proofErr w:type="spellStart"/>
+      <w:r>
+        <w:rPr>
+          <w:lang w:val="en-GB"/>
+        </w:rPr>
+        <w:t>dignissim</w:t>
+      </w:r>
+      <w:proofErr w:type="spellEnd"/>
+      <w:r>
+        <w:rPr>
+          <w:lang w:val="en-GB"/>
+        </w:rPr>
+        <w:t xml:space="preserve"> </w:t>
+      </w:r>
+      <w:proofErr w:type="spellStart"/>
+      <w:r>
+        <w:rPr>
+          <w:lang w:val="en-GB"/>
+        </w:rPr>
+        <w:t>luctus</w:t>
+      </w:r>
+      <w:proofErr w:type="spellEnd"/>
+      <w:r>
+        <w:rPr>
+          <w:lang w:val="en-GB"/>
+        </w:rPr>
+        <w:t xml:space="preserve">. </w:t>
+      </w:r>
+      <w:proofErr w:type="spellStart"/>
+      <w:r>
+        <w:rPr>
+          <w:lang w:val="en-GB"/>
+        </w:rPr>
+        <w:t>Etiam</w:t>
+      </w:r>
+      <w:proofErr w:type="spellEnd"/>
+      <w:r>
+        <w:rPr>
+          <w:lang w:val="en-GB"/>
+        </w:rPr>
+        <w:t xml:space="preserve"> </w:t>
+      </w:r>
+      <w:proofErr w:type="spellStart"/>
+      <w:r>
+        <w:rPr>
+          <w:lang w:val="en-GB"/>
+        </w:rPr>
+        <w:t>imperdiet</w:t>
+      </w:r>
+      <w:proofErr w:type="spellEnd"/>
+      <w:r>
+        <w:rPr>
+          <w:lang w:val="en-GB"/>
+        </w:rPr>
+        <w:t xml:space="preserve"> non </w:t>
+      </w:r>
+      <w:proofErr w:type="spellStart"/>
+      <w:r>
+        <w:rPr>
+          <w:lang w:val="en-GB"/>
+        </w:rPr>
+        <w:t>dolor</w:t>
+      </w:r>
+      <w:proofErr w:type="spellEnd"/>
+      <w:r>
+        <w:rPr>
+          <w:lang w:val="en-GB"/>
+        </w:rPr>
+        <w:t xml:space="preserve"> </w:t>
+      </w:r>
+      <w:proofErr w:type="spellStart"/>
+      <w:r>
+        <w:rPr>
+          <w:lang w:val="en-GB"/>
+        </w:rPr>
+        <w:t>vel</w:t>
+      </w:r>
+      <w:proofErr w:type="spellEnd"/>
+      <w:r>
+        <w:rPr>
+          <w:lang w:val="en-GB"/>
+        </w:rPr>
+        <w:t xml:space="preserve"> maximus.</w:t>
       </w:r>
     </w:p>
     <w:p>
@@ -165,7 +4661,805 @@
         <w:rPr>
           <w:lang w:val="en-GB"/>
         </w:rPr>
-        <w:t>Aenean ligula sapien, lacinia id felis ut, ultrices tincidunt lectus. Suspendisse malesuada dolor nisi, vel dignissim odio eleifend quis. Pellentesque scelerisque justo ac tellus dapibus vehicula. Mauris sit amet eros feugiat tellus congue molestie. Suspendisse bibendum facilisis nisl a gravida. Sed cursus fringilla turpis vitae fringilla. Curabitur eget pulvinar ante. Class aptent taciti sociosqu ad litora torquent per conubia nostra, per inceptos himenaeos. Donec id enim id eros pulvinar ultrices sit amet a diam. In eu quam rutrum, consequat urna nec, pulvinar tortor. Curabitur in orci pulvinar, rhoncus lorem ut, pretium orci.</w:t>
+        <w:t xml:space="preserve">Aenean ligula </w:t>
+      </w:r>
+      <w:proofErr w:type="spellStart"/>
+      <w:r>
+        <w:rPr>
+          <w:lang w:val="en-GB"/>
+        </w:rPr>
+        <w:t>sapien</w:t>
+      </w:r>
+      <w:proofErr w:type="spellEnd"/>
+      <w:r>
+        <w:rPr>
+          <w:lang w:val="en-GB"/>
+        </w:rPr>
+        <w:t xml:space="preserve">, lacinia id </w:t>
+      </w:r>
+      <w:proofErr w:type="spellStart"/>
+      <w:r>
+        <w:rPr>
+          <w:lang w:val="en-GB"/>
+        </w:rPr>
+        <w:t>felis</w:t>
+      </w:r>
+      <w:proofErr w:type="spellEnd"/>
+      <w:r>
+        <w:rPr>
+          <w:lang w:val="en-GB"/>
+        </w:rPr>
+        <w:t xml:space="preserve"> </w:t>
+      </w:r>
+      <w:proofErr w:type="spellStart"/>
+      <w:r>
+        <w:rPr>
+          <w:lang w:val="en-GB"/>
+        </w:rPr>
+        <w:t>ut</w:t>
+      </w:r>
+      <w:proofErr w:type="spellEnd"/>
+      <w:r>
+        <w:rPr>
+          <w:lang w:val="en-GB"/>
+        </w:rPr>
+        <w:t xml:space="preserve">, </w:t>
+      </w:r>
+      <w:proofErr w:type="spellStart"/>
+      <w:r>
+        <w:rPr>
+          <w:lang w:val="en-GB"/>
+        </w:rPr>
+        <w:t>ultrices</w:t>
+      </w:r>
+      <w:proofErr w:type="spellEnd"/>
+      <w:r>
+        <w:rPr>
+          <w:lang w:val="en-GB"/>
+        </w:rPr>
+        <w:t xml:space="preserve"> </w:t>
+      </w:r>
+      <w:proofErr w:type="spellStart"/>
+      <w:r>
+        <w:rPr>
+          <w:lang w:val="en-GB"/>
+        </w:rPr>
+        <w:t>tincidunt</w:t>
+      </w:r>
+      <w:proofErr w:type="spellEnd"/>
+      <w:r>
+        <w:rPr>
+          <w:lang w:val="en-GB"/>
+        </w:rPr>
+        <w:t xml:space="preserve"> </w:t>
+      </w:r>
+      <w:proofErr w:type="spellStart"/>
+      <w:r>
+        <w:rPr>
+          <w:lang w:val="en-GB"/>
+        </w:rPr>
+        <w:t>lectus</w:t>
+      </w:r>
+      <w:proofErr w:type="spellEnd"/>
+      <w:r>
+        <w:rPr>
+          <w:lang w:val="en-GB"/>
+        </w:rPr>
+        <w:t xml:space="preserve">. </w:t>
+      </w:r>
+      <w:proofErr w:type="spellStart"/>
+      <w:r>
+        <w:rPr>
+          <w:lang w:val="en-GB"/>
+        </w:rPr>
+        <w:t>Suspendisse</w:t>
+      </w:r>
+      <w:proofErr w:type="spellEnd"/>
+      <w:r>
+        <w:rPr>
+          <w:lang w:val="en-GB"/>
+        </w:rPr>
+        <w:t xml:space="preserve"> </w:t>
+      </w:r>
+      <w:proofErr w:type="spellStart"/>
+      <w:r>
+        <w:rPr>
+          <w:lang w:val="en-GB"/>
+        </w:rPr>
+        <w:t>malesuada</w:t>
+      </w:r>
+      <w:proofErr w:type="spellEnd"/>
+      <w:r>
+        <w:rPr>
+          <w:lang w:val="en-GB"/>
+        </w:rPr>
+        <w:t xml:space="preserve"> </w:t>
+      </w:r>
+      <w:proofErr w:type="spellStart"/>
+      <w:r>
+        <w:rPr>
+          <w:lang w:val="en-GB"/>
+        </w:rPr>
+        <w:t>dolor</w:t>
+      </w:r>
+      <w:proofErr w:type="spellEnd"/>
+      <w:r>
+        <w:rPr>
+          <w:lang w:val="en-GB"/>
+        </w:rPr>
+        <w:t xml:space="preserve"> nisi, </w:t>
+      </w:r>
+      <w:proofErr w:type="spellStart"/>
+      <w:r>
+        <w:rPr>
+          <w:lang w:val="en-GB"/>
+        </w:rPr>
+        <w:t>vel</w:t>
+      </w:r>
+      <w:proofErr w:type="spellEnd"/>
+      <w:r>
+        <w:rPr>
+          <w:lang w:val="en-GB"/>
+        </w:rPr>
+        <w:t xml:space="preserve"> </w:t>
+      </w:r>
+      <w:proofErr w:type="spellStart"/>
+      <w:r>
+        <w:rPr>
+          <w:lang w:val="en-GB"/>
+        </w:rPr>
+        <w:t>dignissim</w:t>
+      </w:r>
+      <w:proofErr w:type="spellEnd"/>
+      <w:r>
+        <w:rPr>
+          <w:lang w:val="en-GB"/>
+        </w:rPr>
+        <w:t xml:space="preserve"> </w:t>
+      </w:r>
+      <w:proofErr w:type="spellStart"/>
+      <w:r>
+        <w:rPr>
+          <w:lang w:val="en-GB"/>
+        </w:rPr>
+        <w:t>odio</w:t>
+      </w:r>
+      <w:proofErr w:type="spellEnd"/>
+      <w:r>
+        <w:rPr>
+          <w:lang w:val="en-GB"/>
+        </w:rPr>
+        <w:t xml:space="preserve"> </w:t>
+      </w:r>
+      <w:proofErr w:type="spellStart"/>
+      <w:r>
+        <w:rPr>
+          <w:lang w:val="en-GB"/>
+        </w:rPr>
+        <w:t>eleifend</w:t>
+      </w:r>
+      <w:proofErr w:type="spellEnd"/>
+      <w:r>
+        <w:rPr>
+          <w:lang w:val="en-GB"/>
+        </w:rPr>
+        <w:t xml:space="preserve"> quis. </w:t>
+      </w:r>
+      <w:proofErr w:type="spellStart"/>
+      <w:r>
+        <w:rPr>
+          <w:lang w:val="en-GB"/>
+        </w:rPr>
+        <w:t>Pellentesque</w:t>
+      </w:r>
+      <w:proofErr w:type="spellEnd"/>
+      <w:r>
+        <w:rPr>
+          <w:lang w:val="en-GB"/>
+        </w:rPr>
+        <w:t xml:space="preserve"> </w:t>
+      </w:r>
+      <w:proofErr w:type="spellStart"/>
+      <w:r>
+        <w:rPr>
+          <w:lang w:val="en-GB"/>
+        </w:rPr>
+        <w:t>scelerisque</w:t>
+      </w:r>
+      <w:proofErr w:type="spellEnd"/>
+      <w:r>
+        <w:rPr>
+          <w:lang w:val="en-GB"/>
+        </w:rPr>
+        <w:t xml:space="preserve"> </w:t>
+      </w:r>
+      <w:proofErr w:type="spellStart"/>
+      <w:r>
+        <w:rPr>
+          <w:lang w:val="en-GB"/>
+        </w:rPr>
+        <w:t>justo</w:t>
+      </w:r>
+      <w:proofErr w:type="spellEnd"/>
+      <w:r>
+        <w:rPr>
+          <w:lang w:val="en-GB"/>
+        </w:rPr>
+        <w:t xml:space="preserve"> ac </w:t>
+      </w:r>
+      <w:proofErr w:type="spellStart"/>
+      <w:r>
+        <w:rPr>
+          <w:lang w:val="en-GB"/>
+        </w:rPr>
+        <w:t>tellus</w:t>
+      </w:r>
+      <w:proofErr w:type="spellEnd"/>
+      <w:r>
+        <w:rPr>
+          <w:lang w:val="en-GB"/>
+        </w:rPr>
+        <w:t xml:space="preserve"> </w:t>
+      </w:r>
+      <w:proofErr w:type="spellStart"/>
+      <w:r>
+        <w:rPr>
+          <w:lang w:val="en-GB"/>
+        </w:rPr>
+        <w:t>dapibus</w:t>
+      </w:r>
+      <w:proofErr w:type="spellEnd"/>
+      <w:r>
+        <w:rPr>
+          <w:lang w:val="en-GB"/>
+        </w:rPr>
+        <w:t xml:space="preserve"> </w:t>
+      </w:r>
+      <w:proofErr w:type="spellStart"/>
+      <w:r>
+        <w:rPr>
+          <w:lang w:val="en-GB"/>
+        </w:rPr>
+        <w:t>vehicula</w:t>
+      </w:r>
+      <w:proofErr w:type="spellEnd"/>
+      <w:r>
+        <w:rPr>
+          <w:lang w:val="en-GB"/>
+        </w:rPr>
+        <w:t xml:space="preserve">. Mauris sit </w:t>
+      </w:r>
+      <w:proofErr w:type="spellStart"/>
+      <w:r>
+        <w:rPr>
+          <w:lang w:val="en-GB"/>
+        </w:rPr>
+        <w:t>amet</w:t>
+      </w:r>
+      <w:proofErr w:type="spellEnd"/>
+      <w:r>
+        <w:rPr>
+          <w:lang w:val="en-GB"/>
+        </w:rPr>
+        <w:t xml:space="preserve"> eros </w:t>
+      </w:r>
+      <w:proofErr w:type="spellStart"/>
+      <w:r>
+        <w:rPr>
+          <w:lang w:val="en-GB"/>
+        </w:rPr>
+        <w:t>feugiat</w:t>
+      </w:r>
+      <w:proofErr w:type="spellEnd"/>
+      <w:r>
+        <w:rPr>
+          <w:lang w:val="en-GB"/>
+        </w:rPr>
+        <w:t xml:space="preserve"> </w:t>
+      </w:r>
+      <w:proofErr w:type="spellStart"/>
+      <w:r>
+        <w:rPr>
+          <w:lang w:val="en-GB"/>
+        </w:rPr>
+        <w:t>tellus</w:t>
+      </w:r>
+      <w:proofErr w:type="spellEnd"/>
+      <w:r>
+        <w:rPr>
+          <w:lang w:val="en-GB"/>
+        </w:rPr>
+        <w:t xml:space="preserve"> </w:t>
+      </w:r>
+      <w:proofErr w:type="spellStart"/>
+      <w:r>
+        <w:rPr>
+          <w:lang w:val="en-GB"/>
+        </w:rPr>
+        <w:t>congue</w:t>
+      </w:r>
+      <w:proofErr w:type="spellEnd"/>
+      <w:r>
+        <w:rPr>
+          <w:lang w:val="en-GB"/>
+        </w:rPr>
+        <w:t xml:space="preserve"> </w:t>
+      </w:r>
+      <w:proofErr w:type="spellStart"/>
+      <w:r>
+        <w:rPr>
+          <w:lang w:val="en-GB"/>
+        </w:rPr>
+        <w:t>molestie</w:t>
+      </w:r>
+      <w:proofErr w:type="spellEnd"/>
+      <w:r>
+        <w:rPr>
+          <w:lang w:val="en-GB"/>
+        </w:rPr>
+        <w:t xml:space="preserve">. </w:t>
+      </w:r>
+      <w:proofErr w:type="spellStart"/>
+      <w:r>
+        <w:rPr>
+          <w:lang w:val="en-GB"/>
+        </w:rPr>
+        <w:t>Suspendisse</w:t>
+      </w:r>
+      <w:proofErr w:type="spellEnd"/>
+      <w:r>
+        <w:rPr>
+          <w:lang w:val="en-GB"/>
+        </w:rPr>
+        <w:t xml:space="preserve"> </w:t>
+      </w:r>
+      <w:proofErr w:type="spellStart"/>
+      <w:r>
+        <w:rPr>
+          <w:lang w:val="en-GB"/>
+        </w:rPr>
+        <w:t>bibendum</w:t>
+      </w:r>
+      <w:proofErr w:type="spellEnd"/>
+      <w:r>
+        <w:rPr>
+          <w:lang w:val="en-GB"/>
+        </w:rPr>
+        <w:t xml:space="preserve"> </w:t>
+      </w:r>
+      <w:proofErr w:type="spellStart"/>
+      <w:r>
+        <w:rPr>
+          <w:lang w:val="en-GB"/>
+        </w:rPr>
+        <w:t>facilisis</w:t>
+      </w:r>
+      <w:proofErr w:type="spellEnd"/>
+      <w:r>
+        <w:rPr>
+          <w:lang w:val="en-GB"/>
+        </w:rPr>
+        <w:t xml:space="preserve"> </w:t>
+      </w:r>
+      <w:proofErr w:type="spellStart"/>
+      <w:r>
+        <w:rPr>
+          <w:lang w:val="en-GB"/>
+        </w:rPr>
+        <w:t>nisl</w:t>
+      </w:r>
+      <w:proofErr w:type="spellEnd"/>
+      <w:r>
+        <w:rPr>
+          <w:lang w:val="en-GB"/>
+        </w:rPr>
+        <w:t xml:space="preserve"> a gravida. Sed cursus </w:t>
+      </w:r>
+      <w:proofErr w:type="spellStart"/>
+      <w:r>
+        <w:rPr>
+          <w:lang w:val="en-GB"/>
+        </w:rPr>
+        <w:t>fringilla</w:t>
+      </w:r>
+      <w:proofErr w:type="spellEnd"/>
+      <w:r>
+        <w:rPr>
+          <w:lang w:val="en-GB"/>
+        </w:rPr>
+        <w:t xml:space="preserve"> </w:t>
+      </w:r>
+      <w:proofErr w:type="spellStart"/>
+      <w:r>
+        <w:rPr>
+          <w:lang w:val="en-GB"/>
+        </w:rPr>
+        <w:t>turpis</w:t>
+      </w:r>
+      <w:proofErr w:type="spellEnd"/>
+      <w:r>
+        <w:rPr>
+          <w:lang w:val="en-GB"/>
+        </w:rPr>
+        <w:t xml:space="preserve"> vitae </w:t>
+      </w:r>
+      <w:proofErr w:type="spellStart"/>
+      <w:r>
+        <w:rPr>
+          <w:lang w:val="en-GB"/>
+        </w:rPr>
+        <w:t>fringilla</w:t>
+      </w:r>
+      <w:proofErr w:type="spellEnd"/>
+      <w:r>
+        <w:rPr>
+          <w:lang w:val="en-GB"/>
+        </w:rPr>
+        <w:t xml:space="preserve">. </w:t>
+      </w:r>
+      <w:proofErr w:type="spellStart"/>
+      <w:r>
+        <w:rPr>
+          <w:lang w:val="en-GB"/>
+        </w:rPr>
+        <w:t>Curabitur</w:t>
+      </w:r>
+      <w:proofErr w:type="spellEnd"/>
+      <w:r>
+        <w:rPr>
+          <w:lang w:val="en-GB"/>
+        </w:rPr>
+        <w:t xml:space="preserve"> </w:t>
+      </w:r>
+      <w:proofErr w:type="spellStart"/>
+      <w:r>
+        <w:rPr>
+          <w:lang w:val="en-GB"/>
+        </w:rPr>
+        <w:t>eget</w:t>
+      </w:r>
+      <w:proofErr w:type="spellEnd"/>
+      <w:r>
+        <w:rPr>
+          <w:lang w:val="en-GB"/>
+        </w:rPr>
+        <w:t xml:space="preserve"> pulvinar ante. Class </w:t>
+      </w:r>
+      <w:proofErr w:type="spellStart"/>
+      <w:r>
+        <w:rPr>
+          <w:lang w:val="en-GB"/>
+        </w:rPr>
+        <w:t>aptent</w:t>
+      </w:r>
+      <w:proofErr w:type="spellEnd"/>
+      <w:r>
+        <w:rPr>
+          <w:lang w:val="en-GB"/>
+        </w:rPr>
+        <w:t xml:space="preserve"> </w:t>
+      </w:r>
+      <w:proofErr w:type="spellStart"/>
+      <w:r>
+        <w:rPr>
+          <w:lang w:val="en-GB"/>
+        </w:rPr>
+        <w:t>taciti</w:t>
+      </w:r>
+      <w:proofErr w:type="spellEnd"/>
+      <w:r>
+        <w:rPr>
+          <w:lang w:val="en-GB"/>
+        </w:rPr>
+        <w:t xml:space="preserve"> </w:t>
+      </w:r>
+      <w:proofErr w:type="spellStart"/>
+      <w:r>
+        <w:rPr>
+          <w:lang w:val="en-GB"/>
+        </w:rPr>
+        <w:t>sociosqu</w:t>
+      </w:r>
+      <w:proofErr w:type="spellEnd"/>
+      <w:r>
+        <w:rPr>
+          <w:lang w:val="en-GB"/>
+        </w:rPr>
+        <w:t xml:space="preserve"> </w:t>
+      </w:r>
+      <w:proofErr w:type="spellStart"/>
+      <w:r>
+        <w:rPr>
+          <w:lang w:val="en-GB"/>
+        </w:rPr>
+        <w:t>ad</w:t>
+      </w:r>
+      <w:proofErr w:type="spellEnd"/>
+      <w:r>
+        <w:rPr>
+          <w:lang w:val="en-GB"/>
+        </w:rPr>
+        <w:t xml:space="preserve"> </w:t>
+      </w:r>
+      <w:proofErr w:type="spellStart"/>
+      <w:r>
+        <w:rPr>
+          <w:lang w:val="en-GB"/>
+        </w:rPr>
+        <w:t>litora</w:t>
+      </w:r>
+      <w:proofErr w:type="spellEnd"/>
+      <w:r>
+        <w:rPr>
+          <w:lang w:val="en-GB"/>
+        </w:rPr>
+        <w:t xml:space="preserve"> </w:t>
+      </w:r>
+      <w:proofErr w:type="spellStart"/>
+      <w:r>
+        <w:rPr>
+          <w:lang w:val="en-GB"/>
+        </w:rPr>
+        <w:t>torquent</w:t>
+      </w:r>
+      <w:proofErr w:type="spellEnd"/>
+      <w:r>
+        <w:rPr>
+          <w:lang w:val="en-GB"/>
+        </w:rPr>
+        <w:t xml:space="preserve"> per </w:t>
+      </w:r>
+      <w:proofErr w:type="spellStart"/>
+      <w:r>
+        <w:rPr>
+          <w:lang w:val="en-GB"/>
+        </w:rPr>
+        <w:t>conubia</w:t>
+      </w:r>
+      <w:proofErr w:type="spellEnd"/>
+      <w:r>
+        <w:rPr>
+          <w:lang w:val="en-GB"/>
+        </w:rPr>
+        <w:t xml:space="preserve"> nostra, per </w:t>
+      </w:r>
+      <w:proofErr w:type="spellStart"/>
+      <w:r>
+        <w:rPr>
+          <w:lang w:val="en-GB"/>
+        </w:rPr>
+        <w:t>inceptos</w:t>
+      </w:r>
+      <w:proofErr w:type="spellEnd"/>
+      <w:r>
+        <w:rPr>
+          <w:lang w:val="en-GB"/>
+        </w:rPr>
+        <w:t xml:space="preserve"> </w:t>
+      </w:r>
+      <w:proofErr w:type="spellStart"/>
+      <w:r>
+        <w:rPr>
+          <w:lang w:val="en-GB"/>
+        </w:rPr>
+        <w:t>himenaeos</w:t>
+      </w:r>
+      <w:proofErr w:type="spellEnd"/>
+      <w:r>
+        <w:rPr>
+          <w:lang w:val="en-GB"/>
+        </w:rPr>
+        <w:t xml:space="preserve">. Donec id </w:t>
+      </w:r>
+      <w:proofErr w:type="spellStart"/>
+      <w:r>
+        <w:rPr>
+          <w:lang w:val="en-GB"/>
+        </w:rPr>
+        <w:t>enim</w:t>
+      </w:r>
+      <w:proofErr w:type="spellEnd"/>
+      <w:r>
+        <w:rPr>
+          <w:lang w:val="en-GB"/>
+        </w:rPr>
+        <w:t xml:space="preserve"> id eros pulvinar </w:t>
+      </w:r>
+      <w:proofErr w:type="spellStart"/>
+      <w:r>
+        <w:rPr>
+          <w:lang w:val="en-GB"/>
+        </w:rPr>
+        <w:t>ultrices</w:t>
+      </w:r>
+      <w:proofErr w:type="spellEnd"/>
+      <w:r>
+        <w:rPr>
+          <w:lang w:val="en-GB"/>
+        </w:rPr>
+        <w:t xml:space="preserve"> sit </w:t>
+      </w:r>
+      <w:proofErr w:type="spellStart"/>
+      <w:r>
+        <w:rPr>
+          <w:lang w:val="en-GB"/>
+        </w:rPr>
+        <w:t>amet</w:t>
+      </w:r>
+      <w:proofErr w:type="spellEnd"/>
+      <w:r>
+        <w:rPr>
+          <w:lang w:val="en-GB"/>
+        </w:rPr>
+        <w:t xml:space="preserve"> a diam. In </w:t>
+      </w:r>
+      <w:proofErr w:type="spellStart"/>
+      <w:r>
+        <w:rPr>
+          <w:lang w:val="en-GB"/>
+        </w:rPr>
+        <w:t>eu</w:t>
+      </w:r>
+      <w:proofErr w:type="spellEnd"/>
+      <w:r>
+        <w:rPr>
+          <w:lang w:val="en-GB"/>
+        </w:rPr>
+        <w:t xml:space="preserve"> </w:t>
+      </w:r>
+      <w:proofErr w:type="spellStart"/>
+      <w:r>
+        <w:rPr>
+          <w:lang w:val="en-GB"/>
+        </w:rPr>
+        <w:t>quam</w:t>
+      </w:r>
+      <w:proofErr w:type="spellEnd"/>
+      <w:r>
+        <w:rPr>
+          <w:lang w:val="en-GB"/>
+        </w:rPr>
+        <w:t xml:space="preserve"> </w:t>
+      </w:r>
+      <w:proofErr w:type="spellStart"/>
+      <w:r>
+        <w:rPr>
+          <w:lang w:val="en-GB"/>
+        </w:rPr>
+        <w:t>rutrum</w:t>
+      </w:r>
+      <w:proofErr w:type="spellEnd"/>
+      <w:r>
+        <w:rPr>
+          <w:lang w:val="en-GB"/>
+        </w:rPr>
+        <w:t xml:space="preserve">, </w:t>
+      </w:r>
+      <w:proofErr w:type="spellStart"/>
+      <w:r>
+        <w:rPr>
+          <w:lang w:val="en-GB"/>
+        </w:rPr>
+        <w:t>consequat</w:t>
+      </w:r>
+      <w:proofErr w:type="spellEnd"/>
+      <w:r>
+        <w:rPr>
+          <w:lang w:val="en-GB"/>
+        </w:rPr>
+        <w:t xml:space="preserve"> </w:t>
+      </w:r>
+      <w:proofErr w:type="spellStart"/>
+      <w:r>
+        <w:rPr>
+          <w:lang w:val="en-GB"/>
+        </w:rPr>
+        <w:t>urna</w:t>
+      </w:r>
+      <w:proofErr w:type="spellEnd"/>
+      <w:r>
+        <w:rPr>
+          <w:lang w:val="en-GB"/>
+        </w:rPr>
+        <w:t xml:space="preserve"> nec, pulvinar </w:t>
+      </w:r>
+      <w:proofErr w:type="spellStart"/>
+      <w:r>
+        <w:rPr>
+          <w:lang w:val="en-GB"/>
+        </w:rPr>
+        <w:t>tortor</w:t>
+      </w:r>
+      <w:proofErr w:type="spellEnd"/>
+      <w:r>
+        <w:rPr>
+          <w:lang w:val="en-GB"/>
+        </w:rPr>
+        <w:t xml:space="preserve">. </w:t>
+      </w:r>
+      <w:proofErr w:type="spellStart"/>
+      <w:r>
+        <w:rPr>
+          <w:lang w:val="en-GB"/>
+        </w:rPr>
+        <w:t>Curabitur</w:t>
+      </w:r>
+      <w:proofErr w:type="spellEnd"/>
+      <w:r>
+        <w:rPr>
+          <w:lang w:val="en-GB"/>
+        </w:rPr>
+        <w:t xml:space="preserve"> in </w:t>
+      </w:r>
+      <w:proofErr w:type="spellStart"/>
+      <w:r>
+        <w:rPr>
+          <w:lang w:val="en-GB"/>
+        </w:rPr>
+        <w:t>orci</w:t>
+      </w:r>
+      <w:proofErr w:type="spellEnd"/>
+      <w:r>
+        <w:rPr>
+          <w:lang w:val="en-GB"/>
+        </w:rPr>
+        <w:t xml:space="preserve"> pulvinar, </w:t>
+      </w:r>
+      <w:proofErr w:type="spellStart"/>
+      <w:r>
+        <w:rPr>
+          <w:lang w:val="en-GB"/>
+        </w:rPr>
+        <w:t>rhoncus</w:t>
+      </w:r>
+      <w:proofErr w:type="spellEnd"/>
+      <w:r>
+        <w:rPr>
+          <w:lang w:val="en-GB"/>
+        </w:rPr>
+        <w:t xml:space="preserve"> lorem </w:t>
+      </w:r>
+      <w:proofErr w:type="spellStart"/>
+      <w:r>
+        <w:rPr>
+          <w:lang w:val="en-GB"/>
+        </w:rPr>
+        <w:t>ut</w:t>
+      </w:r>
+      <w:proofErr w:type="spellEnd"/>
+      <w:r>
+        <w:rPr>
+          <w:lang w:val="en-GB"/>
+        </w:rPr>
+        <w:t xml:space="preserve">, </w:t>
+      </w:r>
+      <w:proofErr w:type="spellStart"/>
+      <w:r>
+        <w:rPr>
+          <w:lang w:val="en-GB"/>
+        </w:rPr>
+        <w:t>pretium</w:t>
+      </w:r>
+      <w:proofErr w:type="spellEnd"/>
+      <w:r>
+        <w:rPr>
+          <w:lang w:val="en-GB"/>
+        </w:rPr>
+        <w:t xml:space="preserve"> </w:t>
+      </w:r>
+      <w:proofErr w:type="spellStart"/>
+      <w:r>
+        <w:rPr>
+          <w:lang w:val="en-GB"/>
+        </w:rPr>
+        <w:t>orci</w:t>
+      </w:r>
+      <w:proofErr w:type="spellEnd"/>
+      <w:r>
+        <w:rPr>
+          <w:lang w:val="en-GB"/>
+        </w:rPr>
+        <w:t>.</w:t>
       </w:r>
     </w:p>
     <w:p>
@@ -178,7 +5472,637 @@
         <w:rPr>
           <w:lang w:val="en-GB"/>
         </w:rPr>
-        <w:t>Vestibulum vel libero quis elit placerat lobortis. Phasellus faucibus quis risus ac finibus. Etiam maximus aliquam quam, ac facilisis justo pellentesque quis. Ut a diam a tellus imperdiet iaculis sed et tortor. Integer at est libero. Morbi quis finibus nisi. Nam tortor tellus, rutrum eu sodales ut, tincidunt et sapien. Morbi a tincidunt metus. Nulla porta dolor ac tempor pellentesque. Nam nec vehicula lectus. Phasellus maximus interdum eros nec imperdiet. Donec vitae magna sem. Vestibulum scelerisque tellus ut congue fringilla.</w:t>
+        <w:t xml:space="preserve">Vestibulum </w:t>
+      </w:r>
+      <w:proofErr w:type="spellStart"/>
+      <w:r>
+        <w:rPr>
+          <w:lang w:val="en-GB"/>
+        </w:rPr>
+        <w:t>vel</w:t>
+      </w:r>
+      <w:proofErr w:type="spellEnd"/>
+      <w:r>
+        <w:rPr>
+          <w:lang w:val="en-GB"/>
+        </w:rPr>
+        <w:t xml:space="preserve"> libero quis </w:t>
+      </w:r>
+      <w:proofErr w:type="spellStart"/>
+      <w:r>
+        <w:rPr>
+          <w:lang w:val="en-GB"/>
+        </w:rPr>
+        <w:t>elit</w:t>
+      </w:r>
+      <w:proofErr w:type="spellEnd"/>
+      <w:r>
+        <w:rPr>
+          <w:lang w:val="en-GB"/>
+        </w:rPr>
+        <w:t xml:space="preserve"> </w:t>
+      </w:r>
+      <w:proofErr w:type="spellStart"/>
+      <w:r>
+        <w:rPr>
+          <w:lang w:val="en-GB"/>
+        </w:rPr>
+        <w:t>placerat</w:t>
+      </w:r>
+      <w:proofErr w:type="spellEnd"/>
+      <w:r>
+        <w:rPr>
+          <w:lang w:val="en-GB"/>
+        </w:rPr>
+        <w:t xml:space="preserve"> </w:t>
+      </w:r>
+      <w:proofErr w:type="spellStart"/>
+      <w:r>
+        <w:rPr>
+          <w:lang w:val="en-GB"/>
+        </w:rPr>
+        <w:t>lobortis</w:t>
+      </w:r>
+      <w:proofErr w:type="spellEnd"/>
+      <w:r>
+        <w:rPr>
+          <w:lang w:val="en-GB"/>
+        </w:rPr>
+        <w:t xml:space="preserve">. </w:t>
+      </w:r>
+      <w:proofErr w:type="spellStart"/>
+      <w:r>
+        <w:rPr>
+          <w:lang w:val="en-GB"/>
+        </w:rPr>
+        <w:t>Phasellus</w:t>
+      </w:r>
+      <w:proofErr w:type="spellEnd"/>
+      <w:r>
+        <w:rPr>
+          <w:lang w:val="en-GB"/>
+        </w:rPr>
+        <w:t xml:space="preserve"> </w:t>
+      </w:r>
+      <w:proofErr w:type="spellStart"/>
+      <w:r>
+        <w:rPr>
+          <w:lang w:val="en-GB"/>
+        </w:rPr>
+        <w:t>faucibus</w:t>
+      </w:r>
+      <w:proofErr w:type="spellEnd"/>
+      <w:r>
+        <w:rPr>
+          <w:lang w:val="en-GB"/>
+        </w:rPr>
+        <w:t xml:space="preserve"> quis </w:t>
+      </w:r>
+      <w:proofErr w:type="spellStart"/>
+      <w:r>
+        <w:rPr>
+          <w:lang w:val="en-GB"/>
+        </w:rPr>
+        <w:t>risus</w:t>
+      </w:r>
+      <w:proofErr w:type="spellEnd"/>
+      <w:r>
+        <w:rPr>
+          <w:lang w:val="en-GB"/>
+        </w:rPr>
+        <w:t xml:space="preserve"> ac </w:t>
+      </w:r>
+      <w:proofErr w:type="spellStart"/>
+      <w:r>
+        <w:rPr>
+          <w:lang w:val="en-GB"/>
+        </w:rPr>
+        <w:t>finibus</w:t>
+      </w:r>
+      <w:proofErr w:type="spellEnd"/>
+      <w:r>
+        <w:rPr>
+          <w:lang w:val="en-GB"/>
+        </w:rPr>
+        <w:t xml:space="preserve">. </w:t>
+      </w:r>
+      <w:proofErr w:type="spellStart"/>
+      <w:r>
+        <w:rPr>
+          <w:lang w:val="en-GB"/>
+        </w:rPr>
+        <w:t>Etiam</w:t>
+      </w:r>
+      <w:proofErr w:type="spellEnd"/>
+      <w:r>
+        <w:rPr>
+          <w:lang w:val="en-GB"/>
+        </w:rPr>
+        <w:t xml:space="preserve"> maximus </w:t>
+      </w:r>
+      <w:proofErr w:type="spellStart"/>
+      <w:r>
+        <w:rPr>
+          <w:lang w:val="en-GB"/>
+        </w:rPr>
+        <w:t>aliquam</w:t>
+      </w:r>
+      <w:proofErr w:type="spellEnd"/>
+      <w:r>
+        <w:rPr>
+          <w:lang w:val="en-GB"/>
+        </w:rPr>
+        <w:t xml:space="preserve"> </w:t>
+      </w:r>
+      <w:proofErr w:type="spellStart"/>
+      <w:r>
+        <w:rPr>
+          <w:lang w:val="en-GB"/>
+        </w:rPr>
+        <w:t>quam</w:t>
+      </w:r>
+      <w:proofErr w:type="spellEnd"/>
+      <w:r>
+        <w:rPr>
+          <w:lang w:val="en-GB"/>
+        </w:rPr>
+        <w:t xml:space="preserve">, ac </w:t>
+      </w:r>
+      <w:proofErr w:type="spellStart"/>
+      <w:r>
+        <w:rPr>
+          <w:lang w:val="en-GB"/>
+        </w:rPr>
+        <w:t>facilisis</w:t>
+      </w:r>
+      <w:proofErr w:type="spellEnd"/>
+      <w:r>
+        <w:rPr>
+          <w:lang w:val="en-GB"/>
+        </w:rPr>
+        <w:t xml:space="preserve"> </w:t>
+      </w:r>
+      <w:proofErr w:type="spellStart"/>
+      <w:r>
+        <w:rPr>
+          <w:lang w:val="en-GB"/>
+        </w:rPr>
+        <w:t>justo</w:t>
+      </w:r>
+      <w:proofErr w:type="spellEnd"/>
+      <w:r>
+        <w:rPr>
+          <w:lang w:val="en-GB"/>
+        </w:rPr>
+        <w:t xml:space="preserve"> </w:t>
+      </w:r>
+      <w:proofErr w:type="spellStart"/>
+      <w:r>
+        <w:rPr>
+          <w:lang w:val="en-GB"/>
+        </w:rPr>
+        <w:t>pellentesque</w:t>
+      </w:r>
+      <w:proofErr w:type="spellEnd"/>
+      <w:r>
+        <w:rPr>
+          <w:lang w:val="en-GB"/>
+        </w:rPr>
+        <w:t xml:space="preserve"> quis. Ut a </w:t>
+      </w:r>
+      <w:proofErr w:type="spellStart"/>
+      <w:r>
+        <w:rPr>
+          <w:lang w:val="en-GB"/>
+        </w:rPr>
+        <w:t>diam</w:t>
+      </w:r>
+      <w:proofErr w:type="spellEnd"/>
+      <w:r>
+        <w:rPr>
+          <w:lang w:val="en-GB"/>
+        </w:rPr>
+        <w:t xml:space="preserve"> a </w:t>
+      </w:r>
+      <w:proofErr w:type="spellStart"/>
+      <w:r>
+        <w:rPr>
+          <w:lang w:val="en-GB"/>
+        </w:rPr>
+        <w:t>tellus</w:t>
+      </w:r>
+      <w:proofErr w:type="spellEnd"/>
+      <w:r>
+        <w:rPr>
+          <w:lang w:val="en-GB"/>
+        </w:rPr>
+        <w:t xml:space="preserve"> </w:t>
+      </w:r>
+      <w:proofErr w:type="spellStart"/>
+      <w:r>
+        <w:rPr>
+          <w:lang w:val="en-GB"/>
+        </w:rPr>
+        <w:t>imperdiet</w:t>
+      </w:r>
+      <w:proofErr w:type="spellEnd"/>
+      <w:r>
+        <w:rPr>
+          <w:lang w:val="en-GB"/>
+        </w:rPr>
+        <w:t xml:space="preserve"> </w:t>
+      </w:r>
+      <w:proofErr w:type="spellStart"/>
+      <w:r>
+        <w:rPr>
+          <w:lang w:val="en-GB"/>
+        </w:rPr>
+        <w:t>iaculis</w:t>
+      </w:r>
+      <w:proofErr w:type="spellEnd"/>
+      <w:r>
+        <w:rPr>
+          <w:lang w:val="en-GB"/>
+        </w:rPr>
+        <w:t xml:space="preserve"> </w:t>
+      </w:r>
+      <w:proofErr w:type="spellStart"/>
+      <w:r>
+        <w:rPr>
+          <w:lang w:val="en-GB"/>
+        </w:rPr>
+        <w:t>sed</w:t>
+      </w:r>
+      <w:proofErr w:type="spellEnd"/>
+      <w:r>
+        <w:rPr>
+          <w:lang w:val="en-GB"/>
+        </w:rPr>
+        <w:t xml:space="preserve"> et </w:t>
+      </w:r>
+      <w:proofErr w:type="spellStart"/>
+      <w:r>
+        <w:rPr>
+          <w:lang w:val="en-GB"/>
+        </w:rPr>
+        <w:t>tortor</w:t>
+      </w:r>
+      <w:proofErr w:type="spellEnd"/>
+      <w:r>
+        <w:rPr>
+          <w:lang w:val="en-GB"/>
+        </w:rPr>
+        <w:t xml:space="preserve">. Integer at est libero. Morbi quis </w:t>
+      </w:r>
+      <w:proofErr w:type="spellStart"/>
+      <w:r>
+        <w:rPr>
+          <w:lang w:val="en-GB"/>
+        </w:rPr>
+        <w:t>finibus</w:t>
+      </w:r>
+      <w:proofErr w:type="spellEnd"/>
+      <w:r>
+        <w:rPr>
+          <w:lang w:val="en-GB"/>
+        </w:rPr>
+        <w:t xml:space="preserve"> nisi. Nam </w:t>
+      </w:r>
+      <w:proofErr w:type="spellStart"/>
+      <w:r>
+        <w:rPr>
+          <w:lang w:val="en-GB"/>
+        </w:rPr>
+        <w:t>tortor</w:t>
+      </w:r>
+      <w:proofErr w:type="spellEnd"/>
+      <w:r>
+        <w:rPr>
+          <w:lang w:val="en-GB"/>
+        </w:rPr>
+        <w:t xml:space="preserve"> </w:t>
+      </w:r>
+      <w:proofErr w:type="spellStart"/>
+      <w:r>
+        <w:rPr>
+          <w:lang w:val="en-GB"/>
+        </w:rPr>
+        <w:t>tellus</w:t>
+      </w:r>
+      <w:proofErr w:type="spellEnd"/>
+      <w:r>
+        <w:rPr>
+          <w:lang w:val="en-GB"/>
+        </w:rPr>
+        <w:t xml:space="preserve">, </w:t>
+      </w:r>
+      <w:proofErr w:type="spellStart"/>
+      <w:r>
+        <w:rPr>
+          <w:lang w:val="en-GB"/>
+        </w:rPr>
+        <w:t>rutrum</w:t>
+      </w:r>
+      <w:proofErr w:type="spellEnd"/>
+      <w:r>
+        <w:rPr>
+          <w:lang w:val="en-GB"/>
+        </w:rPr>
+        <w:t xml:space="preserve"> </w:t>
+      </w:r>
+      <w:proofErr w:type="spellStart"/>
+      <w:r>
+        <w:rPr>
+          <w:lang w:val="en-GB"/>
+        </w:rPr>
+        <w:t>eu</w:t>
+      </w:r>
+      <w:proofErr w:type="spellEnd"/>
+      <w:r>
+        <w:rPr>
+          <w:lang w:val="en-GB"/>
+        </w:rPr>
+        <w:t xml:space="preserve"> </w:t>
+      </w:r>
+      <w:proofErr w:type="spellStart"/>
+      <w:r>
+        <w:rPr>
+          <w:lang w:val="en-GB"/>
+        </w:rPr>
+        <w:t>sodales</w:t>
+      </w:r>
+      <w:proofErr w:type="spellEnd"/>
+      <w:r>
+        <w:rPr>
+          <w:lang w:val="en-GB"/>
+        </w:rPr>
+        <w:t xml:space="preserve"> </w:t>
+      </w:r>
+      <w:proofErr w:type="spellStart"/>
+      <w:r>
+        <w:rPr>
+          <w:lang w:val="en-GB"/>
+        </w:rPr>
+        <w:t>ut</w:t>
+      </w:r>
+      <w:proofErr w:type="spellEnd"/>
+      <w:r>
+        <w:rPr>
+          <w:lang w:val="en-GB"/>
+        </w:rPr>
+        <w:t xml:space="preserve">, </w:t>
+      </w:r>
+      <w:proofErr w:type="spellStart"/>
+      <w:r>
+        <w:rPr>
+          <w:lang w:val="en-GB"/>
+        </w:rPr>
+        <w:t>tincidunt</w:t>
+      </w:r>
+      <w:proofErr w:type="spellEnd"/>
+      <w:r>
+        <w:rPr>
+          <w:lang w:val="en-GB"/>
+        </w:rPr>
+        <w:t xml:space="preserve"> et </w:t>
+      </w:r>
+      <w:proofErr w:type="spellStart"/>
+      <w:r>
+        <w:rPr>
+          <w:lang w:val="en-GB"/>
+        </w:rPr>
+        <w:t>sapien</w:t>
+      </w:r>
+      <w:proofErr w:type="spellEnd"/>
+      <w:r>
+        <w:rPr>
+          <w:lang w:val="en-GB"/>
+        </w:rPr>
+        <w:t xml:space="preserve">. Morbi a </w:t>
+      </w:r>
+      <w:proofErr w:type="spellStart"/>
+      <w:r>
+        <w:rPr>
+          <w:lang w:val="en-GB"/>
+        </w:rPr>
+        <w:t>tincidunt</w:t>
+      </w:r>
+      <w:proofErr w:type="spellEnd"/>
+      <w:r>
+        <w:rPr>
+          <w:lang w:val="en-GB"/>
+        </w:rPr>
+        <w:t xml:space="preserve"> </w:t>
+      </w:r>
+      <w:proofErr w:type="spellStart"/>
+      <w:r>
+        <w:rPr>
+          <w:lang w:val="en-GB"/>
+        </w:rPr>
+        <w:t>metus</w:t>
+      </w:r>
+      <w:proofErr w:type="spellEnd"/>
+      <w:r>
+        <w:rPr>
+          <w:lang w:val="en-GB"/>
+        </w:rPr>
+        <w:t xml:space="preserve">. </w:t>
+      </w:r>
+      <w:proofErr w:type="spellStart"/>
+      <w:r>
+        <w:rPr>
+          <w:lang w:val="en-GB"/>
+        </w:rPr>
+        <w:t>Nulla</w:t>
+      </w:r>
+      <w:proofErr w:type="spellEnd"/>
+      <w:r>
+        <w:rPr>
+          <w:lang w:val="en-GB"/>
+        </w:rPr>
+        <w:t xml:space="preserve"> porta </w:t>
+      </w:r>
+      <w:proofErr w:type="spellStart"/>
+      <w:r>
+        <w:rPr>
+          <w:lang w:val="en-GB"/>
+        </w:rPr>
+        <w:t>dolor</w:t>
+      </w:r>
+      <w:proofErr w:type="spellEnd"/>
+      <w:r>
+        <w:rPr>
+          <w:lang w:val="en-GB"/>
+        </w:rPr>
+        <w:t xml:space="preserve"> ac </w:t>
+      </w:r>
+      <w:proofErr w:type="spellStart"/>
+      <w:r>
+        <w:rPr>
+          <w:lang w:val="en-GB"/>
+        </w:rPr>
+        <w:t>tempor</w:t>
+      </w:r>
+      <w:proofErr w:type="spellEnd"/>
+      <w:r>
+        <w:rPr>
+          <w:lang w:val="en-GB"/>
+        </w:rPr>
+        <w:t xml:space="preserve"> </w:t>
+      </w:r>
+      <w:proofErr w:type="spellStart"/>
+      <w:r>
+        <w:rPr>
+          <w:lang w:val="en-GB"/>
+        </w:rPr>
+        <w:t>pellentesque</w:t>
+      </w:r>
+      <w:proofErr w:type="spellEnd"/>
+      <w:r>
+        <w:rPr>
+          <w:lang w:val="en-GB"/>
+        </w:rPr>
+        <w:t xml:space="preserve">. Nam nec </w:t>
+      </w:r>
+      <w:proofErr w:type="spellStart"/>
+      <w:r>
+        <w:rPr>
+          <w:lang w:val="en-GB"/>
+        </w:rPr>
+        <w:t>vehicula</w:t>
+      </w:r>
+      <w:proofErr w:type="spellEnd"/>
+      <w:r>
+        <w:rPr>
+          <w:lang w:val="en-GB"/>
+        </w:rPr>
+        <w:t xml:space="preserve"> </w:t>
+      </w:r>
+      <w:proofErr w:type="spellStart"/>
+      <w:r>
+        <w:rPr>
+          <w:lang w:val="en-GB"/>
+        </w:rPr>
+        <w:t>lectus</w:t>
+      </w:r>
+      <w:proofErr w:type="spellEnd"/>
+      <w:r>
+        <w:rPr>
+          <w:lang w:val="en-GB"/>
+        </w:rPr>
+        <w:t xml:space="preserve">. </w:t>
+      </w:r>
+      <w:proofErr w:type="spellStart"/>
+      <w:r>
+        <w:rPr>
+          <w:lang w:val="en-GB"/>
+        </w:rPr>
+        <w:t>Phasellus</w:t>
+      </w:r>
+      <w:proofErr w:type="spellEnd"/>
+      <w:r>
+        <w:rPr>
+          <w:lang w:val="en-GB"/>
+        </w:rPr>
+        <w:t xml:space="preserve"> maximus </w:t>
+      </w:r>
+      <w:proofErr w:type="spellStart"/>
+      <w:r>
+        <w:rPr>
+          <w:lang w:val="en-GB"/>
+        </w:rPr>
+        <w:t>interdum</w:t>
+      </w:r>
+      <w:proofErr w:type="spellEnd"/>
+      <w:r>
+        <w:rPr>
+          <w:lang w:val="en-GB"/>
+        </w:rPr>
+        <w:t xml:space="preserve"> eros nec </w:t>
+      </w:r>
+      <w:proofErr w:type="spellStart"/>
+      <w:r>
+        <w:rPr>
+          <w:lang w:val="en-GB"/>
+        </w:rPr>
+        <w:t>imperdiet</w:t>
+      </w:r>
+      <w:proofErr w:type="spellEnd"/>
+      <w:r>
+        <w:rPr>
+          <w:lang w:val="en-GB"/>
+        </w:rPr>
+        <w:t xml:space="preserve">. Donec vitae magna sem. Vestibulum </w:t>
+      </w:r>
+      <w:proofErr w:type="spellStart"/>
+      <w:r>
+        <w:rPr>
+          <w:lang w:val="en-GB"/>
+        </w:rPr>
+        <w:t>scelerisque</w:t>
+      </w:r>
+      <w:proofErr w:type="spellEnd"/>
+      <w:r>
+        <w:rPr>
+          <w:lang w:val="en-GB"/>
+        </w:rPr>
+        <w:t xml:space="preserve"> </w:t>
+      </w:r>
+      <w:proofErr w:type="spellStart"/>
+      <w:r>
+        <w:rPr>
+          <w:lang w:val="en-GB"/>
+        </w:rPr>
+        <w:t>tellus</w:t>
+      </w:r>
+      <w:proofErr w:type="spellEnd"/>
+      <w:r>
+        <w:rPr>
+          <w:lang w:val="en-GB"/>
+        </w:rPr>
+        <w:t xml:space="preserve"> </w:t>
+      </w:r>
+      <w:proofErr w:type="spellStart"/>
+      <w:r>
+        <w:rPr>
+          <w:lang w:val="en-GB"/>
+        </w:rPr>
+        <w:t>ut</w:t>
+      </w:r>
+      <w:proofErr w:type="spellEnd"/>
+      <w:r>
+        <w:rPr>
+          <w:lang w:val="en-GB"/>
+        </w:rPr>
+        <w:t xml:space="preserve"> </w:t>
+      </w:r>
+      <w:proofErr w:type="spellStart"/>
+      <w:r>
+        <w:rPr>
+          <w:lang w:val="en-GB"/>
+        </w:rPr>
+        <w:t>congue</w:t>
+      </w:r>
+      <w:proofErr w:type="spellEnd"/>
+      <w:r>
+        <w:rPr>
+          <w:lang w:val="en-GB"/>
+        </w:rPr>
+        <w:t xml:space="preserve"> </w:t>
+      </w:r>
+      <w:proofErr w:type="spellStart"/>
+      <w:r>
+        <w:rPr>
+          <w:lang w:val="en-GB"/>
+        </w:rPr>
+        <w:t>fringilla</w:t>
+      </w:r>
+      <w:proofErr w:type="spellEnd"/>
+      <w:r>
+        <w:rPr>
+          <w:lang w:val="en-GB"/>
+        </w:rPr>
+        <w:t>.</w:t>
       </w:r>
     </w:p>
     <w:p>
@@ -393,17 +6317,31 @@
       <w:spacing w:before="80"/>
       <w:jc w:val="center"/>
     </w:pPr>
+    <w:proofErr w:type="gramStart"/>
     <w:r>
       <w:rPr>
         <w:sz w:val="17"/>
       </w:rPr>
-      <w:t>wcnh2027@gmail.com </w:t>
+      <w:t>wcnh2027.com</w:t>
     </w:r>
     <w:r>
       <w:rPr>
         <w:sz w:val="17"/>
       </w:rPr>
-      <w:t xml:space="preserve"> |  Page </w:t>
+      <w:t xml:space="preserve">  </w:t>
+    </w:r>
+    <w:r>
+      <w:rPr>
+        <w:sz w:val="17"/>
+      </w:rPr>
+      <w:t>|</w:t>
+    </w:r>
+    <w:proofErr w:type="gramEnd"/>
+    <w:r>
+      <w:rPr>
+        <w:sz w:val="17"/>
+      </w:rPr>
+      <w:t xml:space="preserve">  Page </w:t>
     </w:r>
     <w:r>
       <w:fldChar w:fldCharType="begin"/>
@@ -566,17 +6504,31 @@
       <w:spacing w:before="80"/>
       <w:jc w:val="center"/>
     </w:pPr>
+    <w:proofErr w:type="gramStart"/>
     <w:r>
       <w:rPr>
         <w:sz w:val="17"/>
       </w:rPr>
-      <w:t>wcnh2027@gmail.com </w:t>
+      <w:t>wcnh2027.com</w:t>
     </w:r>
     <w:r>
       <w:rPr>
         <w:sz w:val="17"/>
       </w:rPr>
-      <w:t xml:space="preserve"> |  Page </w:t>
+      <w:t xml:space="preserve">  </w:t>
+    </w:r>
+    <w:r>
+      <w:rPr>
+        <w:sz w:val="17"/>
+      </w:rPr>
+      <w:t>|</w:t>
+    </w:r>
+    <w:proofErr w:type="gramEnd"/>
+    <w:r>
+      <w:rPr>
+        <w:sz w:val="17"/>
+      </w:rPr>
+      <w:t xml:space="preserve">  Page </w:t>
     </w:r>
     <w:r>
       <w:fldChar w:fldCharType="begin"/>
@@ -774,7 +6726,23 @@
               <w:b/>
               <w:color w:val="FFFFFF" w:themeColor="background1"/>
             </w:rPr>
-            <w:t>23–27 May 2027 | Rethymno, Crete</w:t>
+            <w:t xml:space="preserve">23–27 May 2027 | </w:t>
+          </w:r>
+          <w:proofErr w:type="spellStart"/>
+          <w:r>
+            <w:rPr>
+              <w:b/>
+              <w:color w:val="FFFFFF" w:themeColor="background1"/>
+            </w:rPr>
+            <w:t>Rethymno</w:t>
+          </w:r>
+          <w:proofErr w:type="spellEnd"/>
+          <w:r>
+            <w:rPr>
+              <w:b/>
+              <w:color w:val="FFFFFF" w:themeColor="background1"/>
+            </w:rPr>
+            <w:t>, Crete</w:t>
           </w:r>
         </w:p>
       </w:tc>
@@ -792,11 +6760,12 @@
       <w:tblBorders>
         <w:top w:val="none" w:sz="0" w:space="0" w:color="auto"/>
         <w:left w:val="none" w:sz="0" w:space="0" w:color="auto"/>
-        <w:bottom w:val="none" w:sz="0" w:space="0" w:color="auto"/>
+        <w:bottom w:val="single" w:sz="4" w:space="0" w:color="F79646" w:themeColor="accent6"/>
         <w:right w:val="none" w:sz="0" w:space="0" w:color="auto"/>
         <w:insideH w:val="none" w:sz="0" w:space="0" w:color="auto"/>
         <w:insideV w:val="none" w:sz="0" w:space="0" w:color="auto"/>
       </w:tblBorders>
+      <w:shd w:val="clear" w:color="auto" w:fill="EEECE1" w:themeFill="background2"/>
       <w:tblLook w:val="04A0" w:firstRow="1" w:lastRow="0" w:firstColumn="1" w:lastColumn="0" w:noHBand="0" w:noVBand="1"/>
     </w:tblPr>
     <w:tblGrid>
@@ -807,6 +6776,7 @@
       <w:tc>
         <w:tcPr>
           <w:tcW w:w="2093" w:type="dxa"/>
+          <w:shd w:val="clear" w:color="auto" w:fill="EEECE1" w:themeFill="background2"/>
         </w:tcPr>
         <w:p>
           <w:pPr>
@@ -858,13 +6828,22 @@
       <w:tc>
         <w:tcPr>
           <w:tcW w:w="8203" w:type="dxa"/>
+          <w:shd w:val="clear" w:color="auto" w:fill="EEECE1" w:themeFill="background2"/>
         </w:tcPr>
         <w:p>
           <w:pPr>
             <w:pStyle w:val="Heading1"/>
           </w:pPr>
           <w:r>
-            <w:t>15th World Congress on Neurohypophysial Hormones (WCNH 2027)</w:t>
+            <w:t xml:space="preserve">15th World Congress on </w:t>
+          </w:r>
+          <w:proofErr w:type="spellStart"/>
+          <w:r>
+            <w:t>Neurohypophysial</w:t>
+          </w:r>
+          <w:proofErr w:type="spellEnd"/>
+          <w:r>
+            <w:t xml:space="preserve"> Hormones (WCNH 2027)</w:t>
           </w:r>
         </w:p>
         <w:p>
@@ -872,7 +6851,15 @@
             <w:pStyle w:val="Heading2"/>
           </w:pPr>
           <w:r>
-            <w:t>23–27 May 2027 | Rethymno, Crete</w:t>
+            <w:t xml:space="preserve">23–27 May 2027 | </w:t>
+          </w:r>
+          <w:proofErr w:type="spellStart"/>
+          <w:r>
+            <w:t>Rethymno</w:t>
+          </w:r>
+          <w:proofErr w:type="spellEnd"/>
+          <w:r>
+            <w:t>, Crete</w:t>
           </w:r>
         </w:p>
       </w:tc>
